--- a/Architecture & Workflow Documentation.docx
+++ b/Architecture & Workflow Documentation.docx
@@ -71,247 +71,160 @@
       </w:pPr>
       <w:r>
         <w:rPr>
-          <w:rFonts w:ascii="Times New Roman" w:eastAsia="Times New Roman" w:hAnsi="Times New Roman" w:cs="Times New Roman"/>
-          <w:sz w:val="24"/>
-          <w:szCs w:val="24"/>
-          <w:lang w:eastAsia="en-IN"/>
-        </w:rPr>
-        <w:t xml:space="preserve">The </w:t>
-      </w:r>
-      <w:r>
-        <w:rPr>
-          <w:rFonts w:ascii="Times New Roman" w:eastAsia="Times New Roman" w:hAnsi="Times New Roman" w:cs="Times New Roman"/>
-          <w:b/>
-          <w:bCs/>
-          <w:sz w:val="24"/>
-          <w:szCs w:val="24"/>
-          <w:lang w:eastAsia="en-IN"/>
-        </w:rPr>
-        <w:t>Knowledge Platform Capstone</w:t>
-      </w:r>
-      <w:r>
-        <w:rPr>
-          <w:rFonts w:ascii="Times New Roman" w:eastAsia="Times New Roman" w:hAnsi="Times New Roman" w:cs="Times New Roman"/>
-          <w:sz w:val="24"/>
-          <w:szCs w:val="24"/>
-          <w:lang w:eastAsia="en-IN"/>
-        </w:rPr>
-        <w:t xml:space="preserve"> is a full</w:t>
-      </w:r>
-      <w:r>
-        <w:rPr>
-          <w:rFonts w:ascii="Times New Roman" w:eastAsia="Times New Roman" w:hAnsi="Times New Roman" w:cs="Times New Roman"/>
-          <w:sz w:val="24"/>
-          <w:szCs w:val="24"/>
-          <w:lang w:eastAsia="en-IN"/>
-        </w:rPr>
-        <w:noBreakHyphen/>
-        <w:t xml:space="preserve">stack AI application that enables users to upload multiple documents, query them, and receive intelligent answers. It combines a </w:t>
-      </w:r>
-      <w:r>
-        <w:rPr>
-          <w:rFonts w:ascii="Times New Roman" w:eastAsia="Times New Roman" w:hAnsi="Times New Roman" w:cs="Times New Roman"/>
-          <w:b/>
-          <w:bCs/>
-          <w:sz w:val="24"/>
-          <w:szCs w:val="24"/>
-          <w:lang w:eastAsia="en-IN"/>
+          <w:rFonts w:ascii="Times New Roman" w:hAnsi="Times New Roman" w:cs="Times New Roman"/>
+          <w:sz w:val="24"/>
+          <w:szCs w:val="24"/>
+        </w:rPr>
+        <w:t xml:space="preserve">The Knowledge Platform Capstone is a </w:t>
+      </w:r>
+      <w:proofErr w:type="spellStart"/>
+      <w:r>
+        <w:rPr>
+          <w:rFonts w:ascii="Times New Roman" w:hAnsi="Times New Roman" w:cs="Times New Roman"/>
+          <w:sz w:val="24"/>
+          <w:szCs w:val="24"/>
+        </w:rPr>
+        <w:t>fullstack</w:t>
+      </w:r>
+      <w:proofErr w:type="spellEnd"/>
+      <w:r>
+        <w:rPr>
+          <w:rFonts w:ascii="Times New Roman" w:hAnsi="Times New Roman" w:cs="Times New Roman"/>
+          <w:sz w:val="24"/>
+          <w:szCs w:val="24"/>
+        </w:rPr>
+        <w:t xml:space="preserve"> AI application that enables users to upload multiple documents, query them, and receive intelligent answers. It combines a </w:t>
+      </w:r>
+      <w:r>
+        <w:rPr>
+          <w:rStyle w:val="Strong"/>
+          <w:rFonts w:ascii="Times New Roman" w:hAnsi="Times New Roman" w:cs="Times New Roman"/>
+          <w:sz w:val="24"/>
+          <w:szCs w:val="24"/>
         </w:rPr>
         <w:t>Next.js frontend</w:t>
       </w:r>
       <w:r>
         <w:rPr>
-          <w:rFonts w:ascii="Times New Roman" w:eastAsia="Times New Roman" w:hAnsi="Times New Roman" w:cs="Times New Roman"/>
-          <w:sz w:val="24"/>
-          <w:szCs w:val="24"/>
-          <w:lang w:eastAsia="en-IN"/>
+          <w:rFonts w:ascii="Times New Roman" w:hAnsi="Times New Roman" w:cs="Times New Roman"/>
+          <w:sz w:val="24"/>
+          <w:szCs w:val="24"/>
         </w:rPr>
         <w:t xml:space="preserve"> with a </w:t>
       </w:r>
       <w:proofErr w:type="spellStart"/>
       <w:r>
         <w:rPr>
-          <w:rFonts w:ascii="Times New Roman" w:eastAsia="Times New Roman" w:hAnsi="Times New Roman" w:cs="Times New Roman"/>
-          <w:b/>
-          <w:bCs/>
-          <w:sz w:val="24"/>
-          <w:szCs w:val="24"/>
-          <w:lang w:eastAsia="en-IN"/>
+          <w:rStyle w:val="Strong"/>
+          <w:rFonts w:ascii="Times New Roman" w:hAnsi="Times New Roman" w:cs="Times New Roman"/>
+          <w:sz w:val="24"/>
+          <w:szCs w:val="24"/>
         </w:rPr>
         <w:t>FastAPI</w:t>
       </w:r>
       <w:proofErr w:type="spellEnd"/>
       <w:r>
         <w:rPr>
-          <w:rFonts w:ascii="Times New Roman" w:eastAsia="Times New Roman" w:hAnsi="Times New Roman" w:cs="Times New Roman"/>
-          <w:b/>
-          <w:bCs/>
-          <w:sz w:val="24"/>
-          <w:szCs w:val="24"/>
-          <w:lang w:eastAsia="en-IN"/>
+          <w:rStyle w:val="Strong"/>
+          <w:rFonts w:ascii="Times New Roman" w:hAnsi="Times New Roman" w:cs="Times New Roman"/>
+          <w:sz w:val="24"/>
+          <w:szCs w:val="24"/>
         </w:rPr>
         <w:t xml:space="preserve"> backend</w:t>
       </w:r>
       <w:r>
         <w:rPr>
-          <w:rFonts w:ascii="Times New Roman" w:eastAsia="Times New Roman" w:hAnsi="Times New Roman" w:cs="Times New Roman"/>
-          <w:sz w:val="24"/>
-          <w:szCs w:val="24"/>
-          <w:lang w:eastAsia="en-IN"/>
+          <w:rFonts w:ascii="Times New Roman" w:hAnsi="Times New Roman" w:cs="Times New Roman"/>
+          <w:sz w:val="24"/>
+          <w:szCs w:val="24"/>
         </w:rPr>
         <w:t xml:space="preserve">, supported by </w:t>
       </w:r>
       <w:r>
         <w:rPr>
-          <w:rFonts w:ascii="Times New Roman" w:eastAsia="Times New Roman" w:hAnsi="Times New Roman" w:cs="Times New Roman"/>
-          <w:b/>
-          <w:bCs/>
-          <w:sz w:val="24"/>
-          <w:szCs w:val="24"/>
-          <w:lang w:eastAsia="en-IN"/>
+          <w:rStyle w:val="Strong"/>
+          <w:rFonts w:ascii="Times New Roman" w:hAnsi="Times New Roman" w:cs="Times New Roman"/>
+          <w:sz w:val="24"/>
+          <w:szCs w:val="24"/>
         </w:rPr>
         <w:t>FAISS vector search</w:t>
       </w:r>
       <w:r>
         <w:rPr>
-          <w:rFonts w:ascii="Times New Roman" w:eastAsia="Times New Roman" w:hAnsi="Times New Roman" w:cs="Times New Roman"/>
-          <w:sz w:val="24"/>
-          <w:szCs w:val="24"/>
-          <w:lang w:eastAsia="en-IN"/>
+          <w:rFonts w:ascii="Times New Roman" w:hAnsi="Times New Roman" w:cs="Times New Roman"/>
+          <w:sz w:val="24"/>
+          <w:szCs w:val="24"/>
         </w:rPr>
         <w:t xml:space="preserve">, </w:t>
       </w:r>
       <w:r>
         <w:rPr>
-          <w:rFonts w:ascii="Times New Roman" w:eastAsia="Times New Roman" w:hAnsi="Times New Roman" w:cs="Times New Roman"/>
-          <w:b/>
-          <w:bCs/>
-          <w:sz w:val="24"/>
-          <w:szCs w:val="24"/>
-          <w:lang w:eastAsia="en-IN"/>
-        </w:rPr>
-        <w:t>memory persistence</w:t>
-      </w:r>
-      <w:r>
-        <w:rPr>
-          <w:rFonts w:ascii="Times New Roman" w:eastAsia="Times New Roman" w:hAnsi="Times New Roman" w:cs="Times New Roman"/>
-          <w:sz w:val="24"/>
-          <w:szCs w:val="24"/>
-          <w:lang w:eastAsia="en-IN"/>
+          <w:rStyle w:val="Strong"/>
+          <w:rFonts w:ascii="Times New Roman" w:hAnsi="Times New Roman" w:cs="Times New Roman"/>
+          <w:sz w:val="24"/>
+          <w:szCs w:val="24"/>
+        </w:rPr>
+        <w:t>Chroma memory persistence</w:t>
+      </w:r>
+      <w:r>
+        <w:rPr>
+          <w:rFonts w:ascii="Times New Roman" w:hAnsi="Times New Roman" w:cs="Times New Roman"/>
+          <w:sz w:val="24"/>
+          <w:szCs w:val="24"/>
+        </w:rPr>
+        <w:t xml:space="preserve">, and specialized agents. The system was developed, tested locally, and deployed to Azure using </w:t>
+      </w:r>
+      <w:r>
+        <w:rPr>
+          <w:rStyle w:val="Strong"/>
+          <w:rFonts w:ascii="Times New Roman" w:hAnsi="Times New Roman" w:cs="Times New Roman"/>
+          <w:sz w:val="24"/>
+          <w:szCs w:val="24"/>
+        </w:rPr>
+        <w:t>Container Instances</w:t>
+      </w:r>
+      <w:r>
+        <w:rPr>
+          <w:rFonts w:ascii="Times New Roman" w:hAnsi="Times New Roman" w:cs="Times New Roman"/>
+          <w:sz w:val="24"/>
+          <w:szCs w:val="24"/>
+        </w:rPr>
+        <w:t xml:space="preserve">, </w:t>
+      </w:r>
+      <w:r>
+        <w:rPr>
+          <w:rStyle w:val="Strong"/>
+          <w:rFonts w:ascii="Times New Roman" w:hAnsi="Times New Roman" w:cs="Times New Roman"/>
+          <w:sz w:val="24"/>
+          <w:szCs w:val="24"/>
+        </w:rPr>
+        <w:t>App Service</w:t>
+      </w:r>
+      <w:r>
+        <w:rPr>
+          <w:rFonts w:ascii="Times New Roman" w:hAnsi="Times New Roman" w:cs="Times New Roman"/>
+          <w:sz w:val="24"/>
+          <w:szCs w:val="24"/>
         </w:rPr>
         <w:t xml:space="preserve">, and </w:t>
       </w:r>
       <w:r>
         <w:rPr>
-          <w:rFonts w:ascii="Times New Roman" w:eastAsia="Times New Roman" w:hAnsi="Times New Roman" w:cs="Times New Roman"/>
-          <w:b/>
-          <w:bCs/>
-          <w:sz w:val="24"/>
-          <w:szCs w:val="24"/>
-          <w:lang w:eastAsia="en-IN"/>
-        </w:rPr>
-        <w:t>specialized agents</w:t>
-      </w:r>
-      <w:r>
-        <w:rPr>
-          <w:rFonts w:ascii="Times New Roman" w:eastAsia="Times New Roman" w:hAnsi="Times New Roman" w:cs="Times New Roman"/>
-          <w:sz w:val="24"/>
-          <w:szCs w:val="24"/>
-          <w:lang w:eastAsia="en-IN"/>
+          <w:rStyle w:val="Strong"/>
+          <w:rFonts w:ascii="Times New Roman" w:hAnsi="Times New Roman" w:cs="Times New Roman"/>
+          <w:sz w:val="24"/>
+          <w:szCs w:val="24"/>
+        </w:rPr>
+        <w:t>Front Door</w:t>
+      </w:r>
+      <w:r>
+        <w:rPr>
+          <w:rFonts w:ascii="Times New Roman" w:hAnsi="Times New Roman" w:cs="Times New Roman"/>
+          <w:sz w:val="24"/>
+          <w:szCs w:val="24"/>
         </w:rPr>
         <w:t>.</w:t>
       </w:r>
-    </w:p>
-    <w:p>
-      <w:pPr>
-        <w:spacing w:before="100" w:beforeAutospacing="1" w:after="0" w:line="240" w:lineRule="auto"/>
-        <w:rPr>
-          <w:rFonts w:ascii="Times New Roman" w:eastAsia="Times New Roman" w:hAnsi="Times New Roman" w:cs="Times New Roman"/>
-          <w:sz w:val="24"/>
-          <w:szCs w:val="24"/>
-          <w:lang w:eastAsia="en-IN"/>
-        </w:rPr>
-      </w:pPr>
-      <w:r>
-        <w:rPr>
-          <w:rFonts w:ascii="Times New Roman" w:eastAsia="Times New Roman" w:hAnsi="Times New Roman" w:cs="Times New Roman"/>
-          <w:sz w:val="24"/>
-          <w:szCs w:val="24"/>
-          <w:lang w:eastAsia="en-IN"/>
-        </w:rPr>
-        <w:t xml:space="preserve">This document explains the </w:t>
-      </w:r>
-      <w:r>
-        <w:rPr>
-          <w:rFonts w:ascii="Times New Roman" w:eastAsia="Times New Roman" w:hAnsi="Times New Roman" w:cs="Times New Roman"/>
-          <w:b/>
-          <w:bCs/>
-          <w:sz w:val="24"/>
-          <w:szCs w:val="24"/>
-          <w:lang w:eastAsia="en-IN"/>
-        </w:rPr>
-        <w:t>architecture</w:t>
-      </w:r>
-      <w:r>
-        <w:rPr>
-          <w:rFonts w:ascii="Times New Roman" w:eastAsia="Times New Roman" w:hAnsi="Times New Roman" w:cs="Times New Roman"/>
-          <w:sz w:val="24"/>
-          <w:szCs w:val="24"/>
-          <w:lang w:eastAsia="en-IN"/>
-        </w:rPr>
-        <w:t xml:space="preserve">, </w:t>
-      </w:r>
-      <w:r>
-        <w:rPr>
-          <w:rFonts w:ascii="Times New Roman" w:eastAsia="Times New Roman" w:hAnsi="Times New Roman" w:cs="Times New Roman"/>
-          <w:b/>
-          <w:bCs/>
-          <w:sz w:val="24"/>
-          <w:szCs w:val="24"/>
-          <w:lang w:eastAsia="en-IN"/>
-        </w:rPr>
-        <w:t>workflow</w:t>
-      </w:r>
-      <w:r>
-        <w:rPr>
-          <w:rFonts w:ascii="Times New Roman" w:eastAsia="Times New Roman" w:hAnsi="Times New Roman" w:cs="Times New Roman"/>
-          <w:sz w:val="24"/>
-          <w:szCs w:val="24"/>
-          <w:lang w:eastAsia="en-IN"/>
-        </w:rPr>
-        <w:t xml:space="preserve">, and </w:t>
-      </w:r>
-      <w:r>
-        <w:rPr>
-          <w:rFonts w:ascii="Times New Roman" w:eastAsia="Times New Roman" w:hAnsi="Times New Roman" w:cs="Times New Roman"/>
-          <w:b/>
-          <w:bCs/>
-          <w:sz w:val="24"/>
-          <w:szCs w:val="24"/>
-          <w:lang w:eastAsia="en-IN"/>
-        </w:rPr>
-        <w:t>limitations</w:t>
-      </w:r>
-      <w:r>
-        <w:rPr>
-          <w:rFonts w:ascii="Times New Roman" w:eastAsia="Times New Roman" w:hAnsi="Times New Roman" w:cs="Times New Roman"/>
-          <w:sz w:val="24"/>
-          <w:szCs w:val="24"/>
-          <w:lang w:eastAsia="en-IN"/>
-        </w:rPr>
-        <w:t xml:space="preserve"> of the system in detail.</w:t>
-      </w:r>
-    </w:p>
-    <w:p>
-      <w:pPr>
-        <w:spacing w:before="100" w:beforeAutospacing="1" w:after="0" w:line="240" w:lineRule="auto"/>
-        <w:rPr>
-          <w:rFonts w:ascii="Times New Roman" w:eastAsia="Times New Roman" w:hAnsi="Times New Roman" w:cs="Times New Roman"/>
-          <w:sz w:val="24"/>
-          <w:szCs w:val="24"/>
-          <w:lang w:eastAsia="en-IN"/>
-        </w:rPr>
-      </w:pPr>
     </w:p>
     <w:p>
       <w:pPr>
@@ -362,20 +275,6 @@
         </w:rPr>
         <w:t>2.1 High-Level Architecture Diagram</w:t>
       </w:r>
-    </w:p>
-    <w:p>
-      <w:pPr>
-        <w:spacing w:before="100" w:beforeAutospacing="1" w:after="0" w:line="240" w:lineRule="auto"/>
-        <w:outlineLvl w:val="2"/>
-        <w:rPr>
-          <w:rFonts w:ascii="Times New Roman" w:eastAsia="Times New Roman" w:hAnsi="Times New Roman" w:cs="Times New Roman"/>
-          <w:b/>
-          <w:bCs/>
-          <w:sz w:val="27"/>
-          <w:szCs w:val="27"/>
-          <w:lang w:eastAsia="en-IN"/>
-        </w:rPr>
-      </w:pPr>
     </w:p>
     <w:p>
       <w:pPr>
@@ -1134,10 +1033,238 @@
     <w:p>
       <w:pPr>
         <w:pStyle w:val="Heading3"/>
+      </w:pPr>
+      <w:r>
+        <w:t>2.2 Frontend Components</w:t>
+      </w:r>
+    </w:p>
+    <w:p>
+      <w:pPr>
+        <w:pStyle w:val="NormalWeb"/>
+        <w:numPr>
+          <w:ilvl w:val="0"/>
+          <w:numId w:val="7"/>
+        </w:numPr>
+      </w:pPr>
+      <w:r>
+        <w:rPr>
+          <w:rStyle w:val="Strong"/>
+        </w:rPr>
+        <w:t>Framework</w:t>
+      </w:r>
+      <w:r>
+        <w:t>: Next.js + Material UI + Tailwind CSS.</w:t>
+      </w:r>
+    </w:p>
+    <w:p>
+      <w:pPr>
+        <w:pStyle w:val="NormalWeb"/>
+        <w:numPr>
+          <w:ilvl w:val="0"/>
+          <w:numId w:val="7"/>
+        </w:numPr>
+      </w:pPr>
+      <w:r>
+        <w:rPr>
+          <w:rStyle w:val="Strong"/>
+        </w:rPr>
+        <w:t>Key Components</w:t>
+      </w:r>
+      <w:r>
+        <w:t>:</w:t>
+      </w:r>
+    </w:p>
+    <w:p>
+      <w:pPr>
+        <w:pStyle w:val="NormalWeb"/>
+        <w:numPr>
+          <w:ilvl w:val="1"/>
+          <w:numId w:val="7"/>
+        </w:numPr>
+      </w:pPr>
+      <w:proofErr w:type="spellStart"/>
+      <w:r>
+        <w:rPr>
+          <w:rStyle w:val="HTMLCode"/>
+          <w:rFonts w:ascii="Times New Roman" w:hAnsi="Times New Roman" w:cs="Times New Roman"/>
+          <w:sz w:val="24"/>
+          <w:szCs w:val="24"/>
+        </w:rPr>
+        <w:t>UploadForm</w:t>
+      </w:r>
+      <w:proofErr w:type="spellEnd"/>
+      <w:r>
+        <w:t>: handles document ingestion and clearing docs.</w:t>
+      </w:r>
+    </w:p>
+    <w:p>
+      <w:pPr>
+        <w:pStyle w:val="NormalWeb"/>
+        <w:numPr>
+          <w:ilvl w:val="1"/>
+          <w:numId w:val="7"/>
+        </w:numPr>
+      </w:pPr>
+      <w:proofErr w:type="spellStart"/>
+      <w:r>
+        <w:rPr>
+          <w:rStyle w:val="HTMLCode"/>
+          <w:rFonts w:ascii="Times New Roman" w:hAnsi="Times New Roman" w:cs="Times New Roman"/>
+          <w:sz w:val="24"/>
+          <w:szCs w:val="24"/>
+        </w:rPr>
+        <w:t>QueryBox</w:t>
+      </w:r>
+      <w:proofErr w:type="spellEnd"/>
+      <w:r>
+        <w:t>: submits queries, displays chat history, clears memory.</w:t>
+      </w:r>
+    </w:p>
+    <w:p>
+      <w:pPr>
+        <w:pStyle w:val="NormalWeb"/>
+        <w:numPr>
+          <w:ilvl w:val="1"/>
+          <w:numId w:val="7"/>
+        </w:numPr>
+      </w:pPr>
+      <w:proofErr w:type="spellStart"/>
+      <w:r>
+        <w:rPr>
+          <w:rStyle w:val="HTMLCode"/>
+          <w:rFonts w:ascii="Times New Roman" w:hAnsi="Times New Roman" w:cs="Times New Roman"/>
+          <w:sz w:val="24"/>
+          <w:szCs w:val="24"/>
+        </w:rPr>
+        <w:t>AnswerDisplay</w:t>
+      </w:r>
+      <w:proofErr w:type="spellEnd"/>
+      <w:r>
+        <w:t>: shows answers with source labels (Calculator, Finance, Healthcare, Shopping, Code, Search, Memory, RAG).</w:t>
+      </w:r>
+    </w:p>
+    <w:p>
+      <w:pPr>
+        <w:pStyle w:val="NormalWeb"/>
+        <w:numPr>
+          <w:ilvl w:val="1"/>
+          <w:numId w:val="7"/>
+        </w:numPr>
+      </w:pPr>
+      <w:proofErr w:type="spellStart"/>
+      <w:r>
+        <w:rPr>
+          <w:rStyle w:val="HTMLCode"/>
+          <w:rFonts w:ascii="Times New Roman" w:hAnsi="Times New Roman" w:cs="Times New Roman"/>
+          <w:sz w:val="24"/>
+          <w:szCs w:val="24"/>
+        </w:rPr>
+        <w:t>NavigationBar</w:t>
+      </w:r>
+      <w:proofErr w:type="spellEnd"/>
+      <w:r>
+        <w:t xml:space="preserve"> and </w:t>
+      </w:r>
+      <w:r>
+        <w:rPr>
+          <w:rStyle w:val="HTMLCode"/>
+          <w:rFonts w:ascii="Times New Roman" w:hAnsi="Times New Roman" w:cs="Times New Roman"/>
+          <w:sz w:val="24"/>
+          <w:szCs w:val="24"/>
+        </w:rPr>
+        <w:t>Footer</w:t>
+      </w:r>
+      <w:r>
+        <w:t>: layout consistency.</w:t>
+      </w:r>
+    </w:p>
+    <w:p>
+      <w:pPr>
+        <w:pStyle w:val="NormalWeb"/>
+        <w:numPr>
+          <w:ilvl w:val="1"/>
+          <w:numId w:val="7"/>
+        </w:numPr>
+      </w:pPr>
+      <w:proofErr w:type="spellStart"/>
+      <w:r>
+        <w:rPr>
+          <w:rStyle w:val="HTMLCode"/>
+          <w:rFonts w:ascii="Times New Roman" w:hAnsi="Times New Roman" w:cs="Times New Roman"/>
+          <w:sz w:val="24"/>
+          <w:szCs w:val="24"/>
+        </w:rPr>
+        <w:t>ThemeRegistry</w:t>
+      </w:r>
+      <w:proofErr w:type="spellEnd"/>
+      <w:r>
+        <w:t>: custom MUI theme with deep blue/green palette.</w:t>
+      </w:r>
+    </w:p>
+    <w:p>
+      <w:pPr>
+        <w:pStyle w:val="NormalWeb"/>
+        <w:numPr>
+          <w:ilvl w:val="0"/>
+          <w:numId w:val="7"/>
+        </w:numPr>
+      </w:pPr>
+      <w:r>
+        <w:rPr>
+          <w:rStyle w:val="Strong"/>
+        </w:rPr>
+        <w:t>API Integration</w:t>
+      </w:r>
+      <w:r>
+        <w:t xml:space="preserve">: </w:t>
+      </w:r>
+      <w:proofErr w:type="spellStart"/>
+      <w:r>
+        <w:t>Axios</w:t>
+      </w:r>
+      <w:proofErr w:type="spellEnd"/>
+      <w:r>
+        <w:t xml:space="preserve"> client configured with </w:t>
+      </w:r>
+      <w:r>
+        <w:rPr>
+          <w:rStyle w:val="HTMLCode"/>
+          <w:rFonts w:ascii="Times New Roman" w:hAnsi="Times New Roman" w:cs="Times New Roman"/>
+          <w:sz w:val="24"/>
+          <w:szCs w:val="24"/>
+        </w:rPr>
+        <w:t>NEXT_PUBLIC_API_URL</w:t>
+      </w:r>
+      <w:r>
+        <w:t>.</w:t>
+      </w:r>
+    </w:p>
+    <w:p>
+      <w:pPr>
+        <w:pStyle w:val="Heading3"/>
         <w:spacing w:after="0" w:afterAutospacing="0"/>
       </w:pPr>
-      <w:r>
-        <w:t>2.2 Backend Components</w:t>
+    </w:p>
+    <w:p>
+      <w:pPr>
+        <w:pStyle w:val="Heading3"/>
+        <w:spacing w:after="0" w:afterAutospacing="0"/>
+      </w:pPr>
+    </w:p>
+    <w:p>
+      <w:pPr>
+        <w:pStyle w:val="Heading3"/>
+        <w:spacing w:after="0" w:afterAutospacing="0"/>
+      </w:pPr>
+      <w:r>
+        <w:lastRenderedPageBreak/>
+        <w:t>2.</w:t>
+      </w:r>
+      <w:r>
+        <w:t>3</w:t>
+      </w:r>
+      <w:r>
+        <w:t xml:space="preserve"> Backend Components</w:t>
       </w:r>
     </w:p>
     <w:p>
@@ -1225,7 +1352,7 @@
         <w:spacing w:after="0" w:afterAutospacing="0"/>
       </w:pPr>
       <w:r>
-        <w:t>Registry of specialized agents: Calculator, Finance, Healthcare, Shopping, Code, Search.</w:t>
+        <w:t xml:space="preserve">Registry of specialized agents (Calculator, Finance, Healthcare, Shopping, Code, Search, Date, Time, Memory). </w:t>
       </w:r>
     </w:p>
     <w:p>
@@ -1238,7 +1365,45 @@
         <w:spacing w:after="0" w:afterAutospacing="0"/>
       </w:pPr>
       <w:r>
-        <w:t>Routes queries to the correct agent.</w:t>
+        <w:t>Routes queries to the correct agent, supports sync/async.</w:t>
+      </w:r>
+    </w:p>
+    <w:p>
+      <w:pPr>
+        <w:pStyle w:val="NormalWeb"/>
+        <w:numPr>
+          <w:ilvl w:val="0"/>
+          <w:numId w:val="1"/>
+        </w:numPr>
+        <w:spacing w:after="0" w:afterAutospacing="0"/>
+        <w:rPr>
+          <w:b/>
+          <w:bCs/>
+        </w:rPr>
+      </w:pPr>
+      <w:r>
+        <w:rPr>
+          <w:b/>
+          <w:bCs/>
+        </w:rPr>
+        <w:t>Crew (</w:t>
+      </w:r>
+      <w:proofErr w:type="spellStart"/>
+      <w:r>
+        <w:rPr>
+          <w:b/>
+          <w:bCs/>
+        </w:rPr>
+        <w:t>AutoGen</w:t>
+      </w:r>
+      <w:proofErr w:type="spellEnd"/>
+      <w:r>
+        <w:rPr>
+          <w:b/>
+          <w:bCs/>
+        </w:rPr>
+        <w:noBreakHyphen/>
+        <w:t>style Orchestration)</w:t>
       </w:r>
     </w:p>
     <w:p>
@@ -1251,7 +1416,83 @@
         <w:spacing w:after="0" w:afterAutospacing="0"/>
       </w:pPr>
       <w:r>
-        <w:t>Supports both synchronous and asynchronous agents.</w:t>
+        <w:t>Planner Agent: decomposes queries into subtasks</w:t>
+      </w:r>
+    </w:p>
+    <w:p>
+      <w:pPr>
+        <w:pStyle w:val="NormalWeb"/>
+        <w:numPr>
+          <w:ilvl w:val="1"/>
+          <w:numId w:val="1"/>
+        </w:numPr>
+        <w:spacing w:after="0" w:afterAutospacing="0"/>
+      </w:pPr>
+      <w:r>
+        <w:t>Retriever Agent: fetches relevant chunks from FAISS</w:t>
+      </w:r>
+    </w:p>
+    <w:p>
+      <w:pPr>
+        <w:pStyle w:val="NormalWeb"/>
+        <w:numPr>
+          <w:ilvl w:val="1"/>
+          <w:numId w:val="1"/>
+        </w:numPr>
+        <w:spacing w:after="0" w:afterAutospacing="0"/>
+      </w:pPr>
+      <w:r>
+        <w:t xml:space="preserve">Executor Agent: drafts answers using </w:t>
+      </w:r>
+      <w:proofErr w:type="spellStart"/>
+      <w:r>
+        <w:t>Groq</w:t>
+      </w:r>
+      <w:proofErr w:type="spellEnd"/>
+      <w:r>
+        <w:t xml:space="preserve"> API + evidence</w:t>
+      </w:r>
+      <w:r>
+        <w:t>.</w:t>
+      </w:r>
+    </w:p>
+    <w:p>
+      <w:pPr>
+        <w:pStyle w:val="NormalWeb"/>
+        <w:numPr>
+          <w:ilvl w:val="1"/>
+          <w:numId w:val="1"/>
+        </w:numPr>
+        <w:spacing w:after="0" w:afterAutospacing="0"/>
+      </w:pPr>
+      <w:r>
+        <w:t>Critic Agent: evaluates grounding and conciseness, retries if needed</w:t>
+      </w:r>
+    </w:p>
+    <w:p>
+      <w:pPr>
+        <w:pStyle w:val="NormalWeb"/>
+        <w:numPr>
+          <w:ilvl w:val="1"/>
+          <w:numId w:val="1"/>
+        </w:numPr>
+        <w:spacing w:after="0" w:afterAutospacing="0"/>
+      </w:pPr>
+      <w:r>
+        <w:t>Memory Agent: stores Q&amp;A interactions in STM, EPI, LTM.</w:t>
+      </w:r>
+    </w:p>
+    <w:p>
+      <w:pPr>
+        <w:pStyle w:val="NormalWeb"/>
+        <w:numPr>
+          <w:ilvl w:val="1"/>
+          <w:numId w:val="1"/>
+        </w:numPr>
+        <w:spacing w:after="0" w:afterAutospacing="0"/>
+      </w:pPr>
+      <w:r>
+        <w:t>Loop continues until Critic approves or max rounds reached.</w:t>
       </w:r>
     </w:p>
     <w:p>
@@ -1263,14 +1504,12 @@
         </w:numPr>
         <w:spacing w:after="0" w:afterAutospacing="0"/>
       </w:pPr>
-      <w:proofErr w:type="spellStart"/>
       <w:r>
         <w:rPr>
           <w:rStyle w:val="Strong"/>
         </w:rPr>
-        <w:t>LangSmith</w:t>
-      </w:r>
-      <w:proofErr w:type="spellEnd"/>
+        <w:t>Vector Service (FAISS)</w:t>
+      </w:r>
     </w:p>
     <w:p>
       <w:pPr>
@@ -1282,8 +1521,7 @@
         <w:spacing w:after="0" w:afterAutospacing="0"/>
       </w:pPr>
       <w:r>
-        <w:lastRenderedPageBreak/>
-        <w:t>Provides tracing and observability.</w:t>
+        <w:t>Stores embeddings of document chunks.</w:t>
       </w:r>
     </w:p>
     <w:p>
@@ -1296,7 +1534,20 @@
         <w:spacing w:after="0" w:afterAutospacing="0"/>
       </w:pPr>
       <w:r>
-        <w:t>Each query pipeline is traceable for debugging and performance monitoring.</w:t>
+        <w:t>Hybrid search: semantic + keyword.</w:t>
+      </w:r>
+    </w:p>
+    <w:p>
+      <w:pPr>
+        <w:pStyle w:val="NormalWeb"/>
+        <w:numPr>
+          <w:ilvl w:val="1"/>
+          <w:numId w:val="1"/>
+        </w:numPr>
+        <w:spacing w:after="0" w:afterAutospacing="0"/>
+      </w:pPr>
+      <w:r>
+        <w:t>Cached search for efficiency.</w:t>
       </w:r>
     </w:p>
     <w:p>
@@ -1312,22 +1563,7 @@
         <w:rPr>
           <w:rStyle w:val="Strong"/>
         </w:rPr>
-        <w:t>Crew (</w:t>
-      </w:r>
-      <w:proofErr w:type="spellStart"/>
-      <w:r>
-        <w:rPr>
-          <w:rStyle w:val="Strong"/>
-        </w:rPr>
-        <w:t>AutoGen</w:t>
-      </w:r>
-      <w:proofErr w:type="spellEnd"/>
-      <w:r>
-        <w:rPr>
-          <w:rStyle w:val="Strong"/>
-        </w:rPr>
-        <w:noBreakHyphen/>
-        <w:t>style Orchestration)</w:t>
+        <w:t>Memory Service (Chroma)</w:t>
       </w:r>
     </w:p>
     <w:p>
@@ -1340,7 +1576,11 @@
         <w:spacing w:after="0" w:afterAutospacing="0"/>
       </w:pPr>
       <w:r>
-        <w:t>Planner Agent: decomposes queries into subtasks.</w:t>
+        <w:t>Short</w:t>
+      </w:r>
+      <w:r>
+        <w:noBreakHyphen/>
+        <w:t>Term Memory (STM): recent queries.</w:t>
       </w:r>
     </w:p>
     <w:p>
@@ -1353,7 +1593,7 @@
         <w:spacing w:after="0" w:afterAutospacing="0"/>
       </w:pPr>
       <w:r>
-        <w:t>Retriever Agent: fetches relevant chunks from FAISS.</w:t>
+        <w:t>Episodic Memory (EPI): summaries of interactions.</w:t>
       </w:r>
     </w:p>
     <w:p>
@@ -1366,15 +1606,11 @@
         <w:spacing w:after="0" w:afterAutospacing="0"/>
       </w:pPr>
       <w:r>
-        <w:t xml:space="preserve">Executor Agent: drafts answers using </w:t>
-      </w:r>
-      <w:proofErr w:type="spellStart"/>
-      <w:r>
-        <w:t>Groq</w:t>
-      </w:r>
-      <w:proofErr w:type="spellEnd"/>
-      <w:r>
-        <w:t xml:space="preserve"> API + evidence.</w:t>
+        <w:t>Long</w:t>
+      </w:r>
+      <w:r>
+        <w:noBreakHyphen/>
+        <w:t>Term Memory (LTM): persistent facts.</w:t>
       </w:r>
     </w:p>
     <w:p>
@@ -1387,15 +1623,46 @@
         <w:spacing w:after="0" w:afterAutospacing="0"/>
       </w:pPr>
       <w:r>
-        <w:t xml:space="preserve">Critic Agent: evaluates grounding and conciseness, requests </w:t>
-      </w:r>
-      <w:proofErr w:type="gramStart"/>
-      <w:r>
-        <w:t>retries</w:t>
-      </w:r>
-      <w:proofErr w:type="gramEnd"/>
-      <w:r>
-        <w:t xml:space="preserve"> if needed.</w:t>
+        <w:t xml:space="preserve">All persisted locally in </w:t>
+      </w:r>
+      <w:r>
+        <w:rPr>
+          <w:rStyle w:val="HTMLCode"/>
+        </w:rPr>
+        <w:t>data/memory</w:t>
+      </w:r>
+      <w:r>
+        <w:t>.</w:t>
+      </w:r>
+    </w:p>
+    <w:p>
+      <w:pPr>
+        <w:pStyle w:val="NormalWeb"/>
+        <w:numPr>
+          <w:ilvl w:val="0"/>
+          <w:numId w:val="1"/>
+        </w:numPr>
+        <w:spacing w:after="0" w:afterAutospacing="0"/>
+        <w:rPr>
+          <w:b/>
+          <w:bCs/>
+        </w:rPr>
+      </w:pPr>
+      <w:proofErr w:type="spellStart"/>
+      <w:r>
+        <w:rPr>
+          <w:b/>
+          <w:bCs/>
+        </w:rPr>
+        <w:t>Groq</w:t>
+      </w:r>
+      <w:proofErr w:type="spellEnd"/>
+      <w:r>
+        <w:rPr>
+          <w:b/>
+          <w:bCs/>
+        </w:rPr>
+        <w:t xml:space="preserve"> Client</w:t>
       </w:r>
     </w:p>
     <w:p>
@@ -1408,7 +1675,48 @@
         <w:spacing w:after="0" w:afterAutospacing="0"/>
       </w:pPr>
       <w:r>
-        <w:t>Memory Agent: stores Q&amp;A interactions in STM, EPI, LTM.</w:t>
+        <w:t xml:space="preserve">Handles LLM calls with retries and </w:t>
+      </w:r>
+      <w:proofErr w:type="spellStart"/>
+      <w:r>
+        <w:t>backoff</w:t>
+      </w:r>
+      <w:proofErr w:type="spellEnd"/>
+      <w:r>
+        <w:t>.</w:t>
+      </w:r>
+    </w:p>
+    <w:p>
+      <w:pPr>
+        <w:pStyle w:val="NormalWeb"/>
+        <w:numPr>
+          <w:ilvl w:val="0"/>
+          <w:numId w:val="1"/>
+        </w:numPr>
+        <w:spacing w:after="0" w:afterAutospacing="0"/>
+        <w:rPr>
+          <w:b/>
+          <w:bCs/>
+        </w:rPr>
+      </w:pPr>
+      <w:proofErr w:type="spellStart"/>
+      <w:r>
+        <w:rPr>
+          <w:b/>
+          <w:bCs/>
+        </w:rPr>
+        <w:t>LangSmith</w:t>
+      </w:r>
+      <w:proofErr w:type="spellEnd"/>
+      <w:r>
+        <w:t xml:space="preserve"> </w:t>
+      </w:r>
+      <w:r>
+        <w:rPr>
+          <w:b/>
+          <w:bCs/>
+        </w:rPr>
+        <w:t>Client</w:t>
       </w:r>
     </w:p>
     <w:p>
@@ -1421,7 +1729,28 @@
         <w:spacing w:after="0" w:afterAutospacing="0"/>
       </w:pPr>
       <w:r>
-        <w:t>Loop continues until Critic approves or max rounds reached.</w:t>
+        <w:t>Provides tracing and observability.</w:t>
+      </w:r>
+    </w:p>
+    <w:p>
+      <w:pPr>
+        <w:pStyle w:val="Heading2"/>
+      </w:pPr>
+    </w:p>
+    <w:p>
+      <w:pPr>
+        <w:pStyle w:val="Heading2"/>
+      </w:pPr>
+      <w:r>
+        <w:t>3. Workflow</w:t>
+      </w:r>
+    </w:p>
+    <w:p>
+      <w:pPr>
+        <w:pStyle w:val="Heading3"/>
+      </w:pPr>
+      <w:r>
+        <w:t>3.1 Document Ingestion</w:t>
       </w:r>
     </w:p>
     <w:p>
@@ -1429,15 +1758,129 @@
         <w:pStyle w:val="NormalWeb"/>
         <w:numPr>
           <w:ilvl w:val="0"/>
-          <w:numId w:val="1"/>
+          <w:numId w:val="8"/>
         </w:numPr>
-        <w:spacing w:after="0" w:afterAutospacing="0"/>
+      </w:pPr>
+      <w:r>
+        <w:t xml:space="preserve">User uploads one or multiple files via </w:t>
+      </w:r>
+      <w:proofErr w:type="spellStart"/>
+      <w:r>
+        <w:t>UploadForm</w:t>
+      </w:r>
+      <w:proofErr w:type="spellEnd"/>
+      <w:r>
+        <w:t>.</w:t>
+      </w:r>
+    </w:p>
+    <w:p>
+      <w:pPr>
+        <w:pStyle w:val="NormalWeb"/>
+        <w:numPr>
+          <w:ilvl w:val="0"/>
+          <w:numId w:val="8"/>
+        </w:numPr>
+      </w:pPr>
+      <w:r>
+        <w:t>Backend saves each file, extracts text (PDF, DOCX, TXT, CSV, Excel).</w:t>
+      </w:r>
+    </w:p>
+    <w:p>
+      <w:pPr>
+        <w:pStyle w:val="NormalWeb"/>
+        <w:numPr>
+          <w:ilvl w:val="0"/>
+          <w:numId w:val="8"/>
+        </w:numPr>
+      </w:pPr>
+      <w:r>
+        <w:t>Text chunked → embeddings generated → stored in FAISS index.</w:t>
+      </w:r>
+    </w:p>
+    <w:p>
+      <w:pPr>
+        <w:pStyle w:val="NormalWeb"/>
+        <w:numPr>
+          <w:ilvl w:val="0"/>
+          <w:numId w:val="8"/>
+        </w:numPr>
+      </w:pPr>
+      <w:r>
+        <w:t>Multiple documents indexed separately; queries can retrieve across all.</w:t>
+      </w:r>
+    </w:p>
+    <w:p>
+      <w:pPr>
+        <w:pStyle w:val="Heading3"/>
+      </w:pPr>
+    </w:p>
+    <w:p>
+      <w:pPr>
+        <w:pStyle w:val="Heading3"/>
+      </w:pPr>
+    </w:p>
+    <w:p>
+      <w:pPr>
+        <w:pStyle w:val="Heading3"/>
+      </w:pPr>
+    </w:p>
+    <w:p>
+      <w:pPr>
+        <w:pStyle w:val="Heading3"/>
+      </w:pPr>
+      <w:r>
+        <w:lastRenderedPageBreak/>
+        <w:t>3.2 Query Handling</w:t>
+      </w:r>
+    </w:p>
+    <w:p>
+      <w:pPr>
+        <w:pStyle w:val="NormalWeb"/>
+        <w:numPr>
+          <w:ilvl w:val="0"/>
+          <w:numId w:val="9"/>
+        </w:numPr>
+      </w:pPr>
+      <w:r>
+        <w:t xml:space="preserve">User submits query via </w:t>
+      </w:r>
+      <w:proofErr w:type="spellStart"/>
+      <w:r>
+        <w:t>QueryBox</w:t>
+      </w:r>
+      <w:proofErr w:type="spellEnd"/>
+      <w:r>
+        <w:t>.</w:t>
+      </w:r>
+    </w:p>
+    <w:p>
+      <w:pPr>
+        <w:pStyle w:val="NormalWeb"/>
+        <w:numPr>
+          <w:ilvl w:val="0"/>
+          <w:numId w:val="9"/>
+        </w:numPr>
+      </w:pPr>
+      <w:r>
+        <w:t>Backend guardrails check for unsafe content.</w:t>
+      </w:r>
+    </w:p>
+    <w:p>
+      <w:pPr>
+        <w:pStyle w:val="NormalWeb"/>
+        <w:numPr>
+          <w:ilvl w:val="0"/>
+          <w:numId w:val="9"/>
+        </w:numPr>
       </w:pPr>
       <w:r>
         <w:rPr>
           <w:rStyle w:val="Strong"/>
         </w:rPr>
-        <w:t>Vector Service (FAISS)</w:t>
+        <w:t>Router Agent</w:t>
+      </w:r>
+      <w:r>
+        <w:t xml:space="preserve"> decides:</w:t>
       </w:r>
     </w:p>
     <w:p>
@@ -1445,12 +1888,17 @@
         <w:pStyle w:val="NormalWeb"/>
         <w:numPr>
           <w:ilvl w:val="1"/>
-          <w:numId w:val="1"/>
+          <w:numId w:val="9"/>
         </w:numPr>
-        <w:spacing w:after="0" w:afterAutospacing="0"/>
-      </w:pPr>
-      <w:r>
-        <w:t>Stores embeddings of document chunks.</w:t>
+      </w:pPr>
+      <w:r>
+        <w:rPr>
+          <w:rStyle w:val="Strong"/>
+        </w:rPr>
+        <w:t>MCP Path</w:t>
+      </w:r>
+      <w:r>
+        <w:t>: routes to specialized agents (Calculator, Finance, Healthcare, Shopping, Code, Search, Date, Time, Memory).</w:t>
       </w:r>
     </w:p>
     <w:p>
@@ -1458,12 +1906,2410 @@
         <w:pStyle w:val="NormalWeb"/>
         <w:numPr>
           <w:ilvl w:val="1"/>
-          <w:numId w:val="1"/>
+          <w:numId w:val="9"/>
         </w:numPr>
-        <w:spacing w:after="0" w:afterAutospacing="0"/>
-      </w:pPr>
-      <w:r>
-        <w:t>Hybrid search: semantic + keyword.</w:t>
+      </w:pPr>
+      <w:r>
+        <w:rPr>
+          <w:rStyle w:val="Strong"/>
+        </w:rPr>
+        <w:t>RAG Path (Crew)</w:t>
+      </w:r>
+      <w:r>
+        <w:t>: Planner → Retriever → Executor → Critic → Memory.</w:t>
+      </w:r>
+    </w:p>
+    <w:p>
+      <w:pPr>
+        <w:pStyle w:val="NormalWeb"/>
+        <w:numPr>
+          <w:ilvl w:val="0"/>
+          <w:numId w:val="9"/>
+        </w:numPr>
+      </w:pPr>
+      <w:r>
+        <w:t xml:space="preserve">Fallback: direct </w:t>
+      </w:r>
+      <w:proofErr w:type="spellStart"/>
+      <w:r>
+        <w:t>Groq</w:t>
+      </w:r>
+      <w:proofErr w:type="spellEnd"/>
+      <w:r>
+        <w:t xml:space="preserve"> LLM if no route matches.</w:t>
+      </w:r>
+    </w:p>
+    <w:p>
+      <w:pPr>
+        <w:pStyle w:val="NormalWeb"/>
+        <w:numPr>
+          <w:ilvl w:val="0"/>
+          <w:numId w:val="9"/>
+        </w:numPr>
+      </w:pPr>
+      <w:r>
+        <w:t xml:space="preserve">Backend returns </w:t>
+      </w:r>
+      <w:r>
+        <w:rPr>
+          <w:rStyle w:val="HTMLCode"/>
+        </w:rPr>
+        <w:t>{query, answer, source}</w:t>
+      </w:r>
+      <w:r>
+        <w:t xml:space="preserve"> → frontend displays in </w:t>
+      </w:r>
+      <w:proofErr w:type="spellStart"/>
+      <w:r>
+        <w:t>AnswerDisplay</w:t>
+      </w:r>
+      <w:proofErr w:type="spellEnd"/>
+      <w:r>
+        <w:t>.</w:t>
+      </w:r>
+    </w:p>
+    <w:p>
+      <w:pPr>
+        <w:pStyle w:val="Heading3"/>
+      </w:pPr>
+      <w:r>
+        <w:t>3.3 Workflow Diagram</w:t>
+      </w:r>
+    </w:p>
+    <w:p>
+      <w:pPr>
+        <w:pStyle w:val="HTMLPreformatted"/>
+        <w:rPr>
+          <w:rStyle w:val="HTMLCode"/>
+          <w:rFonts w:ascii="Times New Roman" w:hAnsi="Times New Roman" w:cs="Times New Roman"/>
+          <w:sz w:val="24"/>
+          <w:szCs w:val="24"/>
+        </w:rPr>
+      </w:pPr>
+      <w:r>
+        <w:rPr>
+          <w:rStyle w:val="HTMLCode"/>
+          <w:rFonts w:ascii="Times New Roman" w:hAnsi="Times New Roman" w:cs="Times New Roman"/>
+          <w:sz w:val="24"/>
+          <w:szCs w:val="24"/>
+        </w:rPr>
+        <w:t xml:space="preserve">User </w:t>
+      </w:r>
+      <w:r>
+        <w:rPr>
+          <w:rStyle w:val="HTMLCode"/>
+          <w:rFonts w:ascii="Times New Roman" w:hAnsi="Times New Roman" w:cs="Times New Roman"/>
+          <w:sz w:val="24"/>
+          <w:szCs w:val="24"/>
+        </w:rPr>
+        <w:sym w:font="Wingdings" w:char="F0E0"/>
+      </w:r>
+      <w:r>
+        <w:rPr>
+          <w:rStyle w:val="HTMLCode"/>
+          <w:rFonts w:ascii="Times New Roman" w:hAnsi="Times New Roman" w:cs="Times New Roman"/>
+          <w:sz w:val="24"/>
+          <w:szCs w:val="24"/>
+        </w:rPr>
+        <w:t xml:space="preserve"> Frontend (</w:t>
+      </w:r>
+      <w:proofErr w:type="spellStart"/>
+      <w:r>
+        <w:rPr>
+          <w:rStyle w:val="HTMLCode"/>
+          <w:rFonts w:ascii="Times New Roman" w:hAnsi="Times New Roman" w:cs="Times New Roman"/>
+          <w:sz w:val="24"/>
+          <w:szCs w:val="24"/>
+        </w:rPr>
+        <w:t>UploadForm</w:t>
+      </w:r>
+      <w:proofErr w:type="spellEnd"/>
+      <w:r>
+        <w:rPr>
+          <w:rStyle w:val="HTMLCode"/>
+          <w:rFonts w:ascii="Times New Roman" w:hAnsi="Times New Roman" w:cs="Times New Roman"/>
+          <w:sz w:val="24"/>
+          <w:szCs w:val="24"/>
+        </w:rPr>
+        <w:t xml:space="preserve">) </w:t>
+      </w:r>
+      <w:r>
+        <w:rPr>
+          <w:rStyle w:val="HTMLCode"/>
+          <w:rFonts w:ascii="Times New Roman" w:hAnsi="Times New Roman" w:cs="Times New Roman"/>
+          <w:sz w:val="24"/>
+          <w:szCs w:val="24"/>
+        </w:rPr>
+        <w:sym w:font="Wingdings" w:char="F0E0"/>
+      </w:r>
+      <w:r>
+        <w:rPr>
+          <w:rStyle w:val="HTMLCode"/>
+          <w:rFonts w:ascii="Times New Roman" w:hAnsi="Times New Roman" w:cs="Times New Roman"/>
+          <w:sz w:val="24"/>
+          <w:szCs w:val="24"/>
+        </w:rPr>
+        <w:t xml:space="preserve"> Backend (/ingestion/upload)</w:t>
+      </w:r>
+    </w:p>
+    <w:p>
+      <w:pPr>
+        <w:pStyle w:val="HTMLPreformatted"/>
+        <w:rPr>
+          <w:rStyle w:val="HTMLCode"/>
+          <w:rFonts w:ascii="Times New Roman" w:hAnsi="Times New Roman" w:cs="Times New Roman"/>
+          <w:sz w:val="24"/>
+          <w:szCs w:val="24"/>
+        </w:rPr>
+      </w:pPr>
+      <w:r>
+        <w:rPr>
+          <w:rStyle w:val="HTMLCode"/>
+          <w:rFonts w:ascii="Times New Roman" w:hAnsi="Times New Roman" w:cs="Times New Roman"/>
+          <w:sz w:val="24"/>
+          <w:szCs w:val="24"/>
+        </w:rPr>
+        <w:t xml:space="preserve">     </w:t>
+      </w:r>
+      <w:r>
+        <w:rPr>
+          <w:rStyle w:val="HTMLCode"/>
+          <w:rFonts w:ascii="Times New Roman" w:hAnsi="Times New Roman" w:cs="Times New Roman"/>
+          <w:sz w:val="24"/>
+          <w:szCs w:val="24"/>
+        </w:rPr>
+        <w:sym w:font="Wingdings" w:char="F0E0"/>
+      </w:r>
+      <w:r>
+        <w:rPr>
+          <w:rStyle w:val="HTMLCode"/>
+          <w:rFonts w:ascii="Times New Roman" w:hAnsi="Times New Roman" w:cs="Times New Roman"/>
+          <w:sz w:val="24"/>
+          <w:szCs w:val="24"/>
+        </w:rPr>
+        <w:t xml:space="preserve"> Save File </w:t>
+      </w:r>
+      <w:r>
+        <w:rPr>
+          <w:rStyle w:val="HTMLCode"/>
+          <w:rFonts w:ascii="Times New Roman" w:hAnsi="Times New Roman" w:cs="Times New Roman"/>
+          <w:sz w:val="24"/>
+          <w:szCs w:val="24"/>
+        </w:rPr>
+        <w:sym w:font="Wingdings" w:char="F0E0"/>
+      </w:r>
+      <w:r>
+        <w:rPr>
+          <w:rStyle w:val="HTMLCode"/>
+          <w:rFonts w:ascii="Times New Roman" w:hAnsi="Times New Roman" w:cs="Times New Roman"/>
+          <w:sz w:val="24"/>
+          <w:szCs w:val="24"/>
+        </w:rPr>
+        <w:t xml:space="preserve"> Extract Text </w:t>
+      </w:r>
+      <w:r>
+        <w:rPr>
+          <w:rStyle w:val="HTMLCode"/>
+          <w:rFonts w:ascii="Times New Roman" w:hAnsi="Times New Roman" w:cs="Times New Roman"/>
+          <w:sz w:val="24"/>
+          <w:szCs w:val="24"/>
+        </w:rPr>
+        <w:sym w:font="Wingdings" w:char="F0E0"/>
+      </w:r>
+      <w:r>
+        <w:rPr>
+          <w:rStyle w:val="HTMLCode"/>
+          <w:rFonts w:ascii="Times New Roman" w:hAnsi="Times New Roman" w:cs="Times New Roman"/>
+          <w:sz w:val="24"/>
+          <w:szCs w:val="24"/>
+        </w:rPr>
+        <w:t xml:space="preserve"> Chunk </w:t>
+      </w:r>
+      <w:r>
+        <w:rPr>
+          <w:rStyle w:val="HTMLCode"/>
+          <w:rFonts w:ascii="Times New Roman" w:hAnsi="Times New Roman" w:cs="Times New Roman"/>
+          <w:sz w:val="24"/>
+          <w:szCs w:val="24"/>
+        </w:rPr>
+        <w:sym w:font="Wingdings" w:char="F0E0"/>
+      </w:r>
+      <w:r>
+        <w:rPr>
+          <w:rStyle w:val="HTMLCode"/>
+          <w:rFonts w:ascii="Times New Roman" w:hAnsi="Times New Roman" w:cs="Times New Roman"/>
+          <w:sz w:val="24"/>
+          <w:szCs w:val="24"/>
+        </w:rPr>
+        <w:t xml:space="preserve"> Embed </w:t>
+      </w:r>
+      <w:r>
+        <w:rPr>
+          <w:rStyle w:val="HTMLCode"/>
+          <w:rFonts w:ascii="Times New Roman" w:hAnsi="Times New Roman" w:cs="Times New Roman"/>
+          <w:sz w:val="24"/>
+          <w:szCs w:val="24"/>
+        </w:rPr>
+        <w:sym w:font="Wingdings" w:char="F0E0"/>
+      </w:r>
+      <w:r>
+        <w:rPr>
+          <w:rStyle w:val="HTMLCode"/>
+          <w:rFonts w:ascii="Times New Roman" w:hAnsi="Times New Roman" w:cs="Times New Roman"/>
+          <w:sz w:val="24"/>
+          <w:szCs w:val="24"/>
+        </w:rPr>
+        <w:t xml:space="preserve"> FAISS Index</w:t>
+      </w:r>
+    </w:p>
+    <w:p>
+      <w:pPr>
+        <w:pStyle w:val="HTMLPreformatted"/>
+        <w:rPr>
+          <w:rStyle w:val="HTMLCode"/>
+          <w:rFonts w:ascii="Times New Roman" w:hAnsi="Times New Roman" w:cs="Times New Roman"/>
+          <w:sz w:val="24"/>
+          <w:szCs w:val="24"/>
+        </w:rPr>
+      </w:pPr>
+    </w:p>
+    <w:p>
+      <w:pPr>
+        <w:pStyle w:val="HTMLPreformatted"/>
+        <w:rPr>
+          <w:rStyle w:val="HTMLCode"/>
+          <w:rFonts w:ascii="Times New Roman" w:hAnsi="Times New Roman" w:cs="Times New Roman"/>
+          <w:sz w:val="24"/>
+          <w:szCs w:val="24"/>
+        </w:rPr>
+      </w:pPr>
+      <w:r>
+        <w:rPr>
+          <w:rStyle w:val="HTMLCode"/>
+          <w:rFonts w:ascii="Times New Roman" w:hAnsi="Times New Roman" w:cs="Times New Roman"/>
+          <w:sz w:val="24"/>
+          <w:szCs w:val="24"/>
+        </w:rPr>
+        <w:t xml:space="preserve">User </w:t>
+      </w:r>
+      <w:r>
+        <w:rPr>
+          <w:rStyle w:val="HTMLCode"/>
+          <w:rFonts w:ascii="Times New Roman" w:hAnsi="Times New Roman" w:cs="Times New Roman"/>
+          <w:sz w:val="24"/>
+          <w:szCs w:val="24"/>
+        </w:rPr>
+        <w:sym w:font="Wingdings" w:char="F0E0"/>
+      </w:r>
+      <w:r>
+        <w:rPr>
+          <w:rStyle w:val="HTMLCode"/>
+          <w:rFonts w:ascii="Times New Roman" w:hAnsi="Times New Roman" w:cs="Times New Roman"/>
+          <w:sz w:val="24"/>
+          <w:szCs w:val="24"/>
+        </w:rPr>
+        <w:t xml:space="preserve"> Frontend (</w:t>
+      </w:r>
+      <w:proofErr w:type="spellStart"/>
+      <w:r>
+        <w:rPr>
+          <w:rStyle w:val="HTMLCode"/>
+          <w:rFonts w:ascii="Times New Roman" w:hAnsi="Times New Roman" w:cs="Times New Roman"/>
+          <w:sz w:val="24"/>
+          <w:szCs w:val="24"/>
+        </w:rPr>
+        <w:t>QueryBox</w:t>
+      </w:r>
+      <w:proofErr w:type="spellEnd"/>
+      <w:r>
+        <w:rPr>
+          <w:rStyle w:val="HTMLCode"/>
+          <w:rFonts w:ascii="Times New Roman" w:hAnsi="Times New Roman" w:cs="Times New Roman"/>
+          <w:sz w:val="24"/>
+          <w:szCs w:val="24"/>
+        </w:rPr>
+        <w:t>)</w:t>
+      </w:r>
+      <w:r>
+        <w:rPr>
+          <w:rStyle w:val="HTMLCode"/>
+          <w:rFonts w:ascii="Times New Roman" w:hAnsi="Times New Roman" w:cs="Times New Roman"/>
+          <w:sz w:val="24"/>
+          <w:szCs w:val="24"/>
+        </w:rPr>
+        <w:t xml:space="preserve"> </w:t>
+      </w:r>
+      <w:r>
+        <w:rPr>
+          <w:rStyle w:val="HTMLCode"/>
+          <w:rFonts w:ascii="Times New Roman" w:hAnsi="Times New Roman" w:cs="Times New Roman"/>
+          <w:sz w:val="24"/>
+          <w:szCs w:val="24"/>
+        </w:rPr>
+        <w:sym w:font="Wingdings" w:char="F0E0"/>
+      </w:r>
+      <w:r>
+        <w:rPr>
+          <w:rStyle w:val="HTMLCode"/>
+          <w:rFonts w:ascii="Times New Roman" w:hAnsi="Times New Roman" w:cs="Times New Roman"/>
+          <w:sz w:val="24"/>
+          <w:szCs w:val="24"/>
+        </w:rPr>
+        <w:t xml:space="preserve"> Backend (/</w:t>
+      </w:r>
+      <w:proofErr w:type="spellStart"/>
+      <w:r>
+        <w:rPr>
+          <w:rStyle w:val="HTMLCode"/>
+          <w:rFonts w:ascii="Times New Roman" w:hAnsi="Times New Roman" w:cs="Times New Roman"/>
+          <w:sz w:val="24"/>
+          <w:szCs w:val="24"/>
+        </w:rPr>
+        <w:t>query?q</w:t>
+      </w:r>
+      <w:proofErr w:type="spellEnd"/>
+      <w:r>
+        <w:rPr>
+          <w:rStyle w:val="HTMLCode"/>
+          <w:rFonts w:ascii="Times New Roman" w:hAnsi="Times New Roman" w:cs="Times New Roman"/>
+          <w:sz w:val="24"/>
+          <w:szCs w:val="24"/>
+        </w:rPr>
+        <w:t>=...)</w:t>
+      </w:r>
+    </w:p>
+    <w:p>
+      <w:pPr>
+        <w:pStyle w:val="HTMLPreformatted"/>
+        <w:rPr>
+          <w:rStyle w:val="HTMLCode"/>
+          <w:rFonts w:ascii="Times New Roman" w:hAnsi="Times New Roman" w:cs="Times New Roman"/>
+          <w:sz w:val="24"/>
+          <w:szCs w:val="24"/>
+        </w:rPr>
+      </w:pPr>
+      <w:r>
+        <w:rPr>
+          <w:rStyle w:val="HTMLCode"/>
+          <w:rFonts w:ascii="Times New Roman" w:hAnsi="Times New Roman" w:cs="Times New Roman"/>
+          <w:sz w:val="24"/>
+          <w:szCs w:val="24"/>
+        </w:rPr>
+        <w:t xml:space="preserve">     </w:t>
+      </w:r>
+      <w:r>
+        <w:rPr>
+          <w:rStyle w:val="HTMLCode"/>
+          <w:rFonts w:ascii="Times New Roman" w:hAnsi="Times New Roman" w:cs="Times New Roman"/>
+          <w:sz w:val="24"/>
+          <w:szCs w:val="24"/>
+        </w:rPr>
+        <w:sym w:font="Wingdings" w:char="F0E0"/>
+      </w:r>
+      <w:r>
+        <w:rPr>
+          <w:rStyle w:val="HTMLCode"/>
+          <w:rFonts w:ascii="Times New Roman" w:hAnsi="Times New Roman" w:cs="Times New Roman"/>
+          <w:sz w:val="24"/>
+          <w:szCs w:val="24"/>
+        </w:rPr>
+        <w:t xml:space="preserve"> Guardrails</w:t>
+      </w:r>
+      <w:r>
+        <w:rPr>
+          <w:rStyle w:val="HTMLCode"/>
+          <w:rFonts w:ascii="Times New Roman" w:hAnsi="Times New Roman" w:cs="Times New Roman"/>
+          <w:sz w:val="24"/>
+          <w:szCs w:val="24"/>
+        </w:rPr>
+        <w:t xml:space="preserve"> </w:t>
+      </w:r>
+      <w:r>
+        <w:rPr>
+          <w:rStyle w:val="HTMLCode"/>
+          <w:rFonts w:ascii="Times New Roman" w:hAnsi="Times New Roman" w:cs="Times New Roman"/>
+          <w:sz w:val="24"/>
+          <w:szCs w:val="24"/>
+        </w:rPr>
+        <w:sym w:font="Wingdings" w:char="F0E0"/>
+      </w:r>
+      <w:r>
+        <w:rPr>
+          <w:rStyle w:val="HTMLCode"/>
+          <w:rFonts w:ascii="Times New Roman" w:hAnsi="Times New Roman" w:cs="Times New Roman"/>
+          <w:sz w:val="24"/>
+          <w:szCs w:val="24"/>
+        </w:rPr>
+        <w:t xml:space="preserve"> Router Agent</w:t>
+      </w:r>
+    </w:p>
+    <w:p>
+      <w:pPr>
+        <w:pStyle w:val="HTMLPreformatted"/>
+        <w:rPr>
+          <w:rStyle w:val="HTMLCode"/>
+          <w:rFonts w:ascii="Times New Roman" w:hAnsi="Times New Roman" w:cs="Times New Roman"/>
+          <w:sz w:val="24"/>
+          <w:szCs w:val="24"/>
+        </w:rPr>
+      </w:pPr>
+      <w:r>
+        <w:rPr>
+          <w:rStyle w:val="HTMLCode"/>
+          <w:rFonts w:ascii="Times New Roman" w:hAnsi="Times New Roman" w:cs="Times New Roman"/>
+          <w:sz w:val="24"/>
+          <w:szCs w:val="24"/>
+        </w:rPr>
+        <w:t xml:space="preserve">        |- Calculator Agent </w:t>
+      </w:r>
+      <w:r>
+        <w:rPr>
+          <w:rStyle w:val="HTMLCode"/>
+          <w:rFonts w:ascii="Times New Roman" w:hAnsi="Times New Roman" w:cs="Times New Roman"/>
+          <w:sz w:val="24"/>
+          <w:szCs w:val="24"/>
+        </w:rPr>
+        <w:sym w:font="Wingdings" w:char="F0E0"/>
+      </w:r>
+      <w:r>
+        <w:rPr>
+          <w:rStyle w:val="HTMLCode"/>
+          <w:rFonts w:ascii="Times New Roman" w:hAnsi="Times New Roman" w:cs="Times New Roman"/>
+          <w:sz w:val="24"/>
+          <w:szCs w:val="24"/>
+        </w:rPr>
+        <w:t xml:space="preserve"> Eval Expression</w:t>
+      </w:r>
+    </w:p>
+    <w:p>
+      <w:pPr>
+        <w:pStyle w:val="HTMLPreformatted"/>
+        <w:rPr>
+          <w:rStyle w:val="HTMLCode"/>
+          <w:rFonts w:ascii="Times New Roman" w:hAnsi="Times New Roman" w:cs="Times New Roman"/>
+          <w:sz w:val="24"/>
+          <w:szCs w:val="24"/>
+        </w:rPr>
+      </w:pPr>
+      <w:r>
+        <w:rPr>
+          <w:rStyle w:val="HTMLCode"/>
+          <w:rFonts w:ascii="Times New Roman" w:hAnsi="Times New Roman" w:cs="Times New Roman"/>
+          <w:sz w:val="24"/>
+          <w:szCs w:val="24"/>
+        </w:rPr>
+        <w:t xml:space="preserve">        |- Finance Agent</w:t>
+      </w:r>
+      <w:r>
+        <w:rPr>
+          <w:rStyle w:val="HTMLCode"/>
+          <w:rFonts w:ascii="Times New Roman" w:hAnsi="Times New Roman" w:cs="Times New Roman"/>
+          <w:sz w:val="24"/>
+          <w:szCs w:val="24"/>
+        </w:rPr>
+        <w:t xml:space="preserve"> </w:t>
+      </w:r>
+      <w:r>
+        <w:rPr>
+          <w:rStyle w:val="HTMLCode"/>
+          <w:rFonts w:ascii="Times New Roman" w:hAnsi="Times New Roman" w:cs="Times New Roman"/>
+          <w:sz w:val="24"/>
+          <w:szCs w:val="24"/>
+        </w:rPr>
+        <w:sym w:font="Wingdings" w:char="F0E0"/>
+      </w:r>
+      <w:r>
+        <w:rPr>
+          <w:rStyle w:val="HTMLCode"/>
+          <w:rFonts w:ascii="Times New Roman" w:hAnsi="Times New Roman" w:cs="Times New Roman"/>
+          <w:sz w:val="24"/>
+          <w:szCs w:val="24"/>
+        </w:rPr>
+        <w:t xml:space="preserve"> </w:t>
+      </w:r>
+      <w:proofErr w:type="spellStart"/>
+      <w:r>
+        <w:rPr>
+          <w:rStyle w:val="HTMLCode"/>
+          <w:rFonts w:ascii="Times New Roman" w:hAnsi="Times New Roman" w:cs="Times New Roman"/>
+          <w:sz w:val="24"/>
+          <w:szCs w:val="24"/>
+        </w:rPr>
+        <w:t>Groq</w:t>
+      </w:r>
+      <w:proofErr w:type="spellEnd"/>
+      <w:r>
+        <w:rPr>
+          <w:rStyle w:val="HTMLCode"/>
+          <w:rFonts w:ascii="Times New Roman" w:hAnsi="Times New Roman" w:cs="Times New Roman"/>
+          <w:sz w:val="24"/>
+          <w:szCs w:val="24"/>
+        </w:rPr>
+        <w:t xml:space="preserve"> API</w:t>
+      </w:r>
+    </w:p>
+    <w:p>
+      <w:pPr>
+        <w:pStyle w:val="HTMLPreformatted"/>
+        <w:rPr>
+          <w:rStyle w:val="HTMLCode"/>
+          <w:rFonts w:ascii="Times New Roman" w:hAnsi="Times New Roman" w:cs="Times New Roman"/>
+          <w:sz w:val="24"/>
+          <w:szCs w:val="24"/>
+        </w:rPr>
+      </w:pPr>
+      <w:r>
+        <w:rPr>
+          <w:rStyle w:val="HTMLCode"/>
+          <w:rFonts w:ascii="Times New Roman" w:hAnsi="Times New Roman" w:cs="Times New Roman"/>
+          <w:sz w:val="24"/>
+          <w:szCs w:val="24"/>
+        </w:rPr>
+        <w:t xml:space="preserve">        |- Healthcare Agent </w:t>
+      </w:r>
+      <w:r>
+        <w:rPr>
+          <w:rStyle w:val="HTMLCode"/>
+          <w:rFonts w:ascii="Times New Roman" w:hAnsi="Times New Roman" w:cs="Times New Roman"/>
+          <w:sz w:val="24"/>
+          <w:szCs w:val="24"/>
+        </w:rPr>
+        <w:sym w:font="Wingdings" w:char="F0E0"/>
+      </w:r>
+      <w:r>
+        <w:rPr>
+          <w:rStyle w:val="HTMLCode"/>
+          <w:rFonts w:ascii="Times New Roman" w:hAnsi="Times New Roman" w:cs="Times New Roman"/>
+          <w:sz w:val="24"/>
+          <w:szCs w:val="24"/>
+        </w:rPr>
+        <w:t xml:space="preserve"> </w:t>
+      </w:r>
+      <w:proofErr w:type="spellStart"/>
+      <w:r>
+        <w:rPr>
+          <w:rStyle w:val="HTMLCode"/>
+          <w:rFonts w:ascii="Times New Roman" w:hAnsi="Times New Roman" w:cs="Times New Roman"/>
+          <w:sz w:val="24"/>
+          <w:szCs w:val="24"/>
+        </w:rPr>
+        <w:t>Groq</w:t>
+      </w:r>
+      <w:proofErr w:type="spellEnd"/>
+      <w:r>
+        <w:rPr>
+          <w:rStyle w:val="HTMLCode"/>
+          <w:rFonts w:ascii="Times New Roman" w:hAnsi="Times New Roman" w:cs="Times New Roman"/>
+          <w:sz w:val="24"/>
+          <w:szCs w:val="24"/>
+        </w:rPr>
+        <w:t xml:space="preserve"> API</w:t>
+      </w:r>
+    </w:p>
+    <w:p>
+      <w:pPr>
+        <w:pStyle w:val="HTMLPreformatted"/>
+        <w:rPr>
+          <w:rStyle w:val="HTMLCode"/>
+          <w:rFonts w:ascii="Times New Roman" w:hAnsi="Times New Roman" w:cs="Times New Roman"/>
+          <w:sz w:val="24"/>
+          <w:szCs w:val="24"/>
+        </w:rPr>
+      </w:pPr>
+      <w:r>
+        <w:rPr>
+          <w:rStyle w:val="HTMLCode"/>
+          <w:rFonts w:ascii="Times New Roman" w:hAnsi="Times New Roman" w:cs="Times New Roman"/>
+          <w:sz w:val="24"/>
+          <w:szCs w:val="24"/>
+        </w:rPr>
+        <w:t xml:space="preserve">        |- Shopping Agent</w:t>
+      </w:r>
+      <w:r>
+        <w:rPr>
+          <w:rStyle w:val="HTMLCode"/>
+          <w:rFonts w:ascii="Times New Roman" w:hAnsi="Times New Roman" w:cs="Times New Roman"/>
+          <w:sz w:val="24"/>
+          <w:szCs w:val="24"/>
+        </w:rPr>
+        <w:t xml:space="preserve"> </w:t>
+      </w:r>
+      <w:r>
+        <w:rPr>
+          <w:rStyle w:val="HTMLCode"/>
+          <w:rFonts w:ascii="Times New Roman" w:hAnsi="Times New Roman" w:cs="Times New Roman"/>
+          <w:sz w:val="24"/>
+          <w:szCs w:val="24"/>
+        </w:rPr>
+        <w:sym w:font="Wingdings" w:char="F0E0"/>
+      </w:r>
+      <w:r>
+        <w:rPr>
+          <w:rStyle w:val="HTMLCode"/>
+          <w:rFonts w:ascii="Times New Roman" w:hAnsi="Times New Roman" w:cs="Times New Roman"/>
+          <w:sz w:val="24"/>
+          <w:szCs w:val="24"/>
+        </w:rPr>
+        <w:t xml:space="preserve"> </w:t>
+      </w:r>
+      <w:proofErr w:type="spellStart"/>
+      <w:r>
+        <w:rPr>
+          <w:rStyle w:val="HTMLCode"/>
+          <w:rFonts w:ascii="Times New Roman" w:hAnsi="Times New Roman" w:cs="Times New Roman"/>
+          <w:sz w:val="24"/>
+          <w:szCs w:val="24"/>
+        </w:rPr>
+        <w:t>Groq</w:t>
+      </w:r>
+      <w:proofErr w:type="spellEnd"/>
+      <w:r>
+        <w:rPr>
+          <w:rStyle w:val="HTMLCode"/>
+          <w:rFonts w:ascii="Times New Roman" w:hAnsi="Times New Roman" w:cs="Times New Roman"/>
+          <w:sz w:val="24"/>
+          <w:szCs w:val="24"/>
+        </w:rPr>
+        <w:t xml:space="preserve"> API</w:t>
+      </w:r>
+    </w:p>
+    <w:p>
+      <w:pPr>
+        <w:pStyle w:val="HTMLPreformatted"/>
+        <w:rPr>
+          <w:rStyle w:val="HTMLCode"/>
+          <w:rFonts w:ascii="Times New Roman" w:hAnsi="Times New Roman" w:cs="Times New Roman"/>
+          <w:sz w:val="24"/>
+          <w:szCs w:val="24"/>
+        </w:rPr>
+      </w:pPr>
+      <w:r>
+        <w:rPr>
+          <w:rStyle w:val="HTMLCode"/>
+          <w:rFonts w:ascii="Times New Roman" w:hAnsi="Times New Roman" w:cs="Times New Roman"/>
+          <w:sz w:val="24"/>
+          <w:szCs w:val="24"/>
+        </w:rPr>
+        <w:t xml:space="preserve">        |- Code Agent </w:t>
+      </w:r>
+      <w:r>
+        <w:rPr>
+          <w:rStyle w:val="HTMLCode"/>
+          <w:rFonts w:ascii="Times New Roman" w:hAnsi="Times New Roman" w:cs="Times New Roman"/>
+          <w:sz w:val="24"/>
+          <w:szCs w:val="24"/>
+        </w:rPr>
+        <w:sym w:font="Wingdings" w:char="F0E0"/>
+      </w:r>
+      <w:r>
+        <w:rPr>
+          <w:rStyle w:val="HTMLCode"/>
+          <w:rFonts w:ascii="Times New Roman" w:hAnsi="Times New Roman" w:cs="Times New Roman"/>
+          <w:sz w:val="24"/>
+          <w:szCs w:val="24"/>
+        </w:rPr>
+        <w:t xml:space="preserve"> </w:t>
+      </w:r>
+      <w:proofErr w:type="spellStart"/>
+      <w:r>
+        <w:rPr>
+          <w:rStyle w:val="HTMLCode"/>
+          <w:rFonts w:ascii="Times New Roman" w:hAnsi="Times New Roman" w:cs="Times New Roman"/>
+          <w:sz w:val="24"/>
+          <w:szCs w:val="24"/>
+        </w:rPr>
+        <w:t>Groq</w:t>
+      </w:r>
+      <w:proofErr w:type="spellEnd"/>
+      <w:r>
+        <w:rPr>
+          <w:rStyle w:val="HTMLCode"/>
+          <w:rFonts w:ascii="Times New Roman" w:hAnsi="Times New Roman" w:cs="Times New Roman"/>
+          <w:sz w:val="24"/>
+          <w:szCs w:val="24"/>
+        </w:rPr>
+        <w:t xml:space="preserve"> API</w:t>
+      </w:r>
+    </w:p>
+    <w:p>
+      <w:pPr>
+        <w:pStyle w:val="HTMLPreformatted"/>
+        <w:rPr>
+          <w:rStyle w:val="HTMLCode"/>
+          <w:rFonts w:ascii="Times New Roman" w:hAnsi="Times New Roman" w:cs="Times New Roman"/>
+          <w:sz w:val="24"/>
+          <w:szCs w:val="24"/>
+        </w:rPr>
+      </w:pPr>
+      <w:r>
+        <w:rPr>
+          <w:rStyle w:val="HTMLCode"/>
+          <w:rFonts w:ascii="Times New Roman" w:hAnsi="Times New Roman" w:cs="Times New Roman"/>
+          <w:sz w:val="24"/>
+          <w:szCs w:val="24"/>
+        </w:rPr>
+        <w:t xml:space="preserve">        |- Search Agent </w:t>
+      </w:r>
+      <w:r>
+        <w:rPr>
+          <w:rStyle w:val="HTMLCode"/>
+          <w:rFonts w:ascii="Times New Roman" w:hAnsi="Times New Roman" w:cs="Times New Roman"/>
+          <w:sz w:val="24"/>
+          <w:szCs w:val="24"/>
+        </w:rPr>
+        <w:sym w:font="Wingdings" w:char="F0E0"/>
+      </w:r>
+      <w:r>
+        <w:rPr>
+          <w:rStyle w:val="HTMLCode"/>
+          <w:rFonts w:ascii="Times New Roman" w:hAnsi="Times New Roman" w:cs="Times New Roman"/>
+          <w:sz w:val="24"/>
+          <w:szCs w:val="24"/>
+        </w:rPr>
+        <w:t xml:space="preserve"> </w:t>
+      </w:r>
+      <w:proofErr w:type="spellStart"/>
+      <w:r>
+        <w:rPr>
+          <w:rStyle w:val="HTMLCode"/>
+          <w:rFonts w:ascii="Times New Roman" w:hAnsi="Times New Roman" w:cs="Times New Roman"/>
+          <w:sz w:val="24"/>
+          <w:szCs w:val="24"/>
+        </w:rPr>
+        <w:t>Groq</w:t>
+      </w:r>
+      <w:proofErr w:type="spellEnd"/>
+      <w:r>
+        <w:rPr>
+          <w:rStyle w:val="HTMLCode"/>
+          <w:rFonts w:ascii="Times New Roman" w:hAnsi="Times New Roman" w:cs="Times New Roman"/>
+          <w:sz w:val="24"/>
+          <w:szCs w:val="24"/>
+        </w:rPr>
+        <w:t xml:space="preserve"> API</w:t>
+      </w:r>
+    </w:p>
+    <w:p>
+      <w:pPr>
+        <w:pStyle w:val="HTMLPreformatted"/>
+        <w:rPr>
+          <w:rStyle w:val="HTMLCode"/>
+          <w:rFonts w:ascii="Times New Roman" w:hAnsi="Times New Roman" w:cs="Times New Roman"/>
+          <w:sz w:val="24"/>
+          <w:szCs w:val="24"/>
+        </w:rPr>
+      </w:pPr>
+      <w:r>
+        <w:rPr>
+          <w:rStyle w:val="HTMLCode"/>
+          <w:rFonts w:ascii="Times New Roman" w:hAnsi="Times New Roman" w:cs="Times New Roman"/>
+          <w:sz w:val="24"/>
+          <w:szCs w:val="24"/>
+        </w:rPr>
+        <w:t xml:space="preserve">        |- Date Agent </w:t>
+      </w:r>
+      <w:r>
+        <w:rPr>
+          <w:rStyle w:val="HTMLCode"/>
+          <w:rFonts w:ascii="Times New Roman" w:hAnsi="Times New Roman" w:cs="Times New Roman"/>
+          <w:sz w:val="24"/>
+          <w:szCs w:val="24"/>
+        </w:rPr>
+        <w:sym w:font="Wingdings" w:char="F0E0"/>
+      </w:r>
+      <w:r>
+        <w:rPr>
+          <w:rStyle w:val="HTMLCode"/>
+          <w:rFonts w:ascii="Times New Roman" w:hAnsi="Times New Roman" w:cs="Times New Roman"/>
+          <w:sz w:val="24"/>
+          <w:szCs w:val="24"/>
+        </w:rPr>
+        <w:t xml:space="preserve"> Current Date</w:t>
+      </w:r>
+    </w:p>
+    <w:p>
+      <w:pPr>
+        <w:pStyle w:val="HTMLPreformatted"/>
+        <w:rPr>
+          <w:rStyle w:val="HTMLCode"/>
+          <w:rFonts w:ascii="Times New Roman" w:hAnsi="Times New Roman" w:cs="Times New Roman"/>
+          <w:sz w:val="24"/>
+          <w:szCs w:val="24"/>
+        </w:rPr>
+      </w:pPr>
+      <w:r>
+        <w:rPr>
+          <w:rStyle w:val="HTMLCode"/>
+          <w:rFonts w:ascii="Times New Roman" w:hAnsi="Times New Roman" w:cs="Times New Roman"/>
+          <w:sz w:val="24"/>
+          <w:szCs w:val="24"/>
+        </w:rPr>
+        <w:t xml:space="preserve">        |- Time Agent </w:t>
+      </w:r>
+      <w:r>
+        <w:rPr>
+          <w:rStyle w:val="HTMLCode"/>
+          <w:rFonts w:ascii="Times New Roman" w:hAnsi="Times New Roman" w:cs="Times New Roman"/>
+          <w:sz w:val="24"/>
+          <w:szCs w:val="24"/>
+        </w:rPr>
+        <w:sym w:font="Wingdings" w:char="F0E0"/>
+      </w:r>
+      <w:r>
+        <w:rPr>
+          <w:rStyle w:val="HTMLCode"/>
+          <w:rFonts w:ascii="Times New Roman" w:hAnsi="Times New Roman" w:cs="Times New Roman"/>
+          <w:sz w:val="24"/>
+          <w:szCs w:val="24"/>
+        </w:rPr>
+        <w:t xml:space="preserve"> Current Time</w:t>
+      </w:r>
+    </w:p>
+    <w:p>
+      <w:pPr>
+        <w:pStyle w:val="HTMLPreformatted"/>
+        <w:rPr>
+          <w:rStyle w:val="HTMLCode"/>
+          <w:rFonts w:ascii="Times New Roman" w:hAnsi="Times New Roman" w:cs="Times New Roman"/>
+          <w:sz w:val="24"/>
+          <w:szCs w:val="24"/>
+        </w:rPr>
+      </w:pPr>
+      <w:r>
+        <w:rPr>
+          <w:rStyle w:val="HTMLCode"/>
+          <w:rFonts w:ascii="Times New Roman" w:hAnsi="Times New Roman" w:cs="Times New Roman"/>
+          <w:sz w:val="24"/>
+          <w:szCs w:val="24"/>
+        </w:rPr>
+        <w:t xml:space="preserve">        |- RAG Path </w:t>
+      </w:r>
+      <w:r>
+        <w:rPr>
+          <w:rStyle w:val="HTMLCode"/>
+          <w:rFonts w:ascii="Times New Roman" w:hAnsi="Times New Roman" w:cs="Times New Roman"/>
+          <w:sz w:val="24"/>
+          <w:szCs w:val="24"/>
+        </w:rPr>
+        <w:sym w:font="Wingdings" w:char="F0E0"/>
+      </w:r>
+      <w:r>
+        <w:rPr>
+          <w:rStyle w:val="HTMLCode"/>
+          <w:rFonts w:ascii="Times New Roman" w:hAnsi="Times New Roman" w:cs="Times New Roman"/>
+          <w:sz w:val="24"/>
+          <w:szCs w:val="24"/>
+        </w:rPr>
+        <w:t xml:space="preserve"> Crew Orchestration</w:t>
+      </w:r>
+    </w:p>
+    <w:p>
+      <w:pPr>
+        <w:pStyle w:val="HTMLPreformatted"/>
+        <w:rPr>
+          <w:rStyle w:val="HTMLCode"/>
+          <w:rFonts w:ascii="Times New Roman" w:hAnsi="Times New Roman" w:cs="Times New Roman"/>
+          <w:sz w:val="24"/>
+          <w:szCs w:val="24"/>
+        </w:rPr>
+      </w:pPr>
+      <w:r>
+        <w:rPr>
+          <w:rStyle w:val="HTMLCode"/>
+          <w:rFonts w:ascii="Times New Roman" w:hAnsi="Times New Roman" w:cs="Times New Roman"/>
+          <w:sz w:val="24"/>
+          <w:szCs w:val="24"/>
+        </w:rPr>
+        <w:t xml:space="preserve">             </w:t>
+      </w:r>
+      <w:r>
+        <w:rPr>
+          <w:rStyle w:val="HTMLCode"/>
+          <w:rFonts w:ascii="Times New Roman" w:hAnsi="Times New Roman" w:cs="Times New Roman"/>
+          <w:sz w:val="24"/>
+          <w:szCs w:val="24"/>
+        </w:rPr>
+        <w:sym w:font="Wingdings" w:char="F0E0"/>
+      </w:r>
+      <w:r>
+        <w:rPr>
+          <w:rStyle w:val="HTMLCode"/>
+          <w:rFonts w:ascii="Times New Roman" w:hAnsi="Times New Roman" w:cs="Times New Roman"/>
+          <w:sz w:val="24"/>
+          <w:szCs w:val="24"/>
+        </w:rPr>
+        <w:t xml:space="preserve"> Planner </w:t>
+      </w:r>
+      <w:r>
+        <w:rPr>
+          <w:rStyle w:val="HTMLCode"/>
+          <w:rFonts w:ascii="Times New Roman" w:hAnsi="Times New Roman" w:cs="Times New Roman"/>
+          <w:sz w:val="24"/>
+          <w:szCs w:val="24"/>
+        </w:rPr>
+        <w:sym w:font="Wingdings" w:char="F0E0"/>
+      </w:r>
+      <w:r>
+        <w:rPr>
+          <w:rStyle w:val="HTMLCode"/>
+          <w:rFonts w:ascii="Times New Roman" w:hAnsi="Times New Roman" w:cs="Times New Roman"/>
+          <w:sz w:val="24"/>
+          <w:szCs w:val="24"/>
+        </w:rPr>
+        <w:t xml:space="preserve"> Retriever </w:t>
+      </w:r>
+      <w:r>
+        <w:rPr>
+          <w:rStyle w:val="HTMLCode"/>
+          <w:rFonts w:ascii="Times New Roman" w:hAnsi="Times New Roman" w:cs="Times New Roman"/>
+          <w:sz w:val="24"/>
+          <w:szCs w:val="24"/>
+        </w:rPr>
+        <w:sym w:font="Wingdings" w:char="F0E0"/>
+      </w:r>
+      <w:r>
+        <w:rPr>
+          <w:rStyle w:val="HTMLCode"/>
+          <w:rFonts w:ascii="Times New Roman" w:hAnsi="Times New Roman" w:cs="Times New Roman"/>
+          <w:sz w:val="24"/>
+          <w:szCs w:val="24"/>
+        </w:rPr>
+        <w:t xml:space="preserve"> Executor </w:t>
+      </w:r>
+      <w:r>
+        <w:rPr>
+          <w:rStyle w:val="HTMLCode"/>
+          <w:rFonts w:ascii="Times New Roman" w:hAnsi="Times New Roman" w:cs="Times New Roman"/>
+          <w:sz w:val="24"/>
+          <w:szCs w:val="24"/>
+        </w:rPr>
+        <w:sym w:font="Wingdings" w:char="F0E0"/>
+      </w:r>
+      <w:r>
+        <w:rPr>
+          <w:rStyle w:val="HTMLCode"/>
+          <w:rFonts w:ascii="Times New Roman" w:hAnsi="Times New Roman" w:cs="Times New Roman"/>
+          <w:sz w:val="24"/>
+          <w:szCs w:val="24"/>
+        </w:rPr>
+        <w:t xml:space="preserve"> Critic </w:t>
+      </w:r>
+      <w:r>
+        <w:rPr>
+          <w:rStyle w:val="HTMLCode"/>
+          <w:rFonts w:ascii="Times New Roman" w:hAnsi="Times New Roman" w:cs="Times New Roman"/>
+          <w:sz w:val="24"/>
+          <w:szCs w:val="24"/>
+        </w:rPr>
+        <w:sym w:font="Wingdings" w:char="F0E0"/>
+      </w:r>
+      <w:r>
+        <w:rPr>
+          <w:rStyle w:val="HTMLCode"/>
+          <w:rFonts w:ascii="Times New Roman" w:hAnsi="Times New Roman" w:cs="Times New Roman"/>
+          <w:sz w:val="24"/>
+          <w:szCs w:val="24"/>
+        </w:rPr>
+        <w:t xml:space="preserve"> Memory</w:t>
+      </w:r>
+    </w:p>
+    <w:p>
+      <w:pPr>
+        <w:pStyle w:val="HTMLPreformatted"/>
+        <w:rPr>
+          <w:rStyle w:val="HTMLCode"/>
+          <w:rFonts w:ascii="Times New Roman" w:hAnsi="Times New Roman" w:cs="Times New Roman"/>
+          <w:sz w:val="24"/>
+          <w:szCs w:val="24"/>
+        </w:rPr>
+      </w:pPr>
+      <w:r>
+        <w:rPr>
+          <w:rStyle w:val="HTMLCode"/>
+          <w:rFonts w:ascii="Times New Roman" w:hAnsi="Times New Roman" w:cs="Times New Roman"/>
+          <w:sz w:val="24"/>
+          <w:szCs w:val="24"/>
+        </w:rPr>
+        <w:t xml:space="preserve">     </w:t>
+      </w:r>
+      <w:r>
+        <w:rPr>
+          <w:rStyle w:val="HTMLCode"/>
+          <w:rFonts w:ascii="Times New Roman" w:hAnsi="Times New Roman" w:cs="Times New Roman"/>
+          <w:sz w:val="24"/>
+          <w:szCs w:val="24"/>
+        </w:rPr>
+        <w:sym w:font="Wingdings" w:char="F0E0"/>
+      </w:r>
+      <w:r>
+        <w:rPr>
+          <w:rStyle w:val="HTMLCode"/>
+          <w:rFonts w:ascii="Times New Roman" w:hAnsi="Times New Roman" w:cs="Times New Roman"/>
+          <w:sz w:val="24"/>
+          <w:szCs w:val="24"/>
+        </w:rPr>
+        <w:t xml:space="preserve"> Response JSON </w:t>
+      </w:r>
+      <w:r>
+        <w:rPr>
+          <w:rStyle w:val="HTMLCode"/>
+          <w:rFonts w:ascii="Times New Roman" w:hAnsi="Times New Roman" w:cs="Times New Roman"/>
+          <w:sz w:val="24"/>
+          <w:szCs w:val="24"/>
+        </w:rPr>
+        <w:sym w:font="Wingdings" w:char="F0E0"/>
+      </w:r>
+      <w:r>
+        <w:rPr>
+          <w:rStyle w:val="HTMLCode"/>
+          <w:rFonts w:ascii="Times New Roman" w:hAnsi="Times New Roman" w:cs="Times New Roman"/>
+          <w:sz w:val="24"/>
+          <w:szCs w:val="24"/>
+        </w:rPr>
+        <w:t xml:space="preserve"> Frontend </w:t>
+      </w:r>
+      <w:proofErr w:type="spellStart"/>
+      <w:r>
+        <w:rPr>
+          <w:rStyle w:val="HTMLCode"/>
+          <w:rFonts w:ascii="Times New Roman" w:hAnsi="Times New Roman" w:cs="Times New Roman"/>
+          <w:sz w:val="24"/>
+          <w:szCs w:val="24"/>
+        </w:rPr>
+        <w:t>AnswerDisplay</w:t>
+      </w:r>
+      <w:proofErr w:type="spellEnd"/>
+    </w:p>
+    <w:p>
+      <w:pPr>
+        <w:pStyle w:val="Heading2"/>
+      </w:pPr>
+      <w:r>
+        <w:t>4. Deployment</w:t>
+      </w:r>
+    </w:p>
+    <w:p>
+      <w:pPr>
+        <w:pStyle w:val="Heading3"/>
+      </w:pPr>
+      <w:r>
+        <w:t>4.1 Backend (Azure Container Instance)</w:t>
+      </w:r>
+    </w:p>
+    <w:p>
+      <w:pPr>
+        <w:pStyle w:val="NormalWeb"/>
+      </w:pPr>
+      <w:r>
+        <w:t>Commands executed:</w:t>
+      </w:r>
+    </w:p>
+    <w:p>
+      <w:pPr>
+        <w:pStyle w:val="HTMLPreformatted"/>
+        <w:rPr>
+          <w:rStyle w:val="HTMLCode"/>
+          <w:rFonts w:ascii="Times New Roman" w:hAnsi="Times New Roman" w:cs="Times New Roman"/>
+          <w:sz w:val="24"/>
+          <w:szCs w:val="24"/>
+        </w:rPr>
+      </w:pPr>
+      <w:r>
+        <w:rPr>
+          <w:rStyle w:val="HTMLCode"/>
+          <w:rFonts w:ascii="Times New Roman" w:hAnsi="Times New Roman" w:cs="Times New Roman"/>
+          <w:sz w:val="24"/>
+          <w:szCs w:val="24"/>
+        </w:rPr>
+        <w:t>git push</w:t>
+      </w:r>
+    </w:p>
+    <w:p>
+      <w:pPr>
+        <w:pStyle w:val="HTMLPreformatted"/>
+        <w:rPr>
+          <w:rStyle w:val="HTMLCode"/>
+          <w:rFonts w:ascii="Times New Roman" w:hAnsi="Times New Roman" w:cs="Times New Roman"/>
+          <w:sz w:val="24"/>
+          <w:szCs w:val="24"/>
+        </w:rPr>
+      </w:pPr>
+      <w:proofErr w:type="spellStart"/>
+      <w:r>
+        <w:rPr>
+          <w:rStyle w:val="HTMLCode"/>
+          <w:rFonts w:ascii="Times New Roman" w:hAnsi="Times New Roman" w:cs="Times New Roman"/>
+          <w:sz w:val="24"/>
+          <w:szCs w:val="24"/>
+        </w:rPr>
+        <w:t>az</w:t>
+      </w:r>
+      <w:proofErr w:type="spellEnd"/>
+      <w:r>
+        <w:rPr>
+          <w:rStyle w:val="HTMLCode"/>
+          <w:rFonts w:ascii="Times New Roman" w:hAnsi="Times New Roman" w:cs="Times New Roman"/>
+          <w:sz w:val="24"/>
+          <w:szCs w:val="24"/>
+        </w:rPr>
+        <w:t xml:space="preserve"> login</w:t>
+      </w:r>
+    </w:p>
+    <w:p>
+      <w:pPr>
+        <w:pStyle w:val="HTMLPreformatted"/>
+        <w:rPr>
+          <w:rStyle w:val="HTMLCode"/>
+          <w:rFonts w:ascii="Times New Roman" w:hAnsi="Times New Roman" w:cs="Times New Roman"/>
+          <w:sz w:val="24"/>
+          <w:szCs w:val="24"/>
+        </w:rPr>
+      </w:pPr>
+      <w:proofErr w:type="spellStart"/>
+      <w:r>
+        <w:rPr>
+          <w:rStyle w:val="HTMLCode"/>
+          <w:rFonts w:ascii="Times New Roman" w:hAnsi="Times New Roman" w:cs="Times New Roman"/>
+          <w:sz w:val="24"/>
+          <w:szCs w:val="24"/>
+        </w:rPr>
+        <w:t>az</w:t>
+      </w:r>
+      <w:proofErr w:type="spellEnd"/>
+      <w:r>
+        <w:rPr>
+          <w:rStyle w:val="HTMLCode"/>
+          <w:rFonts w:ascii="Times New Roman" w:hAnsi="Times New Roman" w:cs="Times New Roman"/>
+          <w:sz w:val="24"/>
+          <w:szCs w:val="24"/>
+        </w:rPr>
+        <w:t xml:space="preserve"> </w:t>
+      </w:r>
+      <w:proofErr w:type="spellStart"/>
+      <w:r>
+        <w:rPr>
+          <w:rStyle w:val="HTMLCode"/>
+          <w:rFonts w:ascii="Times New Roman" w:hAnsi="Times New Roman" w:cs="Times New Roman"/>
+          <w:sz w:val="24"/>
+          <w:szCs w:val="24"/>
+        </w:rPr>
+        <w:t>acr</w:t>
+      </w:r>
+      <w:proofErr w:type="spellEnd"/>
+      <w:r>
+        <w:rPr>
+          <w:rStyle w:val="HTMLCode"/>
+          <w:rFonts w:ascii="Times New Roman" w:hAnsi="Times New Roman" w:cs="Times New Roman"/>
+          <w:sz w:val="24"/>
+          <w:szCs w:val="24"/>
+        </w:rPr>
+        <w:t xml:space="preserve"> login --name </w:t>
+      </w:r>
+      <w:proofErr w:type="spellStart"/>
+      <w:r>
+        <w:rPr>
+          <w:rStyle w:val="HTMLCode"/>
+          <w:rFonts w:ascii="Times New Roman" w:hAnsi="Times New Roman" w:cs="Times New Roman"/>
+          <w:sz w:val="24"/>
+          <w:szCs w:val="24"/>
+        </w:rPr>
+        <w:t>knowledgeplatformacr</w:t>
+      </w:r>
+      <w:proofErr w:type="spellEnd"/>
+    </w:p>
+    <w:p>
+      <w:pPr>
+        <w:pStyle w:val="HTMLPreformatted"/>
+        <w:rPr>
+          <w:rStyle w:val="HTMLCode"/>
+          <w:rFonts w:ascii="Times New Roman" w:hAnsi="Times New Roman" w:cs="Times New Roman"/>
+          <w:sz w:val="24"/>
+          <w:szCs w:val="24"/>
+        </w:rPr>
+      </w:pPr>
+      <w:r>
+        <w:rPr>
+          <w:rStyle w:val="HTMLCode"/>
+          <w:rFonts w:ascii="Times New Roman" w:hAnsi="Times New Roman" w:cs="Times New Roman"/>
+          <w:sz w:val="24"/>
+          <w:szCs w:val="24"/>
+        </w:rPr>
+        <w:t>docker build -t knowledgeplatformacr.azurecr.io/</w:t>
+      </w:r>
+      <w:proofErr w:type="spellStart"/>
+      <w:r>
+        <w:rPr>
+          <w:rStyle w:val="HTMLCode"/>
+          <w:rFonts w:ascii="Times New Roman" w:hAnsi="Times New Roman" w:cs="Times New Roman"/>
+          <w:sz w:val="24"/>
+          <w:szCs w:val="24"/>
+        </w:rPr>
+        <w:t>knowledge-</w:t>
+      </w:r>
+      <w:proofErr w:type="gramStart"/>
+      <w:r>
+        <w:rPr>
+          <w:rStyle w:val="HTMLCode"/>
+          <w:rFonts w:ascii="Times New Roman" w:hAnsi="Times New Roman" w:cs="Times New Roman"/>
+          <w:sz w:val="24"/>
+          <w:szCs w:val="24"/>
+        </w:rPr>
+        <w:t>backend:latest</w:t>
+      </w:r>
+      <w:proofErr w:type="spellEnd"/>
+      <w:proofErr w:type="gramEnd"/>
+      <w:r>
+        <w:rPr>
+          <w:rStyle w:val="HTMLCode"/>
+          <w:rFonts w:ascii="Times New Roman" w:hAnsi="Times New Roman" w:cs="Times New Roman"/>
+          <w:sz w:val="24"/>
+          <w:szCs w:val="24"/>
+        </w:rPr>
+        <w:t xml:space="preserve"> .</w:t>
+      </w:r>
+    </w:p>
+    <w:p>
+      <w:pPr>
+        <w:pStyle w:val="HTMLPreformatted"/>
+        <w:rPr>
+          <w:rStyle w:val="HTMLCode"/>
+          <w:rFonts w:ascii="Times New Roman" w:hAnsi="Times New Roman" w:cs="Times New Roman"/>
+          <w:sz w:val="24"/>
+          <w:szCs w:val="24"/>
+        </w:rPr>
+      </w:pPr>
+      <w:r>
+        <w:rPr>
+          <w:rStyle w:val="HTMLCode"/>
+          <w:rFonts w:ascii="Times New Roman" w:hAnsi="Times New Roman" w:cs="Times New Roman"/>
+          <w:sz w:val="24"/>
+          <w:szCs w:val="24"/>
+        </w:rPr>
+        <w:t>docker push knowledgeplatformacr.azurecr.io/</w:t>
+      </w:r>
+      <w:proofErr w:type="spellStart"/>
+      <w:r>
+        <w:rPr>
+          <w:rStyle w:val="HTMLCode"/>
+          <w:rFonts w:ascii="Times New Roman" w:hAnsi="Times New Roman" w:cs="Times New Roman"/>
+          <w:sz w:val="24"/>
+          <w:szCs w:val="24"/>
+        </w:rPr>
+        <w:t>knowledge-</w:t>
+      </w:r>
+      <w:proofErr w:type="gramStart"/>
+      <w:r>
+        <w:rPr>
+          <w:rStyle w:val="HTMLCode"/>
+          <w:rFonts w:ascii="Times New Roman" w:hAnsi="Times New Roman" w:cs="Times New Roman"/>
+          <w:sz w:val="24"/>
+          <w:szCs w:val="24"/>
+        </w:rPr>
+        <w:t>backend:latest</w:t>
+      </w:r>
+      <w:proofErr w:type="spellEnd"/>
+      <w:proofErr w:type="gramEnd"/>
+    </w:p>
+    <w:p>
+      <w:pPr>
+        <w:pStyle w:val="HTMLPreformatted"/>
+        <w:rPr>
+          <w:rStyle w:val="HTMLCode"/>
+          <w:rFonts w:ascii="Times New Roman" w:hAnsi="Times New Roman" w:cs="Times New Roman"/>
+          <w:sz w:val="24"/>
+          <w:szCs w:val="24"/>
+        </w:rPr>
+      </w:pPr>
+    </w:p>
+    <w:p>
+      <w:pPr>
+        <w:pStyle w:val="HTMLPreformatted"/>
+        <w:rPr>
+          <w:rStyle w:val="HTMLCode"/>
+          <w:rFonts w:ascii="Times New Roman" w:hAnsi="Times New Roman" w:cs="Times New Roman"/>
+          <w:sz w:val="24"/>
+          <w:szCs w:val="24"/>
+        </w:rPr>
+      </w:pPr>
+      <w:proofErr w:type="spellStart"/>
+      <w:r>
+        <w:rPr>
+          <w:rStyle w:val="HTMLCode"/>
+          <w:rFonts w:ascii="Times New Roman" w:hAnsi="Times New Roman" w:cs="Times New Roman"/>
+          <w:sz w:val="24"/>
+          <w:szCs w:val="24"/>
+        </w:rPr>
+        <w:t>az</w:t>
+      </w:r>
+      <w:proofErr w:type="spellEnd"/>
+      <w:r>
+        <w:rPr>
+          <w:rStyle w:val="HTMLCode"/>
+          <w:rFonts w:ascii="Times New Roman" w:hAnsi="Times New Roman" w:cs="Times New Roman"/>
+          <w:sz w:val="24"/>
+          <w:szCs w:val="24"/>
+        </w:rPr>
+        <w:t xml:space="preserve"> container delete --name knowledge-backend --resource-group knowledge-platform-</w:t>
+      </w:r>
+      <w:proofErr w:type="spellStart"/>
+      <w:r>
+        <w:rPr>
+          <w:rStyle w:val="HTMLCode"/>
+          <w:rFonts w:ascii="Times New Roman" w:hAnsi="Times New Roman" w:cs="Times New Roman"/>
+          <w:sz w:val="24"/>
+          <w:szCs w:val="24"/>
+        </w:rPr>
+        <w:t>rg</w:t>
+      </w:r>
+      <w:proofErr w:type="spellEnd"/>
+    </w:p>
+    <w:p>
+      <w:pPr>
+        <w:pStyle w:val="HTMLPreformatted"/>
+        <w:rPr>
+          <w:rStyle w:val="HTMLCode"/>
+          <w:rFonts w:ascii="Times New Roman" w:hAnsi="Times New Roman" w:cs="Times New Roman"/>
+          <w:sz w:val="24"/>
+          <w:szCs w:val="24"/>
+        </w:rPr>
+      </w:pPr>
+      <w:proofErr w:type="spellStart"/>
+      <w:r>
+        <w:rPr>
+          <w:rStyle w:val="HTMLCode"/>
+          <w:rFonts w:ascii="Times New Roman" w:hAnsi="Times New Roman" w:cs="Times New Roman"/>
+          <w:sz w:val="24"/>
+          <w:szCs w:val="24"/>
+        </w:rPr>
+        <w:t>az</w:t>
+      </w:r>
+      <w:proofErr w:type="spellEnd"/>
+      <w:r>
+        <w:rPr>
+          <w:rStyle w:val="HTMLCode"/>
+          <w:rFonts w:ascii="Times New Roman" w:hAnsi="Times New Roman" w:cs="Times New Roman"/>
+          <w:sz w:val="24"/>
+          <w:szCs w:val="24"/>
+        </w:rPr>
+        <w:t xml:space="preserve"> </w:t>
+      </w:r>
+      <w:proofErr w:type="spellStart"/>
+      <w:r>
+        <w:rPr>
+          <w:rStyle w:val="HTMLCode"/>
+          <w:rFonts w:ascii="Times New Roman" w:hAnsi="Times New Roman" w:cs="Times New Roman"/>
+          <w:sz w:val="24"/>
+          <w:szCs w:val="24"/>
+        </w:rPr>
+        <w:t>acr</w:t>
+      </w:r>
+      <w:proofErr w:type="spellEnd"/>
+      <w:r>
+        <w:rPr>
+          <w:rStyle w:val="HTMLCode"/>
+          <w:rFonts w:ascii="Times New Roman" w:hAnsi="Times New Roman" w:cs="Times New Roman"/>
+          <w:sz w:val="24"/>
+          <w:szCs w:val="24"/>
+        </w:rPr>
+        <w:t xml:space="preserve"> credential show --name </w:t>
+      </w:r>
+      <w:proofErr w:type="spellStart"/>
+      <w:r>
+        <w:rPr>
+          <w:rStyle w:val="HTMLCode"/>
+          <w:rFonts w:ascii="Times New Roman" w:hAnsi="Times New Roman" w:cs="Times New Roman"/>
+          <w:sz w:val="24"/>
+          <w:szCs w:val="24"/>
+        </w:rPr>
+        <w:t>knowledgeplatformacr</w:t>
+      </w:r>
+      <w:proofErr w:type="spellEnd"/>
+    </w:p>
+    <w:p>
+      <w:pPr>
+        <w:pStyle w:val="HTMLPreformatted"/>
+        <w:rPr>
+          <w:rStyle w:val="HTMLCode"/>
+          <w:rFonts w:ascii="Times New Roman" w:hAnsi="Times New Roman" w:cs="Times New Roman"/>
+          <w:sz w:val="24"/>
+          <w:szCs w:val="24"/>
+        </w:rPr>
+      </w:pPr>
+    </w:p>
+    <w:p>
+      <w:pPr>
+        <w:pStyle w:val="HTMLPreformatted"/>
+        <w:rPr>
+          <w:rStyle w:val="HTMLCode"/>
+          <w:rFonts w:ascii="Times New Roman" w:hAnsi="Times New Roman" w:cs="Times New Roman"/>
+          <w:sz w:val="24"/>
+          <w:szCs w:val="24"/>
+        </w:rPr>
+      </w:pPr>
+      <w:proofErr w:type="spellStart"/>
+      <w:r>
+        <w:rPr>
+          <w:rStyle w:val="HTMLCode"/>
+          <w:rFonts w:ascii="Times New Roman" w:hAnsi="Times New Roman" w:cs="Times New Roman"/>
+          <w:sz w:val="24"/>
+          <w:szCs w:val="24"/>
+        </w:rPr>
+        <w:t>az</w:t>
+      </w:r>
+      <w:proofErr w:type="spellEnd"/>
+      <w:r>
+        <w:rPr>
+          <w:rStyle w:val="HTMLCode"/>
+          <w:rFonts w:ascii="Times New Roman" w:hAnsi="Times New Roman" w:cs="Times New Roman"/>
+          <w:sz w:val="24"/>
+          <w:szCs w:val="24"/>
+        </w:rPr>
+        <w:t xml:space="preserve"> container create --resource-group knowledge-platform-</w:t>
+      </w:r>
+      <w:proofErr w:type="spellStart"/>
+      <w:r>
+        <w:rPr>
+          <w:rStyle w:val="HTMLCode"/>
+          <w:rFonts w:ascii="Times New Roman" w:hAnsi="Times New Roman" w:cs="Times New Roman"/>
+          <w:sz w:val="24"/>
+          <w:szCs w:val="24"/>
+        </w:rPr>
+        <w:t>rg</w:t>
+      </w:r>
+      <w:proofErr w:type="spellEnd"/>
+      <w:r>
+        <w:rPr>
+          <w:rStyle w:val="HTMLCode"/>
+          <w:rFonts w:ascii="Times New Roman" w:hAnsi="Times New Roman" w:cs="Times New Roman"/>
+          <w:sz w:val="24"/>
+          <w:szCs w:val="24"/>
+        </w:rPr>
+        <w:t xml:space="preserve"> \</w:t>
+      </w:r>
+    </w:p>
+    <w:p>
+      <w:pPr>
+        <w:pStyle w:val="HTMLPreformatted"/>
+        <w:rPr>
+          <w:rStyle w:val="HTMLCode"/>
+          <w:rFonts w:ascii="Times New Roman" w:hAnsi="Times New Roman" w:cs="Times New Roman"/>
+          <w:sz w:val="24"/>
+          <w:szCs w:val="24"/>
+        </w:rPr>
+      </w:pPr>
+      <w:r>
+        <w:rPr>
+          <w:rStyle w:val="HTMLCode"/>
+          <w:rFonts w:ascii="Times New Roman" w:hAnsi="Times New Roman" w:cs="Times New Roman"/>
+          <w:sz w:val="24"/>
+          <w:szCs w:val="24"/>
+        </w:rPr>
+        <w:t xml:space="preserve">  --location </w:t>
+      </w:r>
+      <w:proofErr w:type="spellStart"/>
+      <w:r>
+        <w:rPr>
+          <w:rStyle w:val="HTMLCode"/>
+          <w:rFonts w:ascii="Times New Roman" w:hAnsi="Times New Roman" w:cs="Times New Roman"/>
+          <w:sz w:val="24"/>
+          <w:szCs w:val="24"/>
+        </w:rPr>
+        <w:t>southindia</w:t>
+      </w:r>
+      <w:proofErr w:type="spellEnd"/>
+      <w:r>
+        <w:rPr>
+          <w:rStyle w:val="HTMLCode"/>
+          <w:rFonts w:ascii="Times New Roman" w:hAnsi="Times New Roman" w:cs="Times New Roman"/>
+          <w:sz w:val="24"/>
+          <w:szCs w:val="24"/>
+        </w:rPr>
+        <w:t xml:space="preserve"> \</w:t>
+      </w:r>
+    </w:p>
+    <w:p>
+      <w:pPr>
+        <w:pStyle w:val="HTMLPreformatted"/>
+        <w:rPr>
+          <w:rStyle w:val="HTMLCode"/>
+          <w:rFonts w:ascii="Times New Roman" w:hAnsi="Times New Roman" w:cs="Times New Roman"/>
+          <w:sz w:val="24"/>
+          <w:szCs w:val="24"/>
+        </w:rPr>
+      </w:pPr>
+      <w:r>
+        <w:rPr>
+          <w:rStyle w:val="HTMLCode"/>
+          <w:rFonts w:ascii="Times New Roman" w:hAnsi="Times New Roman" w:cs="Times New Roman"/>
+          <w:sz w:val="24"/>
+          <w:szCs w:val="24"/>
+        </w:rPr>
+        <w:t xml:space="preserve">  --name knowledge-backend \</w:t>
+      </w:r>
+    </w:p>
+    <w:p>
+      <w:pPr>
+        <w:pStyle w:val="HTMLPreformatted"/>
+        <w:rPr>
+          <w:rStyle w:val="HTMLCode"/>
+          <w:rFonts w:ascii="Times New Roman" w:hAnsi="Times New Roman" w:cs="Times New Roman"/>
+          <w:sz w:val="24"/>
+          <w:szCs w:val="24"/>
+        </w:rPr>
+      </w:pPr>
+      <w:r>
+        <w:rPr>
+          <w:rStyle w:val="HTMLCode"/>
+          <w:rFonts w:ascii="Times New Roman" w:hAnsi="Times New Roman" w:cs="Times New Roman"/>
+          <w:sz w:val="24"/>
+          <w:szCs w:val="24"/>
+        </w:rPr>
+        <w:t xml:space="preserve">  --image knowledgeplatformacr.azurecr.io/</w:t>
+      </w:r>
+      <w:proofErr w:type="spellStart"/>
+      <w:r>
+        <w:rPr>
+          <w:rStyle w:val="HTMLCode"/>
+          <w:rFonts w:ascii="Times New Roman" w:hAnsi="Times New Roman" w:cs="Times New Roman"/>
+          <w:sz w:val="24"/>
+          <w:szCs w:val="24"/>
+        </w:rPr>
+        <w:t>knowledge-</w:t>
+      </w:r>
+      <w:proofErr w:type="gramStart"/>
+      <w:r>
+        <w:rPr>
+          <w:rStyle w:val="HTMLCode"/>
+          <w:rFonts w:ascii="Times New Roman" w:hAnsi="Times New Roman" w:cs="Times New Roman"/>
+          <w:sz w:val="24"/>
+          <w:szCs w:val="24"/>
+        </w:rPr>
+        <w:t>backend:latest</w:t>
+      </w:r>
+      <w:proofErr w:type="spellEnd"/>
+      <w:proofErr w:type="gramEnd"/>
+      <w:r>
+        <w:rPr>
+          <w:rStyle w:val="HTMLCode"/>
+          <w:rFonts w:ascii="Times New Roman" w:hAnsi="Times New Roman" w:cs="Times New Roman"/>
+          <w:sz w:val="24"/>
+          <w:szCs w:val="24"/>
+        </w:rPr>
+        <w:t xml:space="preserve"> \</w:t>
+      </w:r>
+    </w:p>
+    <w:p>
+      <w:pPr>
+        <w:pStyle w:val="HTMLPreformatted"/>
+        <w:rPr>
+          <w:rStyle w:val="HTMLCode"/>
+          <w:rFonts w:ascii="Times New Roman" w:hAnsi="Times New Roman" w:cs="Times New Roman"/>
+          <w:sz w:val="24"/>
+          <w:szCs w:val="24"/>
+        </w:rPr>
+      </w:pPr>
+      <w:r>
+        <w:rPr>
+          <w:rStyle w:val="HTMLCode"/>
+          <w:rFonts w:ascii="Times New Roman" w:hAnsi="Times New Roman" w:cs="Times New Roman"/>
+          <w:sz w:val="24"/>
+          <w:szCs w:val="24"/>
+        </w:rPr>
+        <w:lastRenderedPageBreak/>
+        <w:t xml:space="preserve">  --</w:t>
+      </w:r>
+      <w:proofErr w:type="spellStart"/>
+      <w:r>
+        <w:rPr>
+          <w:rStyle w:val="HTMLCode"/>
+          <w:rFonts w:ascii="Times New Roman" w:hAnsi="Times New Roman" w:cs="Times New Roman"/>
+          <w:sz w:val="24"/>
+          <w:szCs w:val="24"/>
+        </w:rPr>
+        <w:t>dns</w:t>
+      </w:r>
+      <w:proofErr w:type="spellEnd"/>
+      <w:r>
+        <w:rPr>
+          <w:rStyle w:val="HTMLCode"/>
+          <w:rFonts w:ascii="Times New Roman" w:hAnsi="Times New Roman" w:cs="Times New Roman"/>
+          <w:sz w:val="24"/>
+          <w:szCs w:val="24"/>
+        </w:rPr>
+        <w:t>-name-label knowledge-backend-</w:t>
+      </w:r>
+      <w:proofErr w:type="spellStart"/>
+      <w:r>
+        <w:rPr>
+          <w:rStyle w:val="HTMLCode"/>
+          <w:rFonts w:ascii="Times New Roman" w:hAnsi="Times New Roman" w:cs="Times New Roman"/>
+          <w:sz w:val="24"/>
+          <w:szCs w:val="24"/>
+        </w:rPr>
+        <w:t>dns</w:t>
+      </w:r>
+      <w:proofErr w:type="spellEnd"/>
+      <w:r>
+        <w:rPr>
+          <w:rStyle w:val="HTMLCode"/>
+          <w:rFonts w:ascii="Times New Roman" w:hAnsi="Times New Roman" w:cs="Times New Roman"/>
+          <w:sz w:val="24"/>
+          <w:szCs w:val="24"/>
+        </w:rPr>
+        <w:t xml:space="preserve"> \</w:t>
+      </w:r>
+    </w:p>
+    <w:p>
+      <w:pPr>
+        <w:pStyle w:val="HTMLPreformatted"/>
+        <w:rPr>
+          <w:rStyle w:val="HTMLCode"/>
+          <w:rFonts w:ascii="Times New Roman" w:hAnsi="Times New Roman" w:cs="Times New Roman"/>
+          <w:sz w:val="24"/>
+          <w:szCs w:val="24"/>
+        </w:rPr>
+      </w:pPr>
+      <w:r>
+        <w:rPr>
+          <w:rStyle w:val="HTMLCode"/>
+          <w:rFonts w:ascii="Times New Roman" w:hAnsi="Times New Roman" w:cs="Times New Roman"/>
+          <w:sz w:val="24"/>
+          <w:szCs w:val="24"/>
+        </w:rPr>
+        <w:t xml:space="preserve">  --ports 8000 \</w:t>
+      </w:r>
+    </w:p>
+    <w:p>
+      <w:pPr>
+        <w:pStyle w:val="HTMLPreformatted"/>
+        <w:rPr>
+          <w:rStyle w:val="HTMLCode"/>
+          <w:rFonts w:ascii="Times New Roman" w:hAnsi="Times New Roman" w:cs="Times New Roman"/>
+          <w:sz w:val="24"/>
+          <w:szCs w:val="24"/>
+        </w:rPr>
+      </w:pPr>
+      <w:r>
+        <w:rPr>
+          <w:rStyle w:val="HTMLCode"/>
+          <w:rFonts w:ascii="Times New Roman" w:hAnsi="Times New Roman" w:cs="Times New Roman"/>
+          <w:sz w:val="24"/>
+          <w:szCs w:val="24"/>
+        </w:rPr>
+        <w:t xml:space="preserve">  --</w:t>
+      </w:r>
+      <w:proofErr w:type="spellStart"/>
+      <w:r>
+        <w:rPr>
+          <w:rStyle w:val="HTMLCode"/>
+          <w:rFonts w:ascii="Times New Roman" w:hAnsi="Times New Roman" w:cs="Times New Roman"/>
+          <w:sz w:val="24"/>
+          <w:szCs w:val="24"/>
+        </w:rPr>
+        <w:t>os</w:t>
+      </w:r>
+      <w:proofErr w:type="spellEnd"/>
+      <w:r>
+        <w:rPr>
+          <w:rStyle w:val="HTMLCode"/>
+          <w:rFonts w:ascii="Times New Roman" w:hAnsi="Times New Roman" w:cs="Times New Roman"/>
+          <w:sz w:val="24"/>
+          <w:szCs w:val="24"/>
+        </w:rPr>
+        <w:t>-type Linux \</w:t>
+      </w:r>
+    </w:p>
+    <w:p>
+      <w:pPr>
+        <w:pStyle w:val="HTMLPreformatted"/>
+        <w:rPr>
+          <w:rStyle w:val="HTMLCode"/>
+          <w:rFonts w:ascii="Times New Roman" w:hAnsi="Times New Roman" w:cs="Times New Roman"/>
+          <w:sz w:val="24"/>
+          <w:szCs w:val="24"/>
+        </w:rPr>
+      </w:pPr>
+      <w:r>
+        <w:rPr>
+          <w:rStyle w:val="HTMLCode"/>
+          <w:rFonts w:ascii="Times New Roman" w:hAnsi="Times New Roman" w:cs="Times New Roman"/>
+          <w:sz w:val="24"/>
+          <w:szCs w:val="24"/>
+        </w:rPr>
+        <w:t xml:space="preserve">  --</w:t>
+      </w:r>
+      <w:proofErr w:type="spellStart"/>
+      <w:r>
+        <w:rPr>
+          <w:rStyle w:val="HTMLCode"/>
+          <w:rFonts w:ascii="Times New Roman" w:hAnsi="Times New Roman" w:cs="Times New Roman"/>
+          <w:sz w:val="24"/>
+          <w:szCs w:val="24"/>
+        </w:rPr>
+        <w:t>cpu</w:t>
+      </w:r>
+      <w:proofErr w:type="spellEnd"/>
+      <w:r>
+        <w:rPr>
+          <w:rStyle w:val="HTMLCode"/>
+          <w:rFonts w:ascii="Times New Roman" w:hAnsi="Times New Roman" w:cs="Times New Roman"/>
+          <w:sz w:val="24"/>
+          <w:szCs w:val="24"/>
+        </w:rPr>
+        <w:t xml:space="preserve"> 1 --memory 1.5 \</w:t>
+      </w:r>
+    </w:p>
+    <w:p>
+      <w:pPr>
+        <w:pStyle w:val="HTMLPreformatted"/>
+        <w:rPr>
+          <w:rStyle w:val="HTMLCode"/>
+          <w:rFonts w:ascii="Times New Roman" w:hAnsi="Times New Roman" w:cs="Times New Roman"/>
+          <w:sz w:val="24"/>
+          <w:szCs w:val="24"/>
+        </w:rPr>
+      </w:pPr>
+      <w:r>
+        <w:rPr>
+          <w:rStyle w:val="HTMLCode"/>
+          <w:rFonts w:ascii="Times New Roman" w:hAnsi="Times New Roman" w:cs="Times New Roman"/>
+          <w:sz w:val="24"/>
+          <w:szCs w:val="24"/>
+        </w:rPr>
+        <w:t xml:space="preserve">  --registry-username </w:t>
+      </w:r>
+      <w:proofErr w:type="spellStart"/>
+      <w:r>
+        <w:rPr>
+          <w:rStyle w:val="HTMLCode"/>
+          <w:rFonts w:ascii="Times New Roman" w:hAnsi="Times New Roman" w:cs="Times New Roman"/>
+          <w:sz w:val="24"/>
+          <w:szCs w:val="24"/>
+        </w:rPr>
+        <w:t>knowledgeplatformacr</w:t>
+      </w:r>
+      <w:proofErr w:type="spellEnd"/>
+      <w:r>
+        <w:rPr>
+          <w:rStyle w:val="HTMLCode"/>
+          <w:rFonts w:ascii="Times New Roman" w:hAnsi="Times New Roman" w:cs="Times New Roman"/>
+          <w:sz w:val="24"/>
+          <w:szCs w:val="24"/>
+        </w:rPr>
+        <w:t xml:space="preserve"> \</w:t>
+      </w:r>
+    </w:p>
+    <w:p>
+      <w:pPr>
+        <w:pStyle w:val="HTMLPreformatted"/>
+        <w:rPr>
+          <w:rStyle w:val="HTMLCode"/>
+          <w:rFonts w:ascii="Times New Roman" w:hAnsi="Times New Roman" w:cs="Times New Roman"/>
+          <w:sz w:val="24"/>
+          <w:szCs w:val="24"/>
+        </w:rPr>
+      </w:pPr>
+      <w:r>
+        <w:rPr>
+          <w:rStyle w:val="HTMLCode"/>
+          <w:rFonts w:ascii="Times New Roman" w:hAnsi="Times New Roman" w:cs="Times New Roman"/>
+          <w:sz w:val="24"/>
+          <w:szCs w:val="24"/>
+        </w:rPr>
+        <w:t xml:space="preserve">  --registry-password &lt;secure-password&gt; \</w:t>
+      </w:r>
+    </w:p>
+    <w:p>
+      <w:pPr>
+        <w:pStyle w:val="HTMLPreformatted"/>
+        <w:rPr>
+          <w:rStyle w:val="HTMLCode"/>
+          <w:rFonts w:ascii="Times New Roman" w:hAnsi="Times New Roman" w:cs="Times New Roman"/>
+          <w:sz w:val="24"/>
+          <w:szCs w:val="24"/>
+        </w:rPr>
+      </w:pPr>
+      <w:r>
+        <w:rPr>
+          <w:rStyle w:val="HTMLCode"/>
+          <w:rFonts w:ascii="Times New Roman" w:hAnsi="Times New Roman" w:cs="Times New Roman"/>
+          <w:sz w:val="24"/>
+          <w:szCs w:val="24"/>
+        </w:rPr>
+        <w:t xml:space="preserve">  --environment-variables GROQ_API_KEY="..." LANGSMITH_API_KEY="..." VECTOR_DB_PATH="/app/</w:t>
+      </w:r>
+      <w:proofErr w:type="spellStart"/>
+      <w:r>
+        <w:rPr>
+          <w:rStyle w:val="HTMLCode"/>
+          <w:rFonts w:ascii="Times New Roman" w:hAnsi="Times New Roman" w:cs="Times New Roman"/>
+          <w:sz w:val="24"/>
+          <w:szCs w:val="24"/>
+        </w:rPr>
+        <w:t>vector_store</w:t>
+      </w:r>
+      <w:proofErr w:type="spellEnd"/>
+      <w:r>
+        <w:rPr>
+          <w:rStyle w:val="HTMLCode"/>
+          <w:rFonts w:ascii="Times New Roman" w:hAnsi="Times New Roman" w:cs="Times New Roman"/>
+          <w:sz w:val="24"/>
+          <w:szCs w:val="24"/>
+        </w:rPr>
+        <w:t>" LOG_LEVEL="info" MODEL_ROUTER="llama-3.1-8b-instant" ...</w:t>
+      </w:r>
+    </w:p>
+    <w:p>
+      <w:pPr>
+        <w:pStyle w:val="HTMLPreformatted"/>
+        <w:rPr>
+          <w:rStyle w:val="HTMLCode"/>
+          <w:rFonts w:ascii="Times New Roman" w:hAnsi="Times New Roman" w:cs="Times New Roman"/>
+          <w:sz w:val="24"/>
+          <w:szCs w:val="24"/>
+        </w:rPr>
+      </w:pPr>
+    </w:p>
+    <w:p>
+      <w:pPr>
+        <w:pStyle w:val="HTMLPreformatted"/>
+        <w:rPr>
+          <w:rStyle w:val="HTMLCode"/>
+          <w:rFonts w:ascii="Times New Roman" w:hAnsi="Times New Roman" w:cs="Times New Roman"/>
+          <w:sz w:val="24"/>
+          <w:szCs w:val="24"/>
+        </w:rPr>
+      </w:pPr>
+      <w:r>
+        <w:rPr>
+          <w:noProof/>
+        </w:rPr>
+        <w:drawing>
+          <wp:inline distT="0" distB="0" distL="0" distR="0" wp14:anchorId="37748024" wp14:editId="06EEF447">
+            <wp:extent cx="5731510" cy="2741295"/>
+            <wp:effectExtent l="0" t="0" r="2540" b="1905"/>
+            <wp:docPr id="1" name="Picture 1"/>
+            <wp:cNvGraphicFramePr>
+              <a:graphicFrameLocks xmlns:a="http://schemas.openxmlformats.org/drawingml/2006/main" noChangeAspect="1"/>
+            </wp:cNvGraphicFramePr>
+            <a:graphic xmlns:a="http://schemas.openxmlformats.org/drawingml/2006/main">
+              <a:graphicData uri="http://schemas.openxmlformats.org/drawingml/2006/picture">
+                <pic:pic xmlns:pic="http://schemas.openxmlformats.org/drawingml/2006/picture">
+                  <pic:nvPicPr>
+                    <pic:cNvPr id="1" name=""/>
+                    <pic:cNvPicPr/>
+                  </pic:nvPicPr>
+                  <pic:blipFill>
+                    <a:blip r:embed="rId5"/>
+                    <a:stretch>
+                      <a:fillRect/>
+                    </a:stretch>
+                  </pic:blipFill>
+                  <pic:spPr>
+                    <a:xfrm>
+                      <a:off x="0" y="0"/>
+                      <a:ext cx="5731510" cy="2741295"/>
+                    </a:xfrm>
+                    <a:prstGeom prst="rect">
+                      <a:avLst/>
+                    </a:prstGeom>
+                  </pic:spPr>
+                </pic:pic>
+              </a:graphicData>
+            </a:graphic>
+          </wp:inline>
+        </w:drawing>
+      </w:r>
+    </w:p>
+    <w:p>
+      <w:pPr>
+        <w:pStyle w:val="HTMLPreformatted"/>
+        <w:rPr>
+          <w:rStyle w:val="HTMLCode"/>
+          <w:rFonts w:ascii="Times New Roman" w:hAnsi="Times New Roman" w:cs="Times New Roman"/>
+          <w:sz w:val="24"/>
+          <w:szCs w:val="24"/>
+        </w:rPr>
+      </w:pPr>
+    </w:p>
+    <w:p>
+      <w:pPr>
+        <w:pStyle w:val="Heading3"/>
+      </w:pPr>
+      <w:r>
+        <w:t>4.2 Frontend (Azure App Service)</w:t>
+      </w:r>
+    </w:p>
+    <w:p>
+      <w:pPr>
+        <w:pStyle w:val="NormalWeb"/>
+        <w:numPr>
+          <w:ilvl w:val="0"/>
+          <w:numId w:val="10"/>
+        </w:numPr>
+      </w:pPr>
+      <w:r>
+        <w:t>Code pushed to GitHub.</w:t>
+      </w:r>
+    </w:p>
+    <w:p>
+      <w:pPr>
+        <w:pStyle w:val="NormalWeb"/>
+        <w:numPr>
+          <w:ilvl w:val="0"/>
+          <w:numId w:val="10"/>
+        </w:numPr>
+      </w:pPr>
+      <w:r>
+        <w:t>Azure App Service connected to repo, automatically built and deployed Next.js frontend.</w:t>
+      </w:r>
+    </w:p>
+    <w:p>
+      <w:pPr>
+        <w:pStyle w:val="NormalWeb"/>
+        <w:numPr>
+          <w:ilvl w:val="0"/>
+          <w:numId w:val="10"/>
+        </w:numPr>
+      </w:pPr>
+      <w:r>
+        <w:t>Environment variables configured for API endpoints.</w:t>
+      </w:r>
+    </w:p>
+    <w:p>
+      <w:pPr>
+        <w:pStyle w:val="NormalWeb"/>
+      </w:pPr>
+      <w:r>
+        <w:rPr>
+          <w:noProof/>
+        </w:rPr>
+        <w:drawing>
+          <wp:inline distT="0" distB="0" distL="0" distR="0" wp14:anchorId="7EB01347" wp14:editId="23284EC2">
+            <wp:extent cx="5731510" cy="2676525"/>
+            <wp:effectExtent l="0" t="0" r="2540" b="9525"/>
+            <wp:docPr id="2" name="Picture 2"/>
+            <wp:cNvGraphicFramePr>
+              <a:graphicFrameLocks xmlns:a="http://schemas.openxmlformats.org/drawingml/2006/main" noChangeAspect="1"/>
+            </wp:cNvGraphicFramePr>
+            <a:graphic xmlns:a="http://schemas.openxmlformats.org/drawingml/2006/main">
+              <a:graphicData uri="http://schemas.openxmlformats.org/drawingml/2006/picture">
+                <pic:pic xmlns:pic="http://schemas.openxmlformats.org/drawingml/2006/picture">
+                  <pic:nvPicPr>
+                    <pic:cNvPr id="1" name=""/>
+                    <pic:cNvPicPr/>
+                  </pic:nvPicPr>
+                  <pic:blipFill>
+                    <a:blip r:embed="rId6"/>
+                    <a:stretch>
+                      <a:fillRect/>
+                    </a:stretch>
+                  </pic:blipFill>
+                  <pic:spPr>
+                    <a:xfrm>
+                      <a:off x="0" y="0"/>
+                      <a:ext cx="5731510" cy="2676525"/>
+                    </a:xfrm>
+                    <a:prstGeom prst="rect">
+                      <a:avLst/>
+                    </a:prstGeom>
+                  </pic:spPr>
+                </pic:pic>
+              </a:graphicData>
+            </a:graphic>
+          </wp:inline>
+        </w:drawing>
+      </w:r>
+    </w:p>
+    <w:p>
+      <w:pPr>
+        <w:pStyle w:val="Heading3"/>
+      </w:pPr>
+      <w:r>
+        <w:lastRenderedPageBreak/>
+        <w:t>4.3 Networking (Azure Front Door)</w:t>
+      </w:r>
+    </w:p>
+    <w:p>
+      <w:pPr>
+        <w:pStyle w:val="NormalWeb"/>
+        <w:numPr>
+          <w:ilvl w:val="0"/>
+          <w:numId w:val="11"/>
+        </w:numPr>
+      </w:pPr>
+      <w:r>
+        <w:t>Configured Front Door to route traffic securely over HTTPS.</w:t>
+      </w:r>
+    </w:p>
+    <w:p>
+      <w:pPr>
+        <w:pStyle w:val="NormalWeb"/>
+        <w:numPr>
+          <w:ilvl w:val="0"/>
+          <w:numId w:val="11"/>
+        </w:numPr>
+      </w:pPr>
+      <w:r>
+        <w:t>Frontend served via App Service, backend via Container Instance.</w:t>
+      </w:r>
+    </w:p>
+    <w:p>
+      <w:pPr>
+        <w:pStyle w:val="NormalWeb"/>
+        <w:numPr>
+          <w:ilvl w:val="0"/>
+          <w:numId w:val="11"/>
+        </w:numPr>
+      </w:pPr>
+      <w:r>
+        <w:t>DNS name label used for backend; Front Door handled reverse proxy and SSL termination.</w:t>
+      </w:r>
+    </w:p>
+    <w:p>
+      <w:pPr>
+        <w:pStyle w:val="NormalWeb"/>
+      </w:pPr>
+      <w:r>
+        <w:rPr>
+          <w:noProof/>
+        </w:rPr>
+        <w:drawing>
+          <wp:inline distT="0" distB="0" distL="0" distR="0" wp14:anchorId="78C7DAA5" wp14:editId="0292C249">
+            <wp:extent cx="5731510" cy="2891155"/>
+            <wp:effectExtent l="0" t="0" r="2540" b="4445"/>
+            <wp:docPr id="3" name="Picture 3"/>
+            <wp:cNvGraphicFramePr>
+              <a:graphicFrameLocks xmlns:a="http://schemas.openxmlformats.org/drawingml/2006/main" noChangeAspect="1"/>
+            </wp:cNvGraphicFramePr>
+            <a:graphic xmlns:a="http://schemas.openxmlformats.org/drawingml/2006/main">
+              <a:graphicData uri="http://schemas.openxmlformats.org/drawingml/2006/picture">
+                <pic:pic xmlns:pic="http://schemas.openxmlformats.org/drawingml/2006/picture">
+                  <pic:nvPicPr>
+                    <pic:cNvPr id="1" name=""/>
+                    <pic:cNvPicPr/>
+                  </pic:nvPicPr>
+                  <pic:blipFill>
+                    <a:blip r:embed="rId7"/>
+                    <a:stretch>
+                      <a:fillRect/>
+                    </a:stretch>
+                  </pic:blipFill>
+                  <pic:spPr>
+                    <a:xfrm>
+                      <a:off x="0" y="0"/>
+                      <a:ext cx="5731510" cy="2891155"/>
+                    </a:xfrm>
+                    <a:prstGeom prst="rect">
+                      <a:avLst/>
+                    </a:prstGeom>
+                  </pic:spPr>
+                </pic:pic>
+              </a:graphicData>
+            </a:graphic>
+          </wp:inline>
+        </w:drawing>
+      </w:r>
+    </w:p>
+    <w:p>
+      <w:pPr>
+        <w:pStyle w:val="NormalWeb"/>
+      </w:pPr>
+    </w:p>
+    <w:p>
+      <w:pPr>
+        <w:pStyle w:val="NormalWeb"/>
+      </w:pPr>
+    </w:p>
+    <w:p>
+      <w:pPr>
+        <w:pStyle w:val="NormalWeb"/>
+      </w:pPr>
+    </w:p>
+    <w:p>
+      <w:pPr>
+        <w:pStyle w:val="NormalWeb"/>
+      </w:pPr>
+    </w:p>
+    <w:p>
+      <w:pPr>
+        <w:pStyle w:val="NormalWeb"/>
+      </w:pPr>
+    </w:p>
+    <w:p>
+      <w:pPr>
+        <w:pStyle w:val="NormalWeb"/>
+      </w:pPr>
+    </w:p>
+    <w:p>
+      <w:pPr>
+        <w:pStyle w:val="NormalWeb"/>
+      </w:pPr>
+    </w:p>
+    <w:p>
+      <w:pPr>
+        <w:pStyle w:val="NormalWeb"/>
+      </w:pPr>
+    </w:p>
+    <w:p>
+      <w:pPr>
+        <w:pStyle w:val="NormalWeb"/>
+      </w:pPr>
+    </w:p>
+    <w:p>
+      <w:pPr>
+        <w:pStyle w:val="NormalWeb"/>
+      </w:pPr>
+    </w:p>
+    <w:p>
+      <w:pPr>
+        <w:pStyle w:val="NormalWeb"/>
+      </w:pPr>
+    </w:p>
+    <w:p>
+      <w:pPr>
+        <w:pStyle w:val="NormalWeb"/>
+      </w:pPr>
+    </w:p>
+    <w:p>
+      <w:pPr>
+        <w:pStyle w:val="NormalWeb"/>
+      </w:pPr>
+    </w:p>
+    <w:p>
+      <w:pPr>
+        <w:pStyle w:val="Heading2"/>
+      </w:pPr>
+      <w:r>
+        <w:lastRenderedPageBreak/>
+        <w:t>5. Example Behaviours</w:t>
+      </w:r>
+    </w:p>
+    <w:p>
+      <w:pPr>
+        <w:pStyle w:val="NormalWeb"/>
+        <w:numPr>
+          <w:ilvl w:val="0"/>
+          <w:numId w:val="12"/>
+        </w:numPr>
+      </w:pPr>
+      <w:r>
+        <w:rPr>
+          <w:rStyle w:val="Strong"/>
+        </w:rPr>
+        <w:t>Multiple PDFs</w:t>
+      </w:r>
+      <w:r>
+        <w:t>: Summarize differences across documents.</w:t>
+      </w:r>
+    </w:p>
+    <w:p>
+      <w:pPr>
+        <w:pStyle w:val="NormalWeb"/>
+        <w:numPr>
+          <w:ilvl w:val="0"/>
+          <w:numId w:val="12"/>
+        </w:numPr>
+      </w:pPr>
+      <w:r>
+        <w:rPr>
+          <w:rStyle w:val="Strong"/>
+        </w:rPr>
+        <w:t>Math Query</w:t>
+      </w:r>
+      <w:r>
+        <w:t>: Routed to Calculator Agent.</w:t>
+      </w:r>
+    </w:p>
+    <w:p>
+      <w:pPr>
+        <w:pStyle w:val="NormalWeb"/>
+        <w:numPr>
+          <w:ilvl w:val="0"/>
+          <w:numId w:val="12"/>
+        </w:numPr>
+      </w:pPr>
+      <w:r>
+        <w:rPr>
+          <w:rStyle w:val="Strong"/>
+        </w:rPr>
+        <w:t>Finance Query</w:t>
+      </w:r>
+      <w:r>
+        <w:t>: Routed to Finance Agent.</w:t>
+      </w:r>
+    </w:p>
+    <w:p>
+      <w:pPr>
+        <w:pStyle w:val="NormalWeb"/>
+        <w:numPr>
+          <w:ilvl w:val="0"/>
+          <w:numId w:val="12"/>
+        </w:numPr>
+      </w:pPr>
+      <w:r>
+        <w:rPr>
+          <w:rStyle w:val="Strong"/>
+        </w:rPr>
+        <w:t>Unsafe Query</w:t>
+      </w:r>
+      <w:r>
+        <w:t>: Blocked by guardrails.</w:t>
+      </w:r>
+    </w:p>
+    <w:p>
+      <w:pPr>
+        <w:pStyle w:val="NormalWeb"/>
+      </w:pPr>
+      <w:r>
+        <w:rPr>
+          <w:noProof/>
+        </w:rPr>
+        <w:drawing>
+          <wp:inline distT="0" distB="0" distL="0" distR="0" wp14:anchorId="5137179A" wp14:editId="0193DC1F">
+            <wp:extent cx="5731510" cy="3335020"/>
+            <wp:effectExtent l="0" t="0" r="2540" b="0"/>
+            <wp:docPr id="5" name="Picture 5"/>
+            <wp:cNvGraphicFramePr>
+              <a:graphicFrameLocks xmlns:a="http://schemas.openxmlformats.org/drawingml/2006/main" noChangeAspect="1"/>
+            </wp:cNvGraphicFramePr>
+            <a:graphic xmlns:a="http://schemas.openxmlformats.org/drawingml/2006/main">
+              <a:graphicData uri="http://schemas.openxmlformats.org/drawingml/2006/picture">
+                <pic:pic xmlns:pic="http://schemas.openxmlformats.org/drawingml/2006/picture">
+                  <pic:nvPicPr>
+                    <pic:cNvPr id="1" name=""/>
+                    <pic:cNvPicPr/>
+                  </pic:nvPicPr>
+                  <pic:blipFill>
+                    <a:blip r:embed="rId8"/>
+                    <a:stretch>
+                      <a:fillRect/>
+                    </a:stretch>
+                  </pic:blipFill>
+                  <pic:spPr>
+                    <a:xfrm>
+                      <a:off x="0" y="0"/>
+                      <a:ext cx="5731510" cy="3335020"/>
+                    </a:xfrm>
+                    <a:prstGeom prst="rect">
+                      <a:avLst/>
+                    </a:prstGeom>
+                  </pic:spPr>
+                </pic:pic>
+              </a:graphicData>
+            </a:graphic>
+          </wp:inline>
+        </w:drawing>
+      </w:r>
+    </w:p>
+    <w:p>
+      <w:pPr>
+        <w:pStyle w:val="Heading2"/>
+      </w:pPr>
+      <w:r>
+        <w:t>6. Limitations &amp; Challenges</w:t>
+      </w:r>
+    </w:p>
+    <w:p>
+      <w:pPr>
+        <w:pStyle w:val="NormalWeb"/>
+        <w:numPr>
+          <w:ilvl w:val="0"/>
+          <w:numId w:val="13"/>
+        </w:numPr>
+      </w:pPr>
+      <w:r>
+        <w:rPr>
+          <w:rStyle w:val="Strong"/>
+        </w:rPr>
+        <w:t>Memory Persistence</w:t>
+      </w:r>
+      <w:r>
+        <w:t>: Chroma stores locally; scaling requires external DB.</w:t>
+      </w:r>
+    </w:p>
+    <w:p>
+      <w:pPr>
+        <w:pStyle w:val="NormalWeb"/>
+        <w:numPr>
+          <w:ilvl w:val="0"/>
+          <w:numId w:val="13"/>
+        </w:numPr>
+      </w:pPr>
+      <w:r>
+        <w:rPr>
+          <w:rStyle w:val="Strong"/>
+        </w:rPr>
+        <w:t>LLM Dependency</w:t>
+      </w:r>
+      <w:r>
+        <w:t xml:space="preserve">: Relies on </w:t>
+      </w:r>
+      <w:proofErr w:type="spellStart"/>
+      <w:r>
+        <w:t>Groq</w:t>
+      </w:r>
+      <w:proofErr w:type="spellEnd"/>
+      <w:r>
+        <w:t xml:space="preserve"> API; accuracy limited by model.</w:t>
+      </w:r>
+    </w:p>
+    <w:p>
+      <w:pPr>
+        <w:pStyle w:val="NormalWeb"/>
+        <w:numPr>
+          <w:ilvl w:val="0"/>
+          <w:numId w:val="13"/>
+        </w:numPr>
+      </w:pPr>
+      <w:r>
+        <w:rPr>
+          <w:rStyle w:val="Strong"/>
+        </w:rPr>
+        <w:t>Guardrails</w:t>
+      </w:r>
+      <w:r>
+        <w:t>: Regex</w:t>
+      </w:r>
+      <w:r>
+        <w:noBreakHyphen/>
+        <w:t>based; enterprise use requires advanced moderation.</w:t>
+      </w:r>
+    </w:p>
+    <w:p>
+      <w:pPr>
+        <w:pStyle w:val="NormalWeb"/>
+        <w:numPr>
+          <w:ilvl w:val="0"/>
+          <w:numId w:val="13"/>
+        </w:numPr>
+      </w:pPr>
+      <w:r>
+        <w:rPr>
+          <w:rStyle w:val="Strong"/>
+        </w:rPr>
+        <w:t>UI Consistency</w:t>
+      </w:r>
+      <w:r>
+        <w:t>: Tailwind + MUI mix can cause styling conflicts.</w:t>
+      </w:r>
+    </w:p>
+    <w:p>
+      <w:pPr>
+        <w:pStyle w:val="NormalWeb"/>
+        <w:numPr>
+          <w:ilvl w:val="0"/>
+          <w:numId w:val="13"/>
+        </w:numPr>
+      </w:pPr>
+      <w:r>
+        <w:rPr>
+          <w:rStyle w:val="Strong"/>
+        </w:rPr>
+        <w:t>Deployment Challenges</w:t>
+      </w:r>
+      <w:r>
+        <w:t>:</w:t>
       </w:r>
     </w:p>
     <w:p>
@@ -1471,28 +4317,24 @@
         <w:pStyle w:val="NormalWeb"/>
         <w:numPr>
           <w:ilvl w:val="1"/>
-          <w:numId w:val="1"/>
+          <w:numId w:val="13"/>
         </w:numPr>
-        <w:spacing w:after="0" w:afterAutospacing="0"/>
-      </w:pPr>
-      <w:r>
-        <w:t>Cached search for efficiency.</w:t>
-      </w:r>
-    </w:p>
-    <w:p>
-      <w:pPr>
-        <w:pStyle w:val="NormalWeb"/>
-        <w:numPr>
-          <w:ilvl w:val="0"/>
-          <w:numId w:val="1"/>
-        </w:numPr>
-        <w:spacing w:after="0" w:afterAutospacing="0"/>
-      </w:pPr>
-      <w:r>
-        <w:rPr>
-          <w:rStyle w:val="Strong"/>
-        </w:rPr>
-        <w:t>Memory Service (Chroma)</w:t>
+      </w:pPr>
+      <w:proofErr w:type="spellStart"/>
+      <w:r>
+        <w:t>Dockerfile</w:t>
+      </w:r>
+      <w:proofErr w:type="spellEnd"/>
+      <w:r>
+        <w:t xml:space="preserve"> CMD/</w:t>
+      </w:r>
+      <w:proofErr w:type="spellStart"/>
+      <w:r>
+        <w:t>entrypoint</w:t>
+      </w:r>
+      <w:proofErr w:type="spellEnd"/>
+      <w:r>
+        <w:t xml:space="preserve"> issues.</w:t>
       </w:r>
     </w:p>
     <w:p>
@@ -1500,16 +4342,11 @@
         <w:pStyle w:val="NormalWeb"/>
         <w:numPr>
           <w:ilvl w:val="1"/>
-          <w:numId w:val="1"/>
+          <w:numId w:val="13"/>
         </w:numPr>
-        <w:spacing w:after="0" w:afterAutospacing="0"/>
-      </w:pPr>
-      <w:r>
-        <w:t>Short</w:t>
-      </w:r>
-      <w:r>
-        <w:noBreakHyphen/>
-        <w:t>Term Memory (STM): recent queries.</w:t>
+      </w:pPr>
+      <w:r>
+        <w:t>HTTPS routing setup with Front Door.</w:t>
       </w:r>
     </w:p>
     <w:p>
@@ -1517,12 +4354,11 @@
         <w:pStyle w:val="NormalWeb"/>
         <w:numPr>
           <w:ilvl w:val="1"/>
-          <w:numId w:val="1"/>
+          <w:numId w:val="13"/>
         </w:numPr>
-        <w:spacing w:after="0" w:afterAutospacing="0"/>
-      </w:pPr>
-      <w:r>
-        <w:t>Episodic Memory (EPI): summaries of interactions.</w:t>
+      </w:pPr>
+      <w:r>
+        <w:t>Managing secrets securely in Azure.</w:t>
       </w:r>
     </w:p>
     <w:p>
@@ -1530,1375 +4366,60 @@
         <w:pStyle w:val="NormalWeb"/>
         <w:numPr>
           <w:ilvl w:val="1"/>
-          <w:numId w:val="1"/>
+          <w:numId w:val="13"/>
         </w:numPr>
-        <w:spacing w:after="0" w:afterAutospacing="0"/>
-      </w:pPr>
-      <w:r>
-        <w:t>Long</w:t>
-      </w:r>
-      <w:r>
-        <w:noBreakHyphen/>
-        <w:t>Term Memory (LTM): persistent facts.</w:t>
-      </w:r>
-    </w:p>
-    <w:p>
-      <w:pPr>
-        <w:pStyle w:val="NormalWeb"/>
-        <w:numPr>
-          <w:ilvl w:val="1"/>
-          <w:numId w:val="1"/>
-        </w:numPr>
-        <w:spacing w:after="0" w:afterAutospacing="0"/>
-      </w:pPr>
-      <w:r>
-        <w:t xml:space="preserve">All persisted locally in </w:t>
-      </w:r>
-      <w:r>
-        <w:rPr>
-          <w:rStyle w:val="HTMLCode"/>
-        </w:rPr>
-        <w:t>data/memory</w:t>
-      </w:r>
-      <w:r>
-        <w:t>.</w:t>
-      </w:r>
-    </w:p>
-    <w:p>
-      <w:pPr>
-        <w:pStyle w:val="NormalWeb"/>
-        <w:spacing w:after="0" w:afterAutospacing="0"/>
-        <w:ind w:left="1440"/>
-      </w:pPr>
+      </w:pPr>
+      <w:r>
+        <w:t>Resource limits in Container Instance.</w:t>
+      </w:r>
     </w:p>
     <w:p>
       <w:pPr>
         <w:pStyle w:val="Heading2"/>
-        <w:spacing w:after="0" w:afterAutospacing="0"/>
-      </w:pPr>
-      <w:r>
-        <w:t>3. Workflow</w:t>
-      </w:r>
-    </w:p>
-    <w:p>
-      <w:pPr>
-        <w:pStyle w:val="Heading3"/>
-        <w:spacing w:after="0" w:afterAutospacing="0"/>
-      </w:pPr>
-      <w:r>
-        <w:t>3.1 Document Ingestion</w:t>
-      </w:r>
-    </w:p>
-    <w:p>
-      <w:pPr>
-        <w:pStyle w:val="NormalWeb"/>
-        <w:numPr>
-          <w:ilvl w:val="0"/>
-          <w:numId w:val="2"/>
-        </w:numPr>
-        <w:spacing w:after="0" w:afterAutospacing="0"/>
-      </w:pPr>
-      <w:r>
-        <w:t xml:space="preserve">User uploads one or multiple files via </w:t>
+      </w:pPr>
+    </w:p>
+    <w:p>
+      <w:pPr>
+        <w:pStyle w:val="Heading2"/>
+      </w:pPr>
+      <w:r>
+        <w:t>7. Conclusion</w:t>
+      </w:r>
+    </w:p>
+    <w:p>
+      <w:pPr>
+        <w:pStyle w:val="NormalWeb"/>
+      </w:pPr>
+      <w:r>
+        <w:t xml:space="preserve">The Knowledge Platform Capstone demonstrates a </w:t>
       </w:r>
       <w:proofErr w:type="spellStart"/>
       <w:r>
+        <w:t>fullstack</w:t>
+      </w:r>
+      <w:proofErr w:type="spellEnd"/>
+      <w:r>
+        <w:t xml:space="preserve"> AI system with document ingestion, intelligent query handling, agent orchestration (</w:t>
+      </w:r>
+      <w:r>
         <w:rPr>
           <w:rStyle w:val="Strong"/>
         </w:rPr>
-        <w:t>UploadForm</w:t>
+        <w:t xml:space="preserve">MCP + Crew </w:t>
+      </w:r>
+      <w:proofErr w:type="spellStart"/>
+      <w:r>
+        <w:rPr>
+          <w:rStyle w:val="Strong"/>
+        </w:rPr>
+        <w:t>AutoGen</w:t>
       </w:r>
       <w:proofErr w:type="spellEnd"/>
       <w:r>
-        <w:t>.</w:t>
-      </w:r>
-    </w:p>
-    <w:p>
-      <w:pPr>
-        <w:pStyle w:val="NormalWeb"/>
-        <w:numPr>
-          <w:ilvl w:val="0"/>
-          <w:numId w:val="2"/>
-        </w:numPr>
-        <w:spacing w:after="0" w:afterAutospacing="0"/>
-      </w:pPr>
-      <w:r>
-        <w:t xml:space="preserve">Frontend sends files → Backend </w:t>
-      </w:r>
-      <w:r>
-        <w:rPr>
-          <w:rStyle w:val="HTMLCode"/>
-        </w:rPr>
-        <w:t>/ingestion/upload</w:t>
-      </w:r>
-      <w:r>
-        <w:t>.</w:t>
-      </w:r>
-    </w:p>
-    <w:p>
-      <w:pPr>
-        <w:pStyle w:val="NormalWeb"/>
-        <w:numPr>
-          <w:ilvl w:val="0"/>
-          <w:numId w:val="2"/>
-        </w:numPr>
-        <w:spacing w:after="0" w:afterAutospacing="0"/>
-      </w:pPr>
-      <w:r>
-        <w:t>Backend saves each file, extracts text (PDF, DOCX, TXT, CSV, Excel).</w:t>
-      </w:r>
-    </w:p>
-    <w:p>
-      <w:pPr>
-        <w:pStyle w:val="NormalWeb"/>
-        <w:numPr>
-          <w:ilvl w:val="0"/>
-          <w:numId w:val="2"/>
-        </w:numPr>
-        <w:spacing w:after="0" w:afterAutospacing="0"/>
-      </w:pPr>
-      <w:r>
-        <w:t>Text chunked → embeddings generated → stored in FAISS index.</w:t>
-      </w:r>
-    </w:p>
-    <w:p>
-      <w:pPr>
-        <w:pStyle w:val="NormalWeb"/>
-        <w:numPr>
-          <w:ilvl w:val="0"/>
-          <w:numId w:val="2"/>
-        </w:numPr>
-        <w:spacing w:after="0" w:afterAutospacing="0"/>
-      </w:pPr>
-      <w:r>
-        <w:t>Backend responds with JSON: filename + chunks ingested.</w:t>
-      </w:r>
-    </w:p>
-    <w:p>
-      <w:pPr>
-        <w:pStyle w:val="NormalWeb"/>
-        <w:numPr>
-          <w:ilvl w:val="0"/>
-          <w:numId w:val="2"/>
-        </w:numPr>
-        <w:spacing w:after="0" w:afterAutospacing="0"/>
-      </w:pPr>
-      <w:r>
-        <w:t>Frontend displays upload status.</w:t>
-      </w:r>
-    </w:p>
-    <w:p>
-      <w:pPr>
-        <w:pStyle w:val="NormalWeb"/>
-        <w:spacing w:after="0" w:afterAutospacing="0"/>
-      </w:pPr>
-      <w:r>
-        <w:rPr>
-          <w:rStyle w:val="Strong"/>
-        </w:rPr>
-        <w:t xml:space="preserve">Multiple Documents </w:t>
-      </w:r>
-      <w:proofErr w:type="spellStart"/>
-      <w:r>
-        <w:rPr>
-          <w:rStyle w:val="Strong"/>
-        </w:rPr>
-        <w:t>Behavior</w:t>
-      </w:r>
-      <w:proofErr w:type="spellEnd"/>
-    </w:p>
-    <w:p>
-      <w:pPr>
-        <w:pStyle w:val="NormalWeb"/>
-        <w:numPr>
-          <w:ilvl w:val="0"/>
-          <w:numId w:val="3"/>
-        </w:numPr>
-        <w:spacing w:after="0" w:afterAutospacing="0"/>
-      </w:pPr>
-      <w:r>
-        <w:t>Each document is chunked and indexed separately.</w:t>
-      </w:r>
-    </w:p>
-    <w:p>
-      <w:pPr>
-        <w:pStyle w:val="NormalWeb"/>
-        <w:numPr>
-          <w:ilvl w:val="0"/>
-          <w:numId w:val="3"/>
-        </w:numPr>
-        <w:spacing w:after="0" w:afterAutospacing="0"/>
-      </w:pPr>
-      <w:r>
-        <w:t>Queries can retrieve chunks across multiple documents.</w:t>
-      </w:r>
-    </w:p>
-    <w:p>
-      <w:pPr>
-        <w:pStyle w:val="NormalWeb"/>
-        <w:numPr>
-          <w:ilvl w:val="0"/>
-          <w:numId w:val="3"/>
-        </w:numPr>
-        <w:spacing w:after="0" w:afterAutospacing="0"/>
-      </w:pPr>
-      <w:r>
-        <w:t>Results include mixed evidence from all uploaded files.</w:t>
-      </w:r>
-    </w:p>
-    <w:p>
-      <w:pPr>
-        <w:pStyle w:val="NormalWeb"/>
-        <w:numPr>
-          <w:ilvl w:val="0"/>
-          <w:numId w:val="3"/>
-        </w:numPr>
-        <w:spacing w:after="0" w:afterAutospacing="0"/>
-      </w:pPr>
-      <w:r>
-        <w:t>Deduplication ensures no repeated chunks in results.</w:t>
-      </w:r>
-    </w:p>
-    <w:p>
-      <w:pPr>
-        <w:pStyle w:val="Heading3"/>
-        <w:spacing w:after="0" w:afterAutospacing="0"/>
-      </w:pPr>
-      <w:r>
-        <w:t>3.2 Query Handling</w:t>
-      </w:r>
-    </w:p>
-    <w:p>
-      <w:pPr>
-        <w:pStyle w:val="NormalWeb"/>
-        <w:numPr>
-          <w:ilvl w:val="0"/>
-          <w:numId w:val="4"/>
-        </w:numPr>
-        <w:spacing w:after="0" w:afterAutospacing="0"/>
-      </w:pPr>
-      <w:r>
-        <w:t xml:space="preserve">User submits query via </w:t>
-      </w:r>
-      <w:proofErr w:type="spellStart"/>
-      <w:r>
-        <w:rPr>
-          <w:rStyle w:val="Strong"/>
-        </w:rPr>
-        <w:t>QueryBox</w:t>
-      </w:r>
-      <w:proofErr w:type="spellEnd"/>
-      <w:r>
-        <w:t>.</w:t>
-      </w:r>
-    </w:p>
-    <w:p>
-      <w:pPr>
-        <w:pStyle w:val="NormalWeb"/>
-        <w:numPr>
-          <w:ilvl w:val="0"/>
-          <w:numId w:val="4"/>
-        </w:numPr>
-        <w:spacing w:after="0" w:afterAutospacing="0"/>
-      </w:pPr>
-      <w:r>
-        <w:t xml:space="preserve">Frontend sends query → Backend </w:t>
-      </w:r>
-      <w:r>
-        <w:rPr>
-          <w:rStyle w:val="HTMLCode"/>
-        </w:rPr>
-        <w:t>/query</w:t>
-      </w:r>
-      <w:r>
-        <w:t>.</w:t>
-      </w:r>
-    </w:p>
-    <w:p>
-      <w:pPr>
-        <w:pStyle w:val="NormalWeb"/>
-        <w:numPr>
-          <w:ilvl w:val="0"/>
-          <w:numId w:val="4"/>
-        </w:numPr>
-        <w:spacing w:after="0" w:afterAutospacing="0"/>
-      </w:pPr>
-      <w:r>
-        <w:t>Backend guardrails check for unsafe content.</w:t>
-      </w:r>
-    </w:p>
-    <w:p>
-      <w:pPr>
-        <w:pStyle w:val="NormalWeb"/>
-        <w:numPr>
-          <w:ilvl w:val="0"/>
-          <w:numId w:val="4"/>
-        </w:numPr>
-        <w:spacing w:after="0" w:afterAutospacing="0"/>
-      </w:pPr>
-      <w:r>
-        <w:t>Router decides:</w:t>
-      </w:r>
-    </w:p>
-    <w:p>
-      <w:pPr>
-        <w:pStyle w:val="NormalWeb"/>
-        <w:numPr>
-          <w:ilvl w:val="1"/>
-          <w:numId w:val="4"/>
-        </w:numPr>
-        <w:spacing w:after="0" w:afterAutospacing="0"/>
-      </w:pPr>
-      <w:r>
-        <w:rPr>
-          <w:rStyle w:val="Strong"/>
-        </w:rPr>
-        <w:t>Specialized Agent Path (MCP)</w:t>
-      </w:r>
-    </w:p>
-    <w:p>
-      <w:pPr>
-        <w:pStyle w:val="NormalWeb"/>
-        <w:numPr>
-          <w:ilvl w:val="2"/>
-          <w:numId w:val="4"/>
-        </w:numPr>
-        <w:spacing w:after="0" w:afterAutospacing="0"/>
-      </w:pPr>
-      <w:r>
-        <w:t>Calculator → evaluates math expressions.</w:t>
-      </w:r>
-    </w:p>
-    <w:p>
-      <w:pPr>
-        <w:pStyle w:val="NormalWeb"/>
-        <w:numPr>
-          <w:ilvl w:val="2"/>
-          <w:numId w:val="4"/>
-        </w:numPr>
-        <w:spacing w:after="0" w:afterAutospacing="0"/>
-      </w:pPr>
-      <w:r>
-        <w:t xml:space="preserve">Finance → </w:t>
-      </w:r>
-      <w:proofErr w:type="spellStart"/>
-      <w:r>
-        <w:t>Groq</w:t>
-      </w:r>
-      <w:proofErr w:type="spellEnd"/>
-      <w:r>
-        <w:t xml:space="preserve"> API for stock/currency info.</w:t>
-      </w:r>
-    </w:p>
-    <w:p>
-      <w:pPr>
-        <w:pStyle w:val="NormalWeb"/>
-        <w:numPr>
-          <w:ilvl w:val="2"/>
-          <w:numId w:val="4"/>
-        </w:numPr>
-        <w:spacing w:after="0" w:afterAutospacing="0"/>
-      </w:pPr>
-      <w:r>
-        <w:t xml:space="preserve">Healthcare → </w:t>
-      </w:r>
-      <w:proofErr w:type="spellStart"/>
-      <w:r>
-        <w:t>Groq</w:t>
-      </w:r>
-      <w:proofErr w:type="spellEnd"/>
-      <w:r>
-        <w:t xml:space="preserve"> API for general medical info.</w:t>
-      </w:r>
-    </w:p>
-    <w:p>
-      <w:pPr>
-        <w:pStyle w:val="NormalWeb"/>
-        <w:numPr>
-          <w:ilvl w:val="2"/>
-          <w:numId w:val="4"/>
-        </w:numPr>
-        <w:spacing w:after="0" w:afterAutospacing="0"/>
-      </w:pPr>
-      <w:r>
-        <w:lastRenderedPageBreak/>
-        <w:t xml:space="preserve">Shopping → </w:t>
-      </w:r>
-      <w:proofErr w:type="spellStart"/>
-      <w:r>
-        <w:t>Groq</w:t>
-      </w:r>
-      <w:proofErr w:type="spellEnd"/>
-      <w:r>
-        <w:t xml:space="preserve"> API for product recommendations.</w:t>
-      </w:r>
-    </w:p>
-    <w:p>
-      <w:pPr>
-        <w:pStyle w:val="NormalWeb"/>
-        <w:numPr>
-          <w:ilvl w:val="2"/>
-          <w:numId w:val="4"/>
-        </w:numPr>
-        <w:spacing w:after="0" w:afterAutospacing="0"/>
-      </w:pPr>
-      <w:r>
-        <w:t xml:space="preserve">Code → </w:t>
-      </w:r>
-      <w:proofErr w:type="spellStart"/>
-      <w:r>
-        <w:t>Groq</w:t>
-      </w:r>
-      <w:proofErr w:type="spellEnd"/>
-      <w:r>
-        <w:t xml:space="preserve"> API for programming help.</w:t>
-      </w:r>
-    </w:p>
-    <w:p>
-      <w:pPr>
-        <w:pStyle w:val="NormalWeb"/>
-        <w:numPr>
-          <w:ilvl w:val="2"/>
-          <w:numId w:val="4"/>
-        </w:numPr>
-        <w:spacing w:after="0" w:afterAutospacing="0"/>
-      </w:pPr>
-      <w:r>
-        <w:t xml:space="preserve">Search → </w:t>
-      </w:r>
-      <w:proofErr w:type="spellStart"/>
-      <w:r>
-        <w:t>Groq</w:t>
-      </w:r>
-      <w:proofErr w:type="spellEnd"/>
-      <w:r>
-        <w:t xml:space="preserve"> API for general queries.</w:t>
-      </w:r>
-    </w:p>
-    <w:p>
-      <w:pPr>
-        <w:pStyle w:val="NormalWeb"/>
-        <w:numPr>
-          <w:ilvl w:val="1"/>
-          <w:numId w:val="4"/>
-        </w:numPr>
-        <w:spacing w:after="0" w:afterAutospacing="0"/>
-      </w:pPr>
-      <w:r>
-        <w:rPr>
-          <w:rStyle w:val="Strong"/>
-        </w:rPr>
-        <w:t>RAG Path (Crew)</w:t>
-      </w:r>
-    </w:p>
-    <w:p>
-      <w:pPr>
-        <w:pStyle w:val="NormalWeb"/>
-        <w:numPr>
-          <w:ilvl w:val="2"/>
-          <w:numId w:val="4"/>
-        </w:numPr>
-        <w:spacing w:after="0" w:afterAutospacing="0"/>
-      </w:pPr>
-      <w:r>
-        <w:t>Planner decomposes query.</w:t>
-      </w:r>
-    </w:p>
-    <w:p>
-      <w:pPr>
-        <w:pStyle w:val="NormalWeb"/>
-        <w:numPr>
-          <w:ilvl w:val="2"/>
-          <w:numId w:val="4"/>
-        </w:numPr>
-        <w:spacing w:after="0" w:afterAutospacing="0"/>
-      </w:pPr>
-      <w:r>
-        <w:t>Retriever fetches chunks from FAISS (across multiple docs).</w:t>
-      </w:r>
-    </w:p>
-    <w:p>
-      <w:pPr>
-        <w:pStyle w:val="NormalWeb"/>
-        <w:numPr>
-          <w:ilvl w:val="2"/>
-          <w:numId w:val="4"/>
-        </w:numPr>
-        <w:spacing w:after="0" w:afterAutospacing="0"/>
-      </w:pPr>
-      <w:r>
-        <w:t xml:space="preserve">Executor drafts answer using </w:t>
-      </w:r>
-      <w:proofErr w:type="spellStart"/>
-      <w:r>
-        <w:t>Groq</w:t>
-      </w:r>
-      <w:proofErr w:type="spellEnd"/>
-      <w:r>
-        <w:t xml:space="preserve"> API + evidence.</w:t>
-      </w:r>
-    </w:p>
-    <w:p>
-      <w:pPr>
-        <w:pStyle w:val="NormalWeb"/>
-        <w:numPr>
-          <w:ilvl w:val="2"/>
-          <w:numId w:val="4"/>
-        </w:numPr>
-        <w:spacing w:after="0" w:afterAutospacing="0"/>
-      </w:pPr>
-      <w:r>
-        <w:t>Critic evaluates → retry loop if needed.</w:t>
-      </w:r>
-    </w:p>
-    <w:p>
-      <w:pPr>
-        <w:pStyle w:val="NormalWeb"/>
-        <w:numPr>
-          <w:ilvl w:val="2"/>
-          <w:numId w:val="4"/>
-        </w:numPr>
-        <w:spacing w:after="0" w:afterAutospacing="0"/>
-      </w:pPr>
-      <w:r>
-        <w:t>Memory stores interaction.</w:t>
-      </w:r>
-    </w:p>
-    <w:p>
-      <w:pPr>
-        <w:pStyle w:val="NormalWeb"/>
-        <w:numPr>
-          <w:ilvl w:val="1"/>
-          <w:numId w:val="4"/>
-        </w:numPr>
-        <w:spacing w:after="0" w:afterAutospacing="0"/>
-      </w:pPr>
-      <w:r>
-        <w:rPr>
-          <w:rStyle w:val="Strong"/>
-        </w:rPr>
-        <w:t>Fallback</w:t>
-      </w:r>
-      <w:r>
-        <w:t xml:space="preserve">: Direct </w:t>
-      </w:r>
-      <w:proofErr w:type="spellStart"/>
-      <w:r>
-        <w:t>Groq</w:t>
-      </w:r>
-      <w:proofErr w:type="spellEnd"/>
-      <w:r>
-        <w:t xml:space="preserve"> LLM if no route matches.</w:t>
-      </w:r>
-    </w:p>
-    <w:p>
-      <w:pPr>
-        <w:pStyle w:val="NormalWeb"/>
-        <w:numPr>
-          <w:ilvl w:val="0"/>
-          <w:numId w:val="4"/>
-        </w:numPr>
-        <w:spacing w:after="0" w:afterAutospacing="0"/>
-      </w:pPr>
-      <w:r>
-        <w:t xml:space="preserve">Backend returns </w:t>
-      </w:r>
-      <w:r>
-        <w:rPr>
-          <w:rStyle w:val="HTMLCode"/>
-        </w:rPr>
-        <w:t>{query, answer, source}</w:t>
-      </w:r>
-      <w:r>
-        <w:t>.</w:t>
-      </w:r>
-    </w:p>
-    <w:p>
-      <w:pPr>
-        <w:pStyle w:val="NormalWeb"/>
-        <w:numPr>
-          <w:ilvl w:val="0"/>
-          <w:numId w:val="4"/>
-        </w:numPr>
-        <w:spacing w:after="0" w:afterAutospacing="0"/>
-      </w:pPr>
-      <w:r>
-        <w:t xml:space="preserve">Frontend displays answer in </w:t>
-      </w:r>
-      <w:proofErr w:type="spellStart"/>
-      <w:r>
-        <w:rPr>
-          <w:rStyle w:val="Strong"/>
-        </w:rPr>
-        <w:t>AnswerDisplay</w:t>
-      </w:r>
-      <w:proofErr w:type="spellEnd"/>
-      <w:r>
-        <w:t>.</w:t>
-      </w:r>
-    </w:p>
-    <w:p>
-      <w:pPr>
-        <w:pStyle w:val="NormalWeb"/>
-        <w:spacing w:after="0" w:afterAutospacing="0"/>
-        <w:ind w:left="720"/>
-      </w:pPr>
-    </w:p>
-    <w:p>
-      <w:pPr>
-        <w:pStyle w:val="Heading2"/>
-        <w:spacing w:after="0" w:afterAutospacing="0"/>
-      </w:pPr>
-      <w:r>
-        <w:t>4. Workflow Diagram (Sequence)</w:t>
-      </w:r>
-    </w:p>
-    <w:p>
-      <w:pPr>
-        <w:spacing w:after="0"/>
-      </w:pPr>
-    </w:p>
-    <w:p>
-      <w:pPr>
-        <w:pStyle w:val="HTMLPreformatted"/>
-        <w:rPr>
-          <w:rStyle w:val="HTMLCode"/>
-        </w:rPr>
-      </w:pPr>
-      <w:r>
-        <w:rPr>
-          <w:rStyle w:val="HTMLCode"/>
-        </w:rPr>
-        <w:t>User → Frontend (</w:t>
-      </w:r>
-      <w:proofErr w:type="spellStart"/>
-      <w:r>
-        <w:rPr>
-          <w:rStyle w:val="HTMLCode"/>
-        </w:rPr>
-        <w:t>UploadForm</w:t>
-      </w:r>
-      <w:proofErr w:type="spellEnd"/>
-      <w:r>
-        <w:rPr>
-          <w:rStyle w:val="HTMLCode"/>
-        </w:rPr>
-        <w:t>) → Backend (/ingestion/upload)</w:t>
-      </w:r>
-    </w:p>
-    <w:p>
-      <w:pPr>
-        <w:pStyle w:val="HTMLPreformatted"/>
-        <w:rPr>
-          <w:rStyle w:val="HTMLCode"/>
-        </w:rPr>
-      </w:pPr>
-      <w:r>
-        <w:rPr>
-          <w:rStyle w:val="HTMLCode"/>
-        </w:rPr>
-        <w:t xml:space="preserve">     → Save File → Extract Text → Chunk → Embed → FAISS Index</w:t>
-      </w:r>
-    </w:p>
-    <w:p>
-      <w:pPr>
-        <w:pStyle w:val="HTMLPreformatted"/>
-        <w:rPr>
-          <w:rStyle w:val="HTMLCode"/>
-        </w:rPr>
-      </w:pPr>
-    </w:p>
-    <w:p>
-      <w:pPr>
-        <w:pStyle w:val="HTMLPreformatted"/>
-        <w:rPr>
-          <w:rStyle w:val="HTMLCode"/>
-        </w:rPr>
-      </w:pPr>
-      <w:r>
-        <w:rPr>
-          <w:rStyle w:val="HTMLCode"/>
-        </w:rPr>
-        <w:t>User → Frontend (</w:t>
-      </w:r>
-      <w:proofErr w:type="spellStart"/>
-      <w:r>
-        <w:rPr>
-          <w:rStyle w:val="HTMLCode"/>
-        </w:rPr>
-        <w:t>QueryBox</w:t>
-      </w:r>
-      <w:proofErr w:type="spellEnd"/>
-      <w:r>
-        <w:rPr>
-          <w:rStyle w:val="HTMLCode"/>
-        </w:rPr>
-        <w:t>) → Backend (/</w:t>
-      </w:r>
-      <w:proofErr w:type="spellStart"/>
-      <w:r>
-        <w:rPr>
-          <w:rStyle w:val="HTMLCode"/>
-        </w:rPr>
-        <w:t>query?q</w:t>
-      </w:r>
-      <w:proofErr w:type="spellEnd"/>
-      <w:r>
-        <w:rPr>
-          <w:rStyle w:val="HTMLCode"/>
-        </w:rPr>
-        <w:t>=...)</w:t>
-      </w:r>
-    </w:p>
-    <w:p>
-      <w:pPr>
-        <w:pStyle w:val="HTMLPreformatted"/>
-        <w:rPr>
-          <w:rStyle w:val="HTMLCode"/>
-        </w:rPr>
-      </w:pPr>
-      <w:r>
-        <w:rPr>
-          <w:rStyle w:val="HTMLCode"/>
-        </w:rPr>
-        <w:t xml:space="preserve">     → Guardrails → Router Agent</w:t>
-      </w:r>
-    </w:p>
-    <w:p>
-      <w:pPr>
-        <w:pStyle w:val="HTMLPreformatted"/>
-        <w:rPr>
-          <w:rStyle w:val="HTMLCode"/>
-        </w:rPr>
-      </w:pPr>
-      <w:r>
-        <w:rPr>
-          <w:rStyle w:val="HTMLCode"/>
-        </w:rPr>
-        <w:t xml:space="preserve">         ├─ Calculator Agent → Eval Expression</w:t>
-      </w:r>
-    </w:p>
-    <w:p>
-      <w:pPr>
-        <w:pStyle w:val="HTMLPreformatted"/>
-        <w:rPr>
-          <w:rStyle w:val="HTMLCode"/>
-        </w:rPr>
-      </w:pPr>
-      <w:r>
-        <w:rPr>
-          <w:rStyle w:val="HTMLCode"/>
-        </w:rPr>
-        <w:t xml:space="preserve">         ├─ Finance Agent → </w:t>
-      </w:r>
-      <w:proofErr w:type="spellStart"/>
-      <w:r>
-        <w:rPr>
-          <w:rStyle w:val="HTMLCode"/>
-        </w:rPr>
-        <w:t>Groq</w:t>
-      </w:r>
-      <w:proofErr w:type="spellEnd"/>
-      <w:r>
-        <w:rPr>
-          <w:rStyle w:val="HTMLCode"/>
-        </w:rPr>
-        <w:t xml:space="preserve"> API</w:t>
-      </w:r>
-    </w:p>
-    <w:p>
-      <w:pPr>
-        <w:pStyle w:val="HTMLPreformatted"/>
-        <w:rPr>
-          <w:rStyle w:val="HTMLCode"/>
-        </w:rPr>
-      </w:pPr>
-      <w:r>
-        <w:rPr>
-          <w:rStyle w:val="HTMLCode"/>
-        </w:rPr>
-        <w:t xml:space="preserve">         ├─ Healthcare Agent → </w:t>
-      </w:r>
-      <w:proofErr w:type="spellStart"/>
-      <w:r>
-        <w:rPr>
-          <w:rStyle w:val="HTMLCode"/>
-        </w:rPr>
-        <w:t>Groq</w:t>
-      </w:r>
-      <w:proofErr w:type="spellEnd"/>
-      <w:r>
-        <w:rPr>
-          <w:rStyle w:val="HTMLCode"/>
-        </w:rPr>
-        <w:t xml:space="preserve"> API</w:t>
-      </w:r>
-    </w:p>
-    <w:p>
-      <w:pPr>
-        <w:pStyle w:val="HTMLPreformatted"/>
-        <w:rPr>
-          <w:rStyle w:val="HTMLCode"/>
-        </w:rPr>
-      </w:pPr>
-      <w:r>
-        <w:rPr>
-          <w:rStyle w:val="HTMLCode"/>
-        </w:rPr>
-        <w:t xml:space="preserve">         ├─ Shopping Agent → </w:t>
-      </w:r>
-      <w:proofErr w:type="spellStart"/>
-      <w:r>
-        <w:rPr>
-          <w:rStyle w:val="HTMLCode"/>
-        </w:rPr>
-        <w:t>Groq</w:t>
-      </w:r>
-      <w:proofErr w:type="spellEnd"/>
-      <w:r>
-        <w:rPr>
-          <w:rStyle w:val="HTMLCode"/>
-        </w:rPr>
-        <w:t xml:space="preserve"> API</w:t>
-      </w:r>
-    </w:p>
-    <w:p>
-      <w:pPr>
-        <w:pStyle w:val="HTMLPreformatted"/>
-        <w:rPr>
-          <w:rStyle w:val="HTMLCode"/>
-        </w:rPr>
-      </w:pPr>
-      <w:r>
-        <w:rPr>
-          <w:rStyle w:val="HTMLCode"/>
-        </w:rPr>
-        <w:t xml:space="preserve">         ├─ Code Agent → </w:t>
-      </w:r>
-      <w:proofErr w:type="spellStart"/>
-      <w:r>
-        <w:rPr>
-          <w:rStyle w:val="HTMLCode"/>
-        </w:rPr>
-        <w:t>Groq</w:t>
-      </w:r>
-      <w:proofErr w:type="spellEnd"/>
-      <w:r>
-        <w:rPr>
-          <w:rStyle w:val="HTMLCode"/>
-        </w:rPr>
-        <w:t xml:space="preserve"> API</w:t>
-      </w:r>
-    </w:p>
-    <w:p>
-      <w:pPr>
-        <w:pStyle w:val="HTMLPreformatted"/>
-        <w:rPr>
-          <w:rStyle w:val="HTMLCode"/>
-        </w:rPr>
-      </w:pPr>
-      <w:r>
-        <w:rPr>
-          <w:rStyle w:val="HTMLCode"/>
-        </w:rPr>
-        <w:t xml:space="preserve">         ├─ Search Agent → </w:t>
-      </w:r>
-      <w:proofErr w:type="spellStart"/>
-      <w:r>
-        <w:rPr>
-          <w:rStyle w:val="HTMLCode"/>
-        </w:rPr>
-        <w:t>Groq</w:t>
-      </w:r>
-      <w:proofErr w:type="spellEnd"/>
-      <w:r>
-        <w:rPr>
-          <w:rStyle w:val="HTMLCode"/>
-        </w:rPr>
-        <w:t xml:space="preserve"> API</w:t>
-      </w:r>
-    </w:p>
-    <w:p>
-      <w:pPr>
-        <w:pStyle w:val="HTMLPreformatted"/>
-        <w:rPr>
-          <w:rStyle w:val="HTMLCode"/>
-        </w:rPr>
-      </w:pPr>
-      <w:r>
-        <w:rPr>
-          <w:rStyle w:val="HTMLCode"/>
-        </w:rPr>
-        <w:t xml:space="preserve">         └─ RAG Path → Crew Orchestration</w:t>
-      </w:r>
-    </w:p>
-    <w:p>
-      <w:pPr>
-        <w:pStyle w:val="HTMLPreformatted"/>
-        <w:rPr>
-          <w:rStyle w:val="HTMLCode"/>
-        </w:rPr>
-      </w:pPr>
-      <w:r>
-        <w:rPr>
-          <w:rStyle w:val="HTMLCode"/>
-        </w:rPr>
-        <w:t xml:space="preserve">              → Planner → Retriever → Executor → Critic → Memory</w:t>
-      </w:r>
-    </w:p>
-    <w:p>
-      <w:pPr>
-        <w:pStyle w:val="HTMLPreformatted"/>
-        <w:rPr>
-          <w:rStyle w:val="HTMLCode"/>
-        </w:rPr>
-      </w:pPr>
-      <w:r>
-        <w:rPr>
-          <w:rStyle w:val="HTMLCode"/>
-        </w:rPr>
-        <w:t xml:space="preserve">     → Response JSON → Frontend </w:t>
-      </w:r>
-      <w:proofErr w:type="spellStart"/>
-      <w:r>
-        <w:rPr>
-          <w:rStyle w:val="HTMLCode"/>
-        </w:rPr>
-        <w:t>AnswerDisplay</w:t>
-      </w:r>
-      <w:proofErr w:type="spellEnd"/>
-    </w:p>
-    <w:p>
-      <w:pPr>
-        <w:pStyle w:val="HTMLPreformatted"/>
-        <w:rPr>
-          <w:rStyle w:val="HTMLCode"/>
-        </w:rPr>
-      </w:pPr>
+        <w:t>), and memory persistence. It was successfully deployed to Azure using Container Instances, App Service, and Front Door, providing a scalable and secure architecture.</w:t>
+      </w:r>
       <w:bookmarkStart w:id="0" w:name="_GoBack"/>
       <w:bookmarkEnd w:id="0"/>
-    </w:p>
-    <w:p>
-      <w:pPr>
-        <w:pStyle w:val="Heading2"/>
-        <w:spacing w:after="0" w:afterAutospacing="0"/>
-      </w:pPr>
-      <w:r>
-        <w:t xml:space="preserve">5. Example </w:t>
-      </w:r>
-      <w:r>
-        <w:t>Behaviours</w:t>
-      </w:r>
-    </w:p>
-    <w:p>
-      <w:pPr>
-        <w:pStyle w:val="NormalWeb"/>
-        <w:numPr>
-          <w:ilvl w:val="0"/>
-          <w:numId w:val="5"/>
-        </w:numPr>
-        <w:spacing w:after="0" w:afterAutospacing="0"/>
-      </w:pPr>
-      <w:r>
-        <w:rPr>
-          <w:rStyle w:val="Strong"/>
-        </w:rPr>
-        <w:t>Case 1: Multiple PDFs uploaded</w:t>
-      </w:r>
-    </w:p>
-    <w:p>
-      <w:pPr>
-        <w:pStyle w:val="NormalWeb"/>
-        <w:numPr>
-          <w:ilvl w:val="1"/>
-          <w:numId w:val="5"/>
-        </w:numPr>
-        <w:spacing w:after="0" w:afterAutospacing="0"/>
-      </w:pPr>
-      <w:r>
-        <w:t xml:space="preserve">Query: </w:t>
-      </w:r>
-      <w:r>
-        <w:rPr>
-          <w:rStyle w:val="Emphasis"/>
-        </w:rPr>
-        <w:t>“Summarize the differences between Document A and Document B.”</w:t>
-      </w:r>
-    </w:p>
-    <w:p>
-      <w:pPr>
-        <w:pStyle w:val="NormalWeb"/>
-        <w:numPr>
-          <w:ilvl w:val="1"/>
-          <w:numId w:val="5"/>
-        </w:numPr>
-        <w:spacing w:after="0" w:afterAutospacing="0"/>
-      </w:pPr>
-      <w:r>
-        <w:t>Retriever fetches chunks from both documents.</w:t>
-      </w:r>
-    </w:p>
-    <w:p>
-      <w:pPr>
-        <w:pStyle w:val="NormalWeb"/>
-        <w:numPr>
-          <w:ilvl w:val="1"/>
-          <w:numId w:val="5"/>
-        </w:numPr>
-        <w:spacing w:after="0" w:afterAutospacing="0"/>
-      </w:pPr>
-      <w:r>
-        <w:t>Executor drafts comparative answer.</w:t>
-      </w:r>
-    </w:p>
-    <w:p>
-      <w:pPr>
-        <w:pStyle w:val="NormalWeb"/>
-        <w:numPr>
-          <w:ilvl w:val="1"/>
-          <w:numId w:val="5"/>
-        </w:numPr>
-        <w:spacing w:after="0" w:afterAutospacing="0"/>
-      </w:pPr>
-      <w:r>
-        <w:t>Critic ensures grounding in evidence.</w:t>
-      </w:r>
-    </w:p>
-    <w:p>
-      <w:pPr>
-        <w:pStyle w:val="NormalWeb"/>
-        <w:numPr>
-          <w:ilvl w:val="1"/>
-          <w:numId w:val="5"/>
-        </w:numPr>
-        <w:spacing w:after="0" w:afterAutospacing="0"/>
-      </w:pPr>
-      <w:r>
-        <w:t>Memory stores summary for reuse.</w:t>
-      </w:r>
-    </w:p>
-    <w:p>
-      <w:pPr>
-        <w:pStyle w:val="NormalWeb"/>
-        <w:numPr>
-          <w:ilvl w:val="0"/>
-          <w:numId w:val="5"/>
-        </w:numPr>
-        <w:spacing w:after="0" w:afterAutospacing="0"/>
-      </w:pPr>
-      <w:r>
-        <w:rPr>
-          <w:rStyle w:val="Strong"/>
-        </w:rPr>
-        <w:t>Case 2: Math query</w:t>
-      </w:r>
-    </w:p>
-    <w:p>
-      <w:pPr>
-        <w:pStyle w:val="NormalWeb"/>
-        <w:numPr>
-          <w:ilvl w:val="1"/>
-          <w:numId w:val="5"/>
-        </w:numPr>
-        <w:spacing w:after="0" w:afterAutospacing="0"/>
-      </w:pPr>
-      <w:r>
-        <w:t xml:space="preserve">Query: </w:t>
-      </w:r>
-      <w:r>
-        <w:rPr>
-          <w:rStyle w:val="Emphasis"/>
-        </w:rPr>
-        <w:t>“(2+3)</w:t>
-      </w:r>
-      <w:proofErr w:type="gramStart"/>
-      <w:r>
-        <w:t>4”*</w:t>
-      </w:r>
-      <w:proofErr w:type="gramEnd"/>
-    </w:p>
-    <w:p>
-      <w:pPr>
-        <w:pStyle w:val="NormalWeb"/>
-        <w:numPr>
-          <w:ilvl w:val="1"/>
-          <w:numId w:val="5"/>
-        </w:numPr>
-        <w:spacing w:after="0" w:afterAutospacing="0"/>
-      </w:pPr>
-      <w:r>
-        <w:t>Router → Calculator Agent.</w:t>
-      </w:r>
-    </w:p>
-    <w:p>
-      <w:pPr>
-        <w:pStyle w:val="NormalWeb"/>
-        <w:numPr>
-          <w:ilvl w:val="1"/>
-          <w:numId w:val="5"/>
-        </w:numPr>
-        <w:spacing w:after="0" w:afterAutospacing="0"/>
-      </w:pPr>
-      <w:r>
-        <w:t xml:space="preserve">Returns: </w:t>
-      </w:r>
-      <w:r>
-        <w:rPr>
-          <w:rStyle w:val="Emphasis"/>
-        </w:rPr>
-        <w:t>“(2+3)</w:t>
-      </w:r>
-      <w:r>
-        <w:t xml:space="preserve">4 = </w:t>
-      </w:r>
-      <w:proofErr w:type="gramStart"/>
-      <w:r>
-        <w:t>20”*</w:t>
-      </w:r>
-      <w:proofErr w:type="gramEnd"/>
-      <w:r>
-        <w:t>.</w:t>
-      </w:r>
-    </w:p>
-    <w:p>
-      <w:pPr>
-        <w:pStyle w:val="NormalWeb"/>
-        <w:numPr>
-          <w:ilvl w:val="0"/>
-          <w:numId w:val="5"/>
-        </w:numPr>
-        <w:spacing w:after="0" w:afterAutospacing="0"/>
-      </w:pPr>
-      <w:r>
-        <w:rPr>
-          <w:rStyle w:val="Strong"/>
-        </w:rPr>
-        <w:t>Case 3: Finance query</w:t>
-      </w:r>
-    </w:p>
-    <w:p>
-      <w:pPr>
-        <w:pStyle w:val="NormalWeb"/>
-        <w:numPr>
-          <w:ilvl w:val="1"/>
-          <w:numId w:val="5"/>
-        </w:numPr>
-        <w:spacing w:after="0" w:afterAutospacing="0"/>
-      </w:pPr>
-      <w:r>
-        <w:t xml:space="preserve">Query: </w:t>
-      </w:r>
-      <w:r>
-        <w:rPr>
-          <w:rStyle w:val="Emphasis"/>
-        </w:rPr>
-        <w:t>“Latest price of Tesla stock.”</w:t>
-      </w:r>
-    </w:p>
-    <w:p>
-      <w:pPr>
-        <w:pStyle w:val="NormalWeb"/>
-        <w:numPr>
-          <w:ilvl w:val="1"/>
-          <w:numId w:val="5"/>
-        </w:numPr>
-        <w:spacing w:after="0" w:afterAutospacing="0"/>
-      </w:pPr>
-      <w:r>
-        <w:t>Router → Finance Agent.</w:t>
-      </w:r>
-    </w:p>
-    <w:p>
-      <w:pPr>
-        <w:pStyle w:val="NormalWeb"/>
-        <w:numPr>
-          <w:ilvl w:val="1"/>
-          <w:numId w:val="5"/>
-        </w:numPr>
-        <w:spacing w:after="0" w:afterAutospacing="0"/>
-      </w:pPr>
-      <w:proofErr w:type="spellStart"/>
-      <w:r>
-        <w:t>Groq</w:t>
-      </w:r>
-      <w:proofErr w:type="spellEnd"/>
-      <w:r>
-        <w:t xml:space="preserve"> API returns factual info.</w:t>
-      </w:r>
-    </w:p>
-    <w:p>
-      <w:pPr>
-        <w:pStyle w:val="NormalWeb"/>
-        <w:numPr>
-          <w:ilvl w:val="0"/>
-          <w:numId w:val="5"/>
-        </w:numPr>
-        <w:spacing w:after="0" w:afterAutospacing="0"/>
-      </w:pPr>
-      <w:r>
-        <w:rPr>
-          <w:rStyle w:val="Strong"/>
-        </w:rPr>
-        <w:t>Case 4: Unsafe query</w:t>
-      </w:r>
-    </w:p>
-    <w:p>
-      <w:pPr>
-        <w:pStyle w:val="NormalWeb"/>
-        <w:numPr>
-          <w:ilvl w:val="1"/>
-          <w:numId w:val="5"/>
-        </w:numPr>
-        <w:spacing w:after="0" w:afterAutospacing="0"/>
-      </w:pPr>
-      <w:r>
-        <w:t xml:space="preserve">Query: </w:t>
-      </w:r>
-      <w:r>
-        <w:rPr>
-          <w:rStyle w:val="Emphasis"/>
-        </w:rPr>
-        <w:t>“How to harm someone.”</w:t>
-      </w:r>
-    </w:p>
-    <w:p>
-      <w:pPr>
-        <w:pStyle w:val="NormalWeb"/>
-        <w:numPr>
-          <w:ilvl w:val="1"/>
-          <w:numId w:val="5"/>
-        </w:numPr>
-        <w:spacing w:after="0" w:afterAutospacing="0"/>
-      </w:pPr>
-      <w:r>
-        <w:t>Guardrails block.</w:t>
-      </w:r>
-    </w:p>
-    <w:p>
-      <w:pPr>
-        <w:pStyle w:val="NormalWeb"/>
-        <w:numPr>
-          <w:ilvl w:val="1"/>
-          <w:numId w:val="5"/>
-        </w:numPr>
-        <w:spacing w:after="0" w:afterAutospacing="0"/>
-      </w:pPr>
-      <w:r>
-        <w:lastRenderedPageBreak/>
-        <w:t xml:space="preserve">Response: </w:t>
-      </w:r>
-      <w:r>
-        <w:rPr>
-          <w:rStyle w:val="Emphasis"/>
-        </w:rPr>
-        <w:t>“Query blocked by safety policy.”</w:t>
-      </w:r>
-    </w:p>
-    <w:p>
-      <w:pPr>
-        <w:pStyle w:val="Heading2"/>
-        <w:spacing w:after="0" w:afterAutospacing="0"/>
-      </w:pPr>
-      <w:r>
-        <w:t>6. Limitations</w:t>
-      </w:r>
-    </w:p>
-    <w:p>
-      <w:pPr>
-        <w:pStyle w:val="NormalWeb"/>
-        <w:numPr>
-          <w:ilvl w:val="0"/>
-          <w:numId w:val="6"/>
-        </w:numPr>
-        <w:spacing w:after="0" w:afterAutospacing="0"/>
-      </w:pPr>
-      <w:r>
-        <w:rPr>
-          <w:rStyle w:val="Strong"/>
-        </w:rPr>
-        <w:t>Memory Persistence</w:t>
-      </w:r>
-      <w:r>
-        <w:t xml:space="preserve">: Chroma stores persist locally; scaling requires external DB (Pinecone, </w:t>
-      </w:r>
-      <w:proofErr w:type="spellStart"/>
-      <w:r>
-        <w:t>Weaviate</w:t>
-      </w:r>
-      <w:proofErr w:type="spellEnd"/>
-      <w:r>
-        <w:t>).</w:t>
-      </w:r>
-    </w:p>
-    <w:p>
-      <w:pPr>
-        <w:pStyle w:val="NormalWeb"/>
-        <w:numPr>
-          <w:ilvl w:val="0"/>
-          <w:numId w:val="6"/>
-        </w:numPr>
-        <w:spacing w:after="0" w:afterAutospacing="0"/>
-      </w:pPr>
-      <w:r>
-        <w:rPr>
-          <w:rStyle w:val="Strong"/>
-        </w:rPr>
-        <w:t>LLM Dependency</w:t>
-      </w:r>
-      <w:r>
-        <w:t xml:space="preserve">: Relies on </w:t>
-      </w:r>
-      <w:proofErr w:type="spellStart"/>
-      <w:r>
-        <w:t>Groq</w:t>
-      </w:r>
-      <w:proofErr w:type="spellEnd"/>
-      <w:r>
-        <w:t xml:space="preserve"> API; answers limited by model accuracy.</w:t>
-      </w:r>
-    </w:p>
-    <w:p>
-      <w:pPr>
-        <w:pStyle w:val="NormalWeb"/>
-        <w:numPr>
-          <w:ilvl w:val="0"/>
-          <w:numId w:val="6"/>
-        </w:numPr>
-        <w:spacing w:after="0" w:afterAutospacing="0"/>
-      </w:pPr>
-      <w:r>
-        <w:rPr>
-          <w:rStyle w:val="Strong"/>
-        </w:rPr>
-        <w:t>Guardrails</w:t>
-      </w:r>
-      <w:r>
-        <w:t>: Basic blocklist/regex; advanced moderation needed for enterprise.</w:t>
-      </w:r>
-    </w:p>
-    <w:p>
-      <w:pPr>
-        <w:pStyle w:val="NormalWeb"/>
-        <w:numPr>
-          <w:ilvl w:val="0"/>
-          <w:numId w:val="6"/>
-        </w:numPr>
-        <w:spacing w:after="0" w:afterAutospacing="0"/>
-      </w:pPr>
-      <w:r>
-        <w:rPr>
-          <w:rStyle w:val="Strong"/>
-        </w:rPr>
-        <w:t>UI Consistency</w:t>
-      </w:r>
-      <w:r>
-        <w:t>: Tailwind + MUI mix can cause styling conflicts; sticking to one framework recommended.</w:t>
-      </w:r>
-    </w:p>
-    <w:p>
-      <w:pPr>
-        <w:spacing w:after="0"/>
-      </w:pPr>
     </w:p>
     <w:sectPr>
       <w:pgSz w:w="11906" w:h="16838"/>
@@ -3211,6 +4732,304 @@
     </w:lvl>
   </w:abstractNum>
   <w:abstractNum w:abstractNumId="2" w15:restartNumberingAfterBreak="0">
+    <w:nsid w:val="10D6075C"/>
+    <w:multiLevelType w:val="multilevel"/>
+    <w:tmpl w:val="F2BA775A"/>
+    <w:lvl w:ilvl="0">
+      <w:start w:val="1"/>
+      <w:numFmt w:val="bullet"/>
+      <w:lvlText w:val=""/>
+      <w:lvlJc w:val="left"/>
+      <w:pPr>
+        <w:tabs>
+          <w:tab w:val="num" w:pos="720"/>
+        </w:tabs>
+        <w:ind w:left="720" w:hanging="360"/>
+      </w:pPr>
+      <w:rPr>
+        <w:rFonts w:ascii="Symbol" w:hAnsi="Symbol" w:hint="default"/>
+        <w:sz w:val="20"/>
+      </w:rPr>
+    </w:lvl>
+    <w:lvl w:ilvl="1" w:tentative="1">
+      <w:start w:val="1"/>
+      <w:numFmt w:val="bullet"/>
+      <w:lvlText w:val="o"/>
+      <w:lvlJc w:val="left"/>
+      <w:pPr>
+        <w:tabs>
+          <w:tab w:val="num" w:pos="1440"/>
+        </w:tabs>
+        <w:ind w:left="1440" w:hanging="360"/>
+      </w:pPr>
+      <w:rPr>
+        <w:rFonts w:ascii="Courier New" w:hAnsi="Courier New" w:hint="default"/>
+        <w:sz w:val="20"/>
+      </w:rPr>
+    </w:lvl>
+    <w:lvl w:ilvl="2" w:tentative="1">
+      <w:start w:val="1"/>
+      <w:numFmt w:val="bullet"/>
+      <w:lvlText w:val=""/>
+      <w:lvlJc w:val="left"/>
+      <w:pPr>
+        <w:tabs>
+          <w:tab w:val="num" w:pos="2160"/>
+        </w:tabs>
+        <w:ind w:left="2160" w:hanging="360"/>
+      </w:pPr>
+      <w:rPr>
+        <w:rFonts w:ascii="Wingdings" w:hAnsi="Wingdings" w:hint="default"/>
+        <w:sz w:val="20"/>
+      </w:rPr>
+    </w:lvl>
+    <w:lvl w:ilvl="3" w:tentative="1">
+      <w:start w:val="1"/>
+      <w:numFmt w:val="bullet"/>
+      <w:lvlText w:val=""/>
+      <w:lvlJc w:val="left"/>
+      <w:pPr>
+        <w:tabs>
+          <w:tab w:val="num" w:pos="2880"/>
+        </w:tabs>
+        <w:ind w:left="2880" w:hanging="360"/>
+      </w:pPr>
+      <w:rPr>
+        <w:rFonts w:ascii="Wingdings" w:hAnsi="Wingdings" w:hint="default"/>
+        <w:sz w:val="20"/>
+      </w:rPr>
+    </w:lvl>
+    <w:lvl w:ilvl="4" w:tentative="1">
+      <w:start w:val="1"/>
+      <w:numFmt w:val="bullet"/>
+      <w:lvlText w:val=""/>
+      <w:lvlJc w:val="left"/>
+      <w:pPr>
+        <w:tabs>
+          <w:tab w:val="num" w:pos="3600"/>
+        </w:tabs>
+        <w:ind w:left="3600" w:hanging="360"/>
+      </w:pPr>
+      <w:rPr>
+        <w:rFonts w:ascii="Wingdings" w:hAnsi="Wingdings" w:hint="default"/>
+        <w:sz w:val="20"/>
+      </w:rPr>
+    </w:lvl>
+    <w:lvl w:ilvl="5" w:tentative="1">
+      <w:start w:val="1"/>
+      <w:numFmt w:val="bullet"/>
+      <w:lvlText w:val=""/>
+      <w:lvlJc w:val="left"/>
+      <w:pPr>
+        <w:tabs>
+          <w:tab w:val="num" w:pos="4320"/>
+        </w:tabs>
+        <w:ind w:left="4320" w:hanging="360"/>
+      </w:pPr>
+      <w:rPr>
+        <w:rFonts w:ascii="Wingdings" w:hAnsi="Wingdings" w:hint="default"/>
+        <w:sz w:val="20"/>
+      </w:rPr>
+    </w:lvl>
+    <w:lvl w:ilvl="6" w:tentative="1">
+      <w:start w:val="1"/>
+      <w:numFmt w:val="bullet"/>
+      <w:lvlText w:val=""/>
+      <w:lvlJc w:val="left"/>
+      <w:pPr>
+        <w:tabs>
+          <w:tab w:val="num" w:pos="5040"/>
+        </w:tabs>
+        <w:ind w:left="5040" w:hanging="360"/>
+      </w:pPr>
+      <w:rPr>
+        <w:rFonts w:ascii="Wingdings" w:hAnsi="Wingdings" w:hint="default"/>
+        <w:sz w:val="20"/>
+      </w:rPr>
+    </w:lvl>
+    <w:lvl w:ilvl="7" w:tentative="1">
+      <w:start w:val="1"/>
+      <w:numFmt w:val="bullet"/>
+      <w:lvlText w:val=""/>
+      <w:lvlJc w:val="left"/>
+      <w:pPr>
+        <w:tabs>
+          <w:tab w:val="num" w:pos="5760"/>
+        </w:tabs>
+        <w:ind w:left="5760" w:hanging="360"/>
+      </w:pPr>
+      <w:rPr>
+        <w:rFonts w:ascii="Wingdings" w:hAnsi="Wingdings" w:hint="default"/>
+        <w:sz w:val="20"/>
+      </w:rPr>
+    </w:lvl>
+    <w:lvl w:ilvl="8" w:tentative="1">
+      <w:start w:val="1"/>
+      <w:numFmt w:val="bullet"/>
+      <w:lvlText w:val=""/>
+      <w:lvlJc w:val="left"/>
+      <w:pPr>
+        <w:tabs>
+          <w:tab w:val="num" w:pos="6480"/>
+        </w:tabs>
+        <w:ind w:left="6480" w:hanging="360"/>
+      </w:pPr>
+      <w:rPr>
+        <w:rFonts w:ascii="Wingdings" w:hAnsi="Wingdings" w:hint="default"/>
+        <w:sz w:val="20"/>
+      </w:rPr>
+    </w:lvl>
+  </w:abstractNum>
+  <w:abstractNum w:abstractNumId="3" w15:restartNumberingAfterBreak="0">
+    <w:nsid w:val="135E2F2E"/>
+    <w:multiLevelType w:val="multilevel"/>
+    <w:tmpl w:val="F2BA775A"/>
+    <w:lvl w:ilvl="0">
+      <w:start w:val="1"/>
+      <w:numFmt w:val="bullet"/>
+      <w:lvlText w:val=""/>
+      <w:lvlJc w:val="left"/>
+      <w:pPr>
+        <w:tabs>
+          <w:tab w:val="num" w:pos="720"/>
+        </w:tabs>
+        <w:ind w:left="720" w:hanging="360"/>
+      </w:pPr>
+      <w:rPr>
+        <w:rFonts w:ascii="Symbol" w:hAnsi="Symbol" w:hint="default"/>
+        <w:sz w:val="20"/>
+      </w:rPr>
+    </w:lvl>
+    <w:lvl w:ilvl="1">
+      <w:start w:val="1"/>
+      <w:numFmt w:val="bullet"/>
+      <w:lvlText w:val="o"/>
+      <w:lvlJc w:val="left"/>
+      <w:pPr>
+        <w:tabs>
+          <w:tab w:val="num" w:pos="1440"/>
+        </w:tabs>
+        <w:ind w:left="1440" w:hanging="360"/>
+      </w:pPr>
+      <w:rPr>
+        <w:rFonts w:ascii="Courier New" w:hAnsi="Courier New" w:hint="default"/>
+        <w:sz w:val="20"/>
+      </w:rPr>
+    </w:lvl>
+    <w:lvl w:ilvl="2" w:tentative="1">
+      <w:start w:val="1"/>
+      <w:numFmt w:val="bullet"/>
+      <w:lvlText w:val=""/>
+      <w:lvlJc w:val="left"/>
+      <w:pPr>
+        <w:tabs>
+          <w:tab w:val="num" w:pos="2160"/>
+        </w:tabs>
+        <w:ind w:left="2160" w:hanging="360"/>
+      </w:pPr>
+      <w:rPr>
+        <w:rFonts w:ascii="Wingdings" w:hAnsi="Wingdings" w:hint="default"/>
+        <w:sz w:val="20"/>
+      </w:rPr>
+    </w:lvl>
+    <w:lvl w:ilvl="3" w:tentative="1">
+      <w:start w:val="1"/>
+      <w:numFmt w:val="bullet"/>
+      <w:lvlText w:val=""/>
+      <w:lvlJc w:val="left"/>
+      <w:pPr>
+        <w:tabs>
+          <w:tab w:val="num" w:pos="2880"/>
+        </w:tabs>
+        <w:ind w:left="2880" w:hanging="360"/>
+      </w:pPr>
+      <w:rPr>
+        <w:rFonts w:ascii="Wingdings" w:hAnsi="Wingdings" w:hint="default"/>
+        <w:sz w:val="20"/>
+      </w:rPr>
+    </w:lvl>
+    <w:lvl w:ilvl="4" w:tentative="1">
+      <w:start w:val="1"/>
+      <w:numFmt w:val="bullet"/>
+      <w:lvlText w:val=""/>
+      <w:lvlJc w:val="left"/>
+      <w:pPr>
+        <w:tabs>
+          <w:tab w:val="num" w:pos="3600"/>
+        </w:tabs>
+        <w:ind w:left="3600" w:hanging="360"/>
+      </w:pPr>
+      <w:rPr>
+        <w:rFonts w:ascii="Wingdings" w:hAnsi="Wingdings" w:hint="default"/>
+        <w:sz w:val="20"/>
+      </w:rPr>
+    </w:lvl>
+    <w:lvl w:ilvl="5" w:tentative="1">
+      <w:start w:val="1"/>
+      <w:numFmt w:val="bullet"/>
+      <w:lvlText w:val=""/>
+      <w:lvlJc w:val="left"/>
+      <w:pPr>
+        <w:tabs>
+          <w:tab w:val="num" w:pos="4320"/>
+        </w:tabs>
+        <w:ind w:left="4320" w:hanging="360"/>
+      </w:pPr>
+      <w:rPr>
+        <w:rFonts w:ascii="Wingdings" w:hAnsi="Wingdings" w:hint="default"/>
+        <w:sz w:val="20"/>
+      </w:rPr>
+    </w:lvl>
+    <w:lvl w:ilvl="6" w:tentative="1">
+      <w:start w:val="1"/>
+      <w:numFmt w:val="bullet"/>
+      <w:lvlText w:val=""/>
+      <w:lvlJc w:val="left"/>
+      <w:pPr>
+        <w:tabs>
+          <w:tab w:val="num" w:pos="5040"/>
+        </w:tabs>
+        <w:ind w:left="5040" w:hanging="360"/>
+      </w:pPr>
+      <w:rPr>
+        <w:rFonts w:ascii="Wingdings" w:hAnsi="Wingdings" w:hint="default"/>
+        <w:sz w:val="20"/>
+      </w:rPr>
+    </w:lvl>
+    <w:lvl w:ilvl="7" w:tentative="1">
+      <w:start w:val="1"/>
+      <w:numFmt w:val="bullet"/>
+      <w:lvlText w:val=""/>
+      <w:lvlJc w:val="left"/>
+      <w:pPr>
+        <w:tabs>
+          <w:tab w:val="num" w:pos="5760"/>
+        </w:tabs>
+        <w:ind w:left="5760" w:hanging="360"/>
+      </w:pPr>
+      <w:rPr>
+        <w:rFonts w:ascii="Wingdings" w:hAnsi="Wingdings" w:hint="default"/>
+        <w:sz w:val="20"/>
+      </w:rPr>
+    </w:lvl>
+    <w:lvl w:ilvl="8" w:tentative="1">
+      <w:start w:val="1"/>
+      <w:numFmt w:val="bullet"/>
+      <w:lvlText w:val=""/>
+      <w:lvlJc w:val="left"/>
+      <w:pPr>
+        <w:tabs>
+          <w:tab w:val="num" w:pos="6480"/>
+        </w:tabs>
+        <w:ind w:left="6480" w:hanging="360"/>
+      </w:pPr>
+      <w:rPr>
+        <w:rFonts w:ascii="Wingdings" w:hAnsi="Wingdings" w:hint="default"/>
+        <w:sz w:val="20"/>
+      </w:rPr>
+    </w:lvl>
+  </w:abstractNum>
+  <w:abstractNum w:abstractNumId="4" w15:restartNumberingAfterBreak="0">
     <w:nsid w:val="19F170FA"/>
     <w:multiLevelType w:val="multilevel"/>
     <w:tmpl w:val="D92E4C0C"/>
@@ -3323,7 +5142,7 @@
       </w:pPr>
     </w:lvl>
   </w:abstractNum>
-  <w:abstractNum w:abstractNumId="3" w15:restartNumberingAfterBreak="0">
+  <w:abstractNum w:abstractNumId="5" w15:restartNumberingAfterBreak="0">
     <w:nsid w:val="21B258E1"/>
     <w:multiLevelType w:val="multilevel"/>
     <w:tmpl w:val="FB50CA9A"/>
@@ -3472,7 +5291,305 @@
       </w:rPr>
     </w:lvl>
   </w:abstractNum>
-  <w:abstractNum w:abstractNumId="4" w15:restartNumberingAfterBreak="0">
+  <w:abstractNum w:abstractNumId="6" w15:restartNumberingAfterBreak="0">
+    <w:nsid w:val="225B3C3C"/>
+    <w:multiLevelType w:val="multilevel"/>
+    <w:tmpl w:val="F2BA775A"/>
+    <w:lvl w:ilvl="0">
+      <w:start w:val="1"/>
+      <w:numFmt w:val="bullet"/>
+      <w:lvlText w:val=""/>
+      <w:lvlJc w:val="left"/>
+      <w:pPr>
+        <w:tabs>
+          <w:tab w:val="num" w:pos="720"/>
+        </w:tabs>
+        <w:ind w:left="720" w:hanging="360"/>
+      </w:pPr>
+      <w:rPr>
+        <w:rFonts w:ascii="Symbol" w:hAnsi="Symbol" w:hint="default"/>
+        <w:sz w:val="20"/>
+      </w:rPr>
+    </w:lvl>
+    <w:lvl w:ilvl="1">
+      <w:start w:val="1"/>
+      <w:numFmt w:val="bullet"/>
+      <w:lvlText w:val="o"/>
+      <w:lvlJc w:val="left"/>
+      <w:pPr>
+        <w:tabs>
+          <w:tab w:val="num" w:pos="1440"/>
+        </w:tabs>
+        <w:ind w:left="1440" w:hanging="360"/>
+      </w:pPr>
+      <w:rPr>
+        <w:rFonts w:ascii="Courier New" w:hAnsi="Courier New" w:hint="default"/>
+        <w:sz w:val="20"/>
+      </w:rPr>
+    </w:lvl>
+    <w:lvl w:ilvl="2" w:tentative="1">
+      <w:start w:val="1"/>
+      <w:numFmt w:val="bullet"/>
+      <w:lvlText w:val=""/>
+      <w:lvlJc w:val="left"/>
+      <w:pPr>
+        <w:tabs>
+          <w:tab w:val="num" w:pos="2160"/>
+        </w:tabs>
+        <w:ind w:left="2160" w:hanging="360"/>
+      </w:pPr>
+      <w:rPr>
+        <w:rFonts w:ascii="Wingdings" w:hAnsi="Wingdings" w:hint="default"/>
+        <w:sz w:val="20"/>
+      </w:rPr>
+    </w:lvl>
+    <w:lvl w:ilvl="3" w:tentative="1">
+      <w:start w:val="1"/>
+      <w:numFmt w:val="bullet"/>
+      <w:lvlText w:val=""/>
+      <w:lvlJc w:val="left"/>
+      <w:pPr>
+        <w:tabs>
+          <w:tab w:val="num" w:pos="2880"/>
+        </w:tabs>
+        <w:ind w:left="2880" w:hanging="360"/>
+      </w:pPr>
+      <w:rPr>
+        <w:rFonts w:ascii="Wingdings" w:hAnsi="Wingdings" w:hint="default"/>
+        <w:sz w:val="20"/>
+      </w:rPr>
+    </w:lvl>
+    <w:lvl w:ilvl="4" w:tentative="1">
+      <w:start w:val="1"/>
+      <w:numFmt w:val="bullet"/>
+      <w:lvlText w:val=""/>
+      <w:lvlJc w:val="left"/>
+      <w:pPr>
+        <w:tabs>
+          <w:tab w:val="num" w:pos="3600"/>
+        </w:tabs>
+        <w:ind w:left="3600" w:hanging="360"/>
+      </w:pPr>
+      <w:rPr>
+        <w:rFonts w:ascii="Wingdings" w:hAnsi="Wingdings" w:hint="default"/>
+        <w:sz w:val="20"/>
+      </w:rPr>
+    </w:lvl>
+    <w:lvl w:ilvl="5" w:tentative="1">
+      <w:start w:val="1"/>
+      <w:numFmt w:val="bullet"/>
+      <w:lvlText w:val=""/>
+      <w:lvlJc w:val="left"/>
+      <w:pPr>
+        <w:tabs>
+          <w:tab w:val="num" w:pos="4320"/>
+        </w:tabs>
+        <w:ind w:left="4320" w:hanging="360"/>
+      </w:pPr>
+      <w:rPr>
+        <w:rFonts w:ascii="Wingdings" w:hAnsi="Wingdings" w:hint="default"/>
+        <w:sz w:val="20"/>
+      </w:rPr>
+    </w:lvl>
+    <w:lvl w:ilvl="6" w:tentative="1">
+      <w:start w:val="1"/>
+      <w:numFmt w:val="bullet"/>
+      <w:lvlText w:val=""/>
+      <w:lvlJc w:val="left"/>
+      <w:pPr>
+        <w:tabs>
+          <w:tab w:val="num" w:pos="5040"/>
+        </w:tabs>
+        <w:ind w:left="5040" w:hanging="360"/>
+      </w:pPr>
+      <w:rPr>
+        <w:rFonts w:ascii="Wingdings" w:hAnsi="Wingdings" w:hint="default"/>
+        <w:sz w:val="20"/>
+      </w:rPr>
+    </w:lvl>
+    <w:lvl w:ilvl="7" w:tentative="1">
+      <w:start w:val="1"/>
+      <w:numFmt w:val="bullet"/>
+      <w:lvlText w:val=""/>
+      <w:lvlJc w:val="left"/>
+      <w:pPr>
+        <w:tabs>
+          <w:tab w:val="num" w:pos="5760"/>
+        </w:tabs>
+        <w:ind w:left="5760" w:hanging="360"/>
+      </w:pPr>
+      <w:rPr>
+        <w:rFonts w:ascii="Wingdings" w:hAnsi="Wingdings" w:hint="default"/>
+        <w:sz w:val="20"/>
+      </w:rPr>
+    </w:lvl>
+    <w:lvl w:ilvl="8" w:tentative="1">
+      <w:start w:val="1"/>
+      <w:numFmt w:val="bullet"/>
+      <w:lvlText w:val=""/>
+      <w:lvlJc w:val="left"/>
+      <w:pPr>
+        <w:tabs>
+          <w:tab w:val="num" w:pos="6480"/>
+        </w:tabs>
+        <w:ind w:left="6480" w:hanging="360"/>
+      </w:pPr>
+      <w:rPr>
+        <w:rFonts w:ascii="Wingdings" w:hAnsi="Wingdings" w:hint="default"/>
+        <w:sz w:val="20"/>
+      </w:rPr>
+    </w:lvl>
+  </w:abstractNum>
+  <w:abstractNum w:abstractNumId="7" w15:restartNumberingAfterBreak="0">
+    <w:nsid w:val="3DC45621"/>
+    <w:multiLevelType w:val="multilevel"/>
+    <w:tmpl w:val="F2BA775A"/>
+    <w:lvl w:ilvl="0">
+      <w:start w:val="1"/>
+      <w:numFmt w:val="bullet"/>
+      <w:lvlText w:val=""/>
+      <w:lvlJc w:val="left"/>
+      <w:pPr>
+        <w:tabs>
+          <w:tab w:val="num" w:pos="720"/>
+        </w:tabs>
+        <w:ind w:left="720" w:hanging="360"/>
+      </w:pPr>
+      <w:rPr>
+        <w:rFonts w:ascii="Symbol" w:hAnsi="Symbol" w:hint="default"/>
+        <w:sz w:val="20"/>
+      </w:rPr>
+    </w:lvl>
+    <w:lvl w:ilvl="1" w:tentative="1">
+      <w:start w:val="1"/>
+      <w:numFmt w:val="bullet"/>
+      <w:lvlText w:val="o"/>
+      <w:lvlJc w:val="left"/>
+      <w:pPr>
+        <w:tabs>
+          <w:tab w:val="num" w:pos="1440"/>
+        </w:tabs>
+        <w:ind w:left="1440" w:hanging="360"/>
+      </w:pPr>
+      <w:rPr>
+        <w:rFonts w:ascii="Courier New" w:hAnsi="Courier New" w:hint="default"/>
+        <w:sz w:val="20"/>
+      </w:rPr>
+    </w:lvl>
+    <w:lvl w:ilvl="2" w:tentative="1">
+      <w:start w:val="1"/>
+      <w:numFmt w:val="bullet"/>
+      <w:lvlText w:val=""/>
+      <w:lvlJc w:val="left"/>
+      <w:pPr>
+        <w:tabs>
+          <w:tab w:val="num" w:pos="2160"/>
+        </w:tabs>
+        <w:ind w:left="2160" w:hanging="360"/>
+      </w:pPr>
+      <w:rPr>
+        <w:rFonts w:ascii="Wingdings" w:hAnsi="Wingdings" w:hint="default"/>
+        <w:sz w:val="20"/>
+      </w:rPr>
+    </w:lvl>
+    <w:lvl w:ilvl="3" w:tentative="1">
+      <w:start w:val="1"/>
+      <w:numFmt w:val="bullet"/>
+      <w:lvlText w:val=""/>
+      <w:lvlJc w:val="left"/>
+      <w:pPr>
+        <w:tabs>
+          <w:tab w:val="num" w:pos="2880"/>
+        </w:tabs>
+        <w:ind w:left="2880" w:hanging="360"/>
+      </w:pPr>
+      <w:rPr>
+        <w:rFonts w:ascii="Wingdings" w:hAnsi="Wingdings" w:hint="default"/>
+        <w:sz w:val="20"/>
+      </w:rPr>
+    </w:lvl>
+    <w:lvl w:ilvl="4" w:tentative="1">
+      <w:start w:val="1"/>
+      <w:numFmt w:val="bullet"/>
+      <w:lvlText w:val=""/>
+      <w:lvlJc w:val="left"/>
+      <w:pPr>
+        <w:tabs>
+          <w:tab w:val="num" w:pos="3600"/>
+        </w:tabs>
+        <w:ind w:left="3600" w:hanging="360"/>
+      </w:pPr>
+      <w:rPr>
+        <w:rFonts w:ascii="Wingdings" w:hAnsi="Wingdings" w:hint="default"/>
+        <w:sz w:val="20"/>
+      </w:rPr>
+    </w:lvl>
+    <w:lvl w:ilvl="5" w:tentative="1">
+      <w:start w:val="1"/>
+      <w:numFmt w:val="bullet"/>
+      <w:lvlText w:val=""/>
+      <w:lvlJc w:val="left"/>
+      <w:pPr>
+        <w:tabs>
+          <w:tab w:val="num" w:pos="4320"/>
+        </w:tabs>
+        <w:ind w:left="4320" w:hanging="360"/>
+      </w:pPr>
+      <w:rPr>
+        <w:rFonts w:ascii="Wingdings" w:hAnsi="Wingdings" w:hint="default"/>
+        <w:sz w:val="20"/>
+      </w:rPr>
+    </w:lvl>
+    <w:lvl w:ilvl="6" w:tentative="1">
+      <w:start w:val="1"/>
+      <w:numFmt w:val="bullet"/>
+      <w:lvlText w:val=""/>
+      <w:lvlJc w:val="left"/>
+      <w:pPr>
+        <w:tabs>
+          <w:tab w:val="num" w:pos="5040"/>
+        </w:tabs>
+        <w:ind w:left="5040" w:hanging="360"/>
+      </w:pPr>
+      <w:rPr>
+        <w:rFonts w:ascii="Wingdings" w:hAnsi="Wingdings" w:hint="default"/>
+        <w:sz w:val="20"/>
+      </w:rPr>
+    </w:lvl>
+    <w:lvl w:ilvl="7" w:tentative="1">
+      <w:start w:val="1"/>
+      <w:numFmt w:val="bullet"/>
+      <w:lvlText w:val=""/>
+      <w:lvlJc w:val="left"/>
+      <w:pPr>
+        <w:tabs>
+          <w:tab w:val="num" w:pos="5760"/>
+        </w:tabs>
+        <w:ind w:left="5760" w:hanging="360"/>
+      </w:pPr>
+      <w:rPr>
+        <w:rFonts w:ascii="Wingdings" w:hAnsi="Wingdings" w:hint="default"/>
+        <w:sz w:val="20"/>
+      </w:rPr>
+    </w:lvl>
+    <w:lvl w:ilvl="8" w:tentative="1">
+      <w:start w:val="1"/>
+      <w:numFmt w:val="bullet"/>
+      <w:lvlText w:val=""/>
+      <w:lvlJc w:val="left"/>
+      <w:pPr>
+        <w:tabs>
+          <w:tab w:val="num" w:pos="6480"/>
+        </w:tabs>
+        <w:ind w:left="6480" w:hanging="360"/>
+      </w:pPr>
+      <w:rPr>
+        <w:rFonts w:ascii="Wingdings" w:hAnsi="Wingdings" w:hint="default"/>
+        <w:sz w:val="20"/>
+      </w:rPr>
+    </w:lvl>
+  </w:abstractNum>
+  <w:abstractNum w:abstractNumId="8" w15:restartNumberingAfterBreak="0">
     <w:nsid w:val="4E2B02F6"/>
     <w:multiLevelType w:val="multilevel"/>
     <w:tmpl w:val="7CE852A4"/>
@@ -3593,10 +5710,457 @@
       </w:pPr>
     </w:lvl>
   </w:abstractNum>
-  <w:abstractNum w:abstractNumId="5" w15:restartNumberingAfterBreak="0">
+  <w:abstractNum w:abstractNumId="9" w15:restartNumberingAfterBreak="0">
     <w:nsid w:val="5ADF5465"/>
     <w:multiLevelType w:val="multilevel"/>
     <w:tmpl w:val="D990E506"/>
+    <w:lvl w:ilvl="0">
+      <w:start w:val="1"/>
+      <w:numFmt w:val="bullet"/>
+      <w:lvlText w:val=""/>
+      <w:lvlJc w:val="left"/>
+      <w:pPr>
+        <w:tabs>
+          <w:tab w:val="num" w:pos="720"/>
+        </w:tabs>
+        <w:ind w:left="720" w:hanging="360"/>
+      </w:pPr>
+      <w:rPr>
+        <w:rFonts w:ascii="Symbol" w:hAnsi="Symbol" w:hint="default"/>
+        <w:sz w:val="20"/>
+      </w:rPr>
+    </w:lvl>
+    <w:lvl w:ilvl="1" w:tentative="1">
+      <w:start w:val="1"/>
+      <w:numFmt w:val="bullet"/>
+      <w:lvlText w:val="o"/>
+      <w:lvlJc w:val="left"/>
+      <w:pPr>
+        <w:tabs>
+          <w:tab w:val="num" w:pos="1440"/>
+        </w:tabs>
+        <w:ind w:left="1440" w:hanging="360"/>
+      </w:pPr>
+      <w:rPr>
+        <w:rFonts w:ascii="Courier New" w:hAnsi="Courier New" w:hint="default"/>
+        <w:sz w:val="20"/>
+      </w:rPr>
+    </w:lvl>
+    <w:lvl w:ilvl="2" w:tentative="1">
+      <w:start w:val="1"/>
+      <w:numFmt w:val="bullet"/>
+      <w:lvlText w:val=""/>
+      <w:lvlJc w:val="left"/>
+      <w:pPr>
+        <w:tabs>
+          <w:tab w:val="num" w:pos="2160"/>
+        </w:tabs>
+        <w:ind w:left="2160" w:hanging="360"/>
+      </w:pPr>
+      <w:rPr>
+        <w:rFonts w:ascii="Wingdings" w:hAnsi="Wingdings" w:hint="default"/>
+        <w:sz w:val="20"/>
+      </w:rPr>
+    </w:lvl>
+    <w:lvl w:ilvl="3" w:tentative="1">
+      <w:start w:val="1"/>
+      <w:numFmt w:val="bullet"/>
+      <w:lvlText w:val=""/>
+      <w:lvlJc w:val="left"/>
+      <w:pPr>
+        <w:tabs>
+          <w:tab w:val="num" w:pos="2880"/>
+        </w:tabs>
+        <w:ind w:left="2880" w:hanging="360"/>
+      </w:pPr>
+      <w:rPr>
+        <w:rFonts w:ascii="Wingdings" w:hAnsi="Wingdings" w:hint="default"/>
+        <w:sz w:val="20"/>
+      </w:rPr>
+    </w:lvl>
+    <w:lvl w:ilvl="4" w:tentative="1">
+      <w:start w:val="1"/>
+      <w:numFmt w:val="bullet"/>
+      <w:lvlText w:val=""/>
+      <w:lvlJc w:val="left"/>
+      <w:pPr>
+        <w:tabs>
+          <w:tab w:val="num" w:pos="3600"/>
+        </w:tabs>
+        <w:ind w:left="3600" w:hanging="360"/>
+      </w:pPr>
+      <w:rPr>
+        <w:rFonts w:ascii="Wingdings" w:hAnsi="Wingdings" w:hint="default"/>
+        <w:sz w:val="20"/>
+      </w:rPr>
+    </w:lvl>
+    <w:lvl w:ilvl="5" w:tentative="1">
+      <w:start w:val="1"/>
+      <w:numFmt w:val="bullet"/>
+      <w:lvlText w:val=""/>
+      <w:lvlJc w:val="left"/>
+      <w:pPr>
+        <w:tabs>
+          <w:tab w:val="num" w:pos="4320"/>
+        </w:tabs>
+        <w:ind w:left="4320" w:hanging="360"/>
+      </w:pPr>
+      <w:rPr>
+        <w:rFonts w:ascii="Wingdings" w:hAnsi="Wingdings" w:hint="default"/>
+        <w:sz w:val="20"/>
+      </w:rPr>
+    </w:lvl>
+    <w:lvl w:ilvl="6" w:tentative="1">
+      <w:start w:val="1"/>
+      <w:numFmt w:val="bullet"/>
+      <w:lvlText w:val=""/>
+      <w:lvlJc w:val="left"/>
+      <w:pPr>
+        <w:tabs>
+          <w:tab w:val="num" w:pos="5040"/>
+        </w:tabs>
+        <w:ind w:left="5040" w:hanging="360"/>
+      </w:pPr>
+      <w:rPr>
+        <w:rFonts w:ascii="Wingdings" w:hAnsi="Wingdings" w:hint="default"/>
+        <w:sz w:val="20"/>
+      </w:rPr>
+    </w:lvl>
+    <w:lvl w:ilvl="7" w:tentative="1">
+      <w:start w:val="1"/>
+      <w:numFmt w:val="bullet"/>
+      <w:lvlText w:val=""/>
+      <w:lvlJc w:val="left"/>
+      <w:pPr>
+        <w:tabs>
+          <w:tab w:val="num" w:pos="5760"/>
+        </w:tabs>
+        <w:ind w:left="5760" w:hanging="360"/>
+      </w:pPr>
+      <w:rPr>
+        <w:rFonts w:ascii="Wingdings" w:hAnsi="Wingdings" w:hint="default"/>
+        <w:sz w:val="20"/>
+      </w:rPr>
+    </w:lvl>
+    <w:lvl w:ilvl="8" w:tentative="1">
+      <w:start w:val="1"/>
+      <w:numFmt w:val="bullet"/>
+      <w:lvlText w:val=""/>
+      <w:lvlJc w:val="left"/>
+      <w:pPr>
+        <w:tabs>
+          <w:tab w:val="num" w:pos="6480"/>
+        </w:tabs>
+        <w:ind w:left="6480" w:hanging="360"/>
+      </w:pPr>
+      <w:rPr>
+        <w:rFonts w:ascii="Wingdings" w:hAnsi="Wingdings" w:hint="default"/>
+        <w:sz w:val="20"/>
+      </w:rPr>
+    </w:lvl>
+  </w:abstractNum>
+  <w:abstractNum w:abstractNumId="10" w15:restartNumberingAfterBreak="0">
+    <w:nsid w:val="602E16BA"/>
+    <w:multiLevelType w:val="multilevel"/>
+    <w:tmpl w:val="F2BA775A"/>
+    <w:lvl w:ilvl="0">
+      <w:start w:val="1"/>
+      <w:numFmt w:val="bullet"/>
+      <w:lvlText w:val=""/>
+      <w:lvlJc w:val="left"/>
+      <w:pPr>
+        <w:tabs>
+          <w:tab w:val="num" w:pos="720"/>
+        </w:tabs>
+        <w:ind w:left="720" w:hanging="360"/>
+      </w:pPr>
+      <w:rPr>
+        <w:rFonts w:ascii="Symbol" w:hAnsi="Symbol" w:hint="default"/>
+        <w:sz w:val="20"/>
+      </w:rPr>
+    </w:lvl>
+    <w:lvl w:ilvl="1" w:tentative="1">
+      <w:start w:val="1"/>
+      <w:numFmt w:val="bullet"/>
+      <w:lvlText w:val="o"/>
+      <w:lvlJc w:val="left"/>
+      <w:pPr>
+        <w:tabs>
+          <w:tab w:val="num" w:pos="1440"/>
+        </w:tabs>
+        <w:ind w:left="1440" w:hanging="360"/>
+      </w:pPr>
+      <w:rPr>
+        <w:rFonts w:ascii="Courier New" w:hAnsi="Courier New" w:hint="default"/>
+        <w:sz w:val="20"/>
+      </w:rPr>
+    </w:lvl>
+    <w:lvl w:ilvl="2" w:tentative="1">
+      <w:start w:val="1"/>
+      <w:numFmt w:val="bullet"/>
+      <w:lvlText w:val=""/>
+      <w:lvlJc w:val="left"/>
+      <w:pPr>
+        <w:tabs>
+          <w:tab w:val="num" w:pos="2160"/>
+        </w:tabs>
+        <w:ind w:left="2160" w:hanging="360"/>
+      </w:pPr>
+      <w:rPr>
+        <w:rFonts w:ascii="Wingdings" w:hAnsi="Wingdings" w:hint="default"/>
+        <w:sz w:val="20"/>
+      </w:rPr>
+    </w:lvl>
+    <w:lvl w:ilvl="3" w:tentative="1">
+      <w:start w:val="1"/>
+      <w:numFmt w:val="bullet"/>
+      <w:lvlText w:val=""/>
+      <w:lvlJc w:val="left"/>
+      <w:pPr>
+        <w:tabs>
+          <w:tab w:val="num" w:pos="2880"/>
+        </w:tabs>
+        <w:ind w:left="2880" w:hanging="360"/>
+      </w:pPr>
+      <w:rPr>
+        <w:rFonts w:ascii="Wingdings" w:hAnsi="Wingdings" w:hint="default"/>
+        <w:sz w:val="20"/>
+      </w:rPr>
+    </w:lvl>
+    <w:lvl w:ilvl="4" w:tentative="1">
+      <w:start w:val="1"/>
+      <w:numFmt w:val="bullet"/>
+      <w:lvlText w:val=""/>
+      <w:lvlJc w:val="left"/>
+      <w:pPr>
+        <w:tabs>
+          <w:tab w:val="num" w:pos="3600"/>
+        </w:tabs>
+        <w:ind w:left="3600" w:hanging="360"/>
+      </w:pPr>
+      <w:rPr>
+        <w:rFonts w:ascii="Wingdings" w:hAnsi="Wingdings" w:hint="default"/>
+        <w:sz w:val="20"/>
+      </w:rPr>
+    </w:lvl>
+    <w:lvl w:ilvl="5" w:tentative="1">
+      <w:start w:val="1"/>
+      <w:numFmt w:val="bullet"/>
+      <w:lvlText w:val=""/>
+      <w:lvlJc w:val="left"/>
+      <w:pPr>
+        <w:tabs>
+          <w:tab w:val="num" w:pos="4320"/>
+        </w:tabs>
+        <w:ind w:left="4320" w:hanging="360"/>
+      </w:pPr>
+      <w:rPr>
+        <w:rFonts w:ascii="Wingdings" w:hAnsi="Wingdings" w:hint="default"/>
+        <w:sz w:val="20"/>
+      </w:rPr>
+    </w:lvl>
+    <w:lvl w:ilvl="6" w:tentative="1">
+      <w:start w:val="1"/>
+      <w:numFmt w:val="bullet"/>
+      <w:lvlText w:val=""/>
+      <w:lvlJc w:val="left"/>
+      <w:pPr>
+        <w:tabs>
+          <w:tab w:val="num" w:pos="5040"/>
+        </w:tabs>
+        <w:ind w:left="5040" w:hanging="360"/>
+      </w:pPr>
+      <w:rPr>
+        <w:rFonts w:ascii="Wingdings" w:hAnsi="Wingdings" w:hint="default"/>
+        <w:sz w:val="20"/>
+      </w:rPr>
+    </w:lvl>
+    <w:lvl w:ilvl="7" w:tentative="1">
+      <w:start w:val="1"/>
+      <w:numFmt w:val="bullet"/>
+      <w:lvlText w:val=""/>
+      <w:lvlJc w:val="left"/>
+      <w:pPr>
+        <w:tabs>
+          <w:tab w:val="num" w:pos="5760"/>
+        </w:tabs>
+        <w:ind w:left="5760" w:hanging="360"/>
+      </w:pPr>
+      <w:rPr>
+        <w:rFonts w:ascii="Wingdings" w:hAnsi="Wingdings" w:hint="default"/>
+        <w:sz w:val="20"/>
+      </w:rPr>
+    </w:lvl>
+    <w:lvl w:ilvl="8" w:tentative="1">
+      <w:start w:val="1"/>
+      <w:numFmt w:val="bullet"/>
+      <w:lvlText w:val=""/>
+      <w:lvlJc w:val="left"/>
+      <w:pPr>
+        <w:tabs>
+          <w:tab w:val="num" w:pos="6480"/>
+        </w:tabs>
+        <w:ind w:left="6480" w:hanging="360"/>
+      </w:pPr>
+      <w:rPr>
+        <w:rFonts w:ascii="Wingdings" w:hAnsi="Wingdings" w:hint="default"/>
+        <w:sz w:val="20"/>
+      </w:rPr>
+    </w:lvl>
+  </w:abstractNum>
+  <w:abstractNum w:abstractNumId="11" w15:restartNumberingAfterBreak="0">
+    <w:nsid w:val="78FD58B3"/>
+    <w:multiLevelType w:val="multilevel"/>
+    <w:tmpl w:val="F2BA775A"/>
+    <w:lvl w:ilvl="0">
+      <w:start w:val="1"/>
+      <w:numFmt w:val="bullet"/>
+      <w:lvlText w:val=""/>
+      <w:lvlJc w:val="left"/>
+      <w:pPr>
+        <w:tabs>
+          <w:tab w:val="num" w:pos="720"/>
+        </w:tabs>
+        <w:ind w:left="720" w:hanging="360"/>
+      </w:pPr>
+      <w:rPr>
+        <w:rFonts w:ascii="Symbol" w:hAnsi="Symbol" w:hint="default"/>
+        <w:sz w:val="20"/>
+      </w:rPr>
+    </w:lvl>
+    <w:lvl w:ilvl="1">
+      <w:start w:val="1"/>
+      <w:numFmt w:val="bullet"/>
+      <w:lvlText w:val="o"/>
+      <w:lvlJc w:val="left"/>
+      <w:pPr>
+        <w:tabs>
+          <w:tab w:val="num" w:pos="1440"/>
+        </w:tabs>
+        <w:ind w:left="1440" w:hanging="360"/>
+      </w:pPr>
+      <w:rPr>
+        <w:rFonts w:ascii="Courier New" w:hAnsi="Courier New" w:hint="default"/>
+        <w:sz w:val="20"/>
+      </w:rPr>
+    </w:lvl>
+    <w:lvl w:ilvl="2" w:tentative="1">
+      <w:start w:val="1"/>
+      <w:numFmt w:val="bullet"/>
+      <w:lvlText w:val=""/>
+      <w:lvlJc w:val="left"/>
+      <w:pPr>
+        <w:tabs>
+          <w:tab w:val="num" w:pos="2160"/>
+        </w:tabs>
+        <w:ind w:left="2160" w:hanging="360"/>
+      </w:pPr>
+      <w:rPr>
+        <w:rFonts w:ascii="Wingdings" w:hAnsi="Wingdings" w:hint="default"/>
+        <w:sz w:val="20"/>
+      </w:rPr>
+    </w:lvl>
+    <w:lvl w:ilvl="3" w:tentative="1">
+      <w:start w:val="1"/>
+      <w:numFmt w:val="bullet"/>
+      <w:lvlText w:val=""/>
+      <w:lvlJc w:val="left"/>
+      <w:pPr>
+        <w:tabs>
+          <w:tab w:val="num" w:pos="2880"/>
+        </w:tabs>
+        <w:ind w:left="2880" w:hanging="360"/>
+      </w:pPr>
+      <w:rPr>
+        <w:rFonts w:ascii="Wingdings" w:hAnsi="Wingdings" w:hint="default"/>
+        <w:sz w:val="20"/>
+      </w:rPr>
+    </w:lvl>
+    <w:lvl w:ilvl="4" w:tentative="1">
+      <w:start w:val="1"/>
+      <w:numFmt w:val="bullet"/>
+      <w:lvlText w:val=""/>
+      <w:lvlJc w:val="left"/>
+      <w:pPr>
+        <w:tabs>
+          <w:tab w:val="num" w:pos="3600"/>
+        </w:tabs>
+        <w:ind w:left="3600" w:hanging="360"/>
+      </w:pPr>
+      <w:rPr>
+        <w:rFonts w:ascii="Wingdings" w:hAnsi="Wingdings" w:hint="default"/>
+        <w:sz w:val="20"/>
+      </w:rPr>
+    </w:lvl>
+    <w:lvl w:ilvl="5" w:tentative="1">
+      <w:start w:val="1"/>
+      <w:numFmt w:val="bullet"/>
+      <w:lvlText w:val=""/>
+      <w:lvlJc w:val="left"/>
+      <w:pPr>
+        <w:tabs>
+          <w:tab w:val="num" w:pos="4320"/>
+        </w:tabs>
+        <w:ind w:left="4320" w:hanging="360"/>
+      </w:pPr>
+      <w:rPr>
+        <w:rFonts w:ascii="Wingdings" w:hAnsi="Wingdings" w:hint="default"/>
+        <w:sz w:val="20"/>
+      </w:rPr>
+    </w:lvl>
+    <w:lvl w:ilvl="6" w:tentative="1">
+      <w:start w:val="1"/>
+      <w:numFmt w:val="bullet"/>
+      <w:lvlText w:val=""/>
+      <w:lvlJc w:val="left"/>
+      <w:pPr>
+        <w:tabs>
+          <w:tab w:val="num" w:pos="5040"/>
+        </w:tabs>
+        <w:ind w:left="5040" w:hanging="360"/>
+      </w:pPr>
+      <w:rPr>
+        <w:rFonts w:ascii="Wingdings" w:hAnsi="Wingdings" w:hint="default"/>
+        <w:sz w:val="20"/>
+      </w:rPr>
+    </w:lvl>
+    <w:lvl w:ilvl="7" w:tentative="1">
+      <w:start w:val="1"/>
+      <w:numFmt w:val="bullet"/>
+      <w:lvlText w:val=""/>
+      <w:lvlJc w:val="left"/>
+      <w:pPr>
+        <w:tabs>
+          <w:tab w:val="num" w:pos="5760"/>
+        </w:tabs>
+        <w:ind w:left="5760" w:hanging="360"/>
+      </w:pPr>
+      <w:rPr>
+        <w:rFonts w:ascii="Wingdings" w:hAnsi="Wingdings" w:hint="default"/>
+        <w:sz w:val="20"/>
+      </w:rPr>
+    </w:lvl>
+    <w:lvl w:ilvl="8" w:tentative="1">
+      <w:start w:val="1"/>
+      <w:numFmt w:val="bullet"/>
+      <w:lvlText w:val=""/>
+      <w:lvlJc w:val="left"/>
+      <w:pPr>
+        <w:tabs>
+          <w:tab w:val="num" w:pos="6480"/>
+        </w:tabs>
+        <w:ind w:left="6480" w:hanging="360"/>
+      </w:pPr>
+      <w:rPr>
+        <w:rFonts w:ascii="Wingdings" w:hAnsi="Wingdings" w:hint="default"/>
+        <w:sz w:val="20"/>
+      </w:rPr>
+    </w:lvl>
+  </w:abstractNum>
+  <w:abstractNum w:abstractNumId="12" w15:restartNumberingAfterBreak="0">
+    <w:nsid w:val="7F2C12FE"/>
+    <w:multiLevelType w:val="multilevel"/>
+    <w:tmpl w:val="F2BA775A"/>
     <w:lvl w:ilvl="0">
       <w:start w:val="1"/>
       <w:numFmt w:val="bullet"/>
@@ -3746,19 +6310,40 @@
     <w:abstractNumId w:val="1"/>
   </w:num>
   <w:num w:numId="2">
-    <w:abstractNumId w:val="2"/>
+    <w:abstractNumId w:val="4"/>
   </w:num>
   <w:num w:numId="3">
-    <w:abstractNumId w:val="5"/>
+    <w:abstractNumId w:val="9"/>
   </w:num>
   <w:num w:numId="4">
-    <w:abstractNumId w:val="4"/>
+    <w:abstractNumId w:val="8"/>
   </w:num>
   <w:num w:numId="5">
-    <w:abstractNumId w:val="3"/>
+    <w:abstractNumId w:val="5"/>
   </w:num>
   <w:num w:numId="6">
     <w:abstractNumId w:val="0"/>
+  </w:num>
+  <w:num w:numId="7">
+    <w:abstractNumId w:val="6"/>
+  </w:num>
+  <w:num w:numId="8">
+    <w:abstractNumId w:val="10"/>
+  </w:num>
+  <w:num w:numId="9">
+    <w:abstractNumId w:val="3"/>
+  </w:num>
+  <w:num w:numId="10">
+    <w:abstractNumId w:val="2"/>
+  </w:num>
+  <w:num w:numId="11">
+    <w:abstractNumId w:val="12"/>
+  </w:num>
+  <w:num w:numId="12">
+    <w:abstractNumId w:val="7"/>
+  </w:num>
+  <w:num w:numId="13">
+    <w:abstractNumId w:val="11"/>
   </w:num>
 </w:numbering>
 </file>
@@ -4162,6 +6747,27 @@
     <w:name w:val="Normal"/>
     <w:qFormat/>
   </w:style>
+  <w:style w:type="paragraph" w:styleId="Heading1">
+    <w:name w:val="heading 1"/>
+    <w:basedOn w:val="Normal"/>
+    <w:next w:val="Normal"/>
+    <w:link w:val="Heading1Char"/>
+    <w:uiPriority w:val="9"/>
+    <w:qFormat/>
+    <w:rsid w:val="00F74B09"/>
+    <w:pPr>
+      <w:keepNext/>
+      <w:keepLines/>
+      <w:spacing w:before="240" w:after="0"/>
+      <w:outlineLvl w:val="0"/>
+    </w:pPr>
+    <w:rPr>
+      <w:rFonts w:asciiTheme="majorHAnsi" w:eastAsiaTheme="majorEastAsia" w:hAnsiTheme="majorHAnsi" w:cstheme="majorBidi"/>
+      <w:color w:val="2F5496" w:themeColor="accent1" w:themeShade="BF"/>
+      <w:sz w:val="32"/>
+      <w:szCs w:val="32"/>
+    </w:rPr>
+  </w:style>
   <w:style w:type="paragraph" w:styleId="Heading2">
     <w:name w:val="heading 2"/>
     <w:basedOn w:val="Normal"/>
@@ -4263,7 +6869,6 @@
     <w:name w:val="Normal (Web)"/>
     <w:basedOn w:val="Normal"/>
     <w:uiPriority w:val="99"/>
-    <w:semiHidden/>
     <w:unhideWhenUsed/>
     <w:rsid w:val="00901F5D"/>
     <w:pPr>
@@ -4359,6 +6964,19 @@
     <w:rPr>
       <w:i/>
       <w:iCs/>
+    </w:rPr>
+  </w:style>
+  <w:style w:type="character" w:customStyle="1" w:styleId="Heading1Char">
+    <w:name w:val="Heading 1 Char"/>
+    <w:basedOn w:val="DefaultParagraphFont"/>
+    <w:link w:val="Heading1"/>
+    <w:uiPriority w:val="9"/>
+    <w:rsid w:val="00F74B09"/>
+    <w:rPr>
+      <w:rFonts w:asciiTheme="majorHAnsi" w:eastAsiaTheme="majorEastAsia" w:hAnsiTheme="majorHAnsi" w:cstheme="majorBidi"/>
+      <w:color w:val="2F5496" w:themeColor="accent1" w:themeShade="BF"/>
+      <w:sz w:val="32"/>
+      <w:szCs w:val="32"/>
     </w:rPr>
   </w:style>
 </w:styles>
